--- a/Реферат свойство CSS.docx
+++ b/Реферат свойство CSS.docx
@@ -4,7 +4,69 @@
   <w:body>
     <w:p>
       <w:pPr>
-        <w:ind w:left="709"/>
+        <w:pStyle w:val="1"/>
+        <w:shd w:val="clear" w:color="auto" w:fill="FFFFFF"/>
+        <w:spacing w:before="0" w:line="311" w:lineRule="atLeast"/>
+        <w:ind w:firstLine="709"/>
+        <w:jc w:val="center"/>
+        <w:rPr>
+          <w:rFonts w:ascii="Times New Roman" w:hAnsi="Times New Roman" w:cs="Times New Roman"/>
+          <w:bCs/>
+          <w:color w:val="000000"/>
+        </w:rPr>
+      </w:pPr>
+      <w:r>
+        <w:rPr>
+          <w:rFonts w:ascii="Times New Roman" w:hAnsi="Times New Roman" w:cs="Times New Roman"/>
+          <w:bCs/>
+          <w:color w:val="000000"/>
+        </w:rPr>
+        <w:t>Государственное бюджетное профессиональное образовательное учреждение города Москвы "Московский издательско-полиграфический колледж имени Ивана Федорова"</w:t>
+      </w:r>
+    </w:p>
+    <w:p>
+      <w:pPr>
+        <w:ind w:firstLine="709"/>
+        <w:jc w:val="center"/>
+      </w:pPr>
+    </w:p>
+    <w:p>
+      <w:pPr>
+        <w:ind w:firstLine="709"/>
+        <w:jc w:val="center"/>
+      </w:pPr>
+    </w:p>
+    <w:p>
+      <w:pPr>
+        <w:ind w:firstLine="709"/>
+        <w:jc w:val="center"/>
+      </w:pPr>
+    </w:p>
+    <w:p>
+      <w:pPr>
+        <w:ind w:firstLine="709"/>
+        <w:jc w:val="center"/>
+      </w:pPr>
+    </w:p>
+    <w:p>
+      <w:pPr>
+        <w:ind w:firstLine="709"/>
+        <w:jc w:val="center"/>
+      </w:pPr>
+    </w:p>
+    <w:p>
+      <w:pPr>
+        <w:ind w:firstLine="709"/>
+        <w:jc w:val="center"/>
+        <w:rPr>
+          <w:sz w:val="48"/>
+          <w:szCs w:val="48"/>
+        </w:rPr>
+      </w:pPr>
+    </w:p>
+    <w:p>
+      <w:pPr>
+        <w:ind w:firstLine="709"/>
         <w:jc w:val="center"/>
         <w:rPr>
           <w:rFonts w:ascii="Times New Roman" w:hAnsi="Times New Roman" w:cs="Times New Roman"/>
@@ -15,25 +77,990 @@
       <w:r>
         <w:rPr>
           <w:rFonts w:ascii="Times New Roman" w:hAnsi="Times New Roman" w:cs="Times New Roman"/>
+          <w:sz w:val="48"/>
+          <w:szCs w:val="48"/>
+        </w:rPr>
+        <w:t xml:space="preserve">Всё о </w:t>
+      </w:r>
+      <w:r>
+        <w:rPr>
+          <w:rFonts w:ascii="Times New Roman" w:hAnsi="Times New Roman" w:cs="Times New Roman"/>
+          <w:sz w:val="48"/>
+          <w:szCs w:val="48"/>
+          <w:lang w:val="en-US"/>
+        </w:rPr>
+        <w:t>CSS</w:t>
+      </w:r>
+    </w:p>
+    <w:p>
+      <w:pPr>
+        <w:ind w:firstLine="709"/>
+        <w:jc w:val="center"/>
+        <w:rPr>
+          <w:rFonts w:ascii="Times New Roman" w:hAnsi="Times New Roman" w:cs="Times New Roman"/>
           <w:sz w:val="44"/>
           <w:szCs w:val="44"/>
         </w:rPr>
-        <w:t xml:space="preserve">Свойство </w:t>
-      </w:r>
-      <w:r>
+      </w:pPr>
+    </w:p>
+    <w:p>
+      <w:pPr>
+        <w:ind w:firstLine="709"/>
+        <w:jc w:val="center"/>
         <w:rPr>
           <w:rFonts w:ascii="Times New Roman" w:hAnsi="Times New Roman" w:cs="Times New Roman"/>
           <w:sz w:val="44"/>
           <w:szCs w:val="44"/>
+        </w:rPr>
+      </w:pPr>
+    </w:p>
+    <w:p>
+      <w:pPr>
+        <w:ind w:firstLine="709"/>
+        <w:jc w:val="center"/>
+        <w:rPr>
+          <w:rFonts w:ascii="Times New Roman" w:hAnsi="Times New Roman" w:cs="Times New Roman"/>
+          <w:sz w:val="44"/>
+          <w:szCs w:val="44"/>
+        </w:rPr>
+      </w:pPr>
+    </w:p>
+    <w:p>
+      <w:pPr>
+        <w:ind w:firstLine="709"/>
+        <w:jc w:val="right"/>
+        <w:rPr>
+          <w:rFonts w:ascii="Times New Roman" w:hAnsi="Times New Roman" w:cs="Times New Roman"/>
+          <w:sz w:val="28"/>
+          <w:szCs w:val="28"/>
+        </w:rPr>
+      </w:pPr>
+      <w:r>
+        <w:rPr>
+          <w:rFonts w:ascii="Times New Roman" w:hAnsi="Times New Roman" w:cs="Times New Roman"/>
+          <w:sz w:val="28"/>
+          <w:szCs w:val="28"/>
+        </w:rPr>
+        <w:t>Работу выполнил</w:t>
+      </w:r>
+    </w:p>
+    <w:p>
+      <w:pPr>
+        <w:ind w:firstLine="709"/>
+        <w:jc w:val="right"/>
+        <w:rPr>
+          <w:rFonts w:ascii="Times New Roman" w:hAnsi="Times New Roman" w:cs="Times New Roman"/>
+          <w:sz w:val="28"/>
+          <w:szCs w:val="28"/>
+        </w:rPr>
+      </w:pPr>
+      <w:r>
+        <w:rPr>
+          <w:rFonts w:ascii="Times New Roman" w:hAnsi="Times New Roman" w:cs="Times New Roman"/>
+          <w:sz w:val="28"/>
+          <w:szCs w:val="28"/>
+        </w:rPr>
+        <w:t>Студент</w:t>
+      </w:r>
+      <w:r>
+        <w:rPr>
+          <w:rFonts w:ascii="Times New Roman" w:hAnsi="Times New Roman" w:cs="Times New Roman"/>
+          <w:sz w:val="28"/>
+          <w:szCs w:val="28"/>
+        </w:rPr>
+        <w:t xml:space="preserve">: </w:t>
+      </w:r>
+      <w:proofErr w:type="spellStart"/>
+      <w:r>
+        <w:rPr>
+          <w:rFonts w:ascii="Times New Roman" w:hAnsi="Times New Roman" w:cs="Times New Roman"/>
+          <w:sz w:val="28"/>
+          <w:szCs w:val="28"/>
+        </w:rPr>
+        <w:t>Атабаев</w:t>
+      </w:r>
+      <w:proofErr w:type="spellEnd"/>
+      <w:r>
+        <w:rPr>
+          <w:rFonts w:ascii="Times New Roman" w:hAnsi="Times New Roman" w:cs="Times New Roman"/>
+          <w:sz w:val="28"/>
+          <w:szCs w:val="28"/>
+        </w:rPr>
+        <w:t xml:space="preserve"> Тимур</w:t>
+      </w:r>
+    </w:p>
+    <w:p>
+      <w:pPr>
+        <w:ind w:firstLine="709"/>
+        <w:jc w:val="right"/>
+        <w:rPr>
+          <w:rFonts w:ascii="Times New Roman" w:hAnsi="Times New Roman" w:cs="Times New Roman"/>
+          <w:sz w:val="28"/>
+          <w:szCs w:val="28"/>
+        </w:rPr>
+      </w:pPr>
+      <w:r>
+        <w:rPr>
+          <w:rFonts w:ascii="Times New Roman" w:hAnsi="Times New Roman" w:cs="Times New Roman"/>
+          <w:sz w:val="28"/>
+          <w:szCs w:val="28"/>
+        </w:rPr>
+        <w:t>Группы</w:t>
+      </w:r>
+      <w:r>
+        <w:rPr>
+          <w:rFonts w:ascii="Times New Roman" w:hAnsi="Times New Roman" w:cs="Times New Roman"/>
+          <w:sz w:val="28"/>
+          <w:szCs w:val="28"/>
+        </w:rPr>
+        <w:t xml:space="preserve">: </w:t>
+      </w:r>
+      <w:r>
+        <w:rPr>
+          <w:rFonts w:ascii="Times New Roman" w:hAnsi="Times New Roman" w:cs="Times New Roman"/>
+          <w:sz w:val="28"/>
+          <w:szCs w:val="28"/>
+        </w:rPr>
+        <w:t>ИС-222</w:t>
+      </w:r>
+      <w:r>
+        <w:rPr>
+          <w:rFonts w:ascii="Times New Roman" w:hAnsi="Times New Roman" w:cs="Times New Roman"/>
+          <w:sz w:val="28"/>
+          <w:szCs w:val="28"/>
+        </w:rPr>
+        <w:t>/24</w:t>
+      </w:r>
+    </w:p>
+    <w:p>
+      <w:pPr>
+        <w:rPr>
+          <w:rFonts w:ascii="Times New Roman" w:hAnsi="Times New Roman" w:cs="Times New Roman"/>
+          <w:sz w:val="24"/>
+          <w:szCs w:val="24"/>
+        </w:rPr>
+      </w:pPr>
+    </w:p>
+    <w:p>
+      <w:pPr>
+        <w:rPr>
+          <w:rFonts w:ascii="Times New Roman" w:hAnsi="Times New Roman" w:cs="Times New Roman"/>
+          <w:sz w:val="24"/>
+          <w:szCs w:val="24"/>
+        </w:rPr>
+      </w:pPr>
+    </w:p>
+    <w:p>
+      <w:pPr>
+        <w:ind w:firstLine="709"/>
+        <w:jc w:val="center"/>
+        <w:rPr>
+          <w:rFonts w:ascii="Times New Roman" w:hAnsi="Times New Roman" w:cs="Times New Roman"/>
+          <w:sz w:val="28"/>
+          <w:szCs w:val="28"/>
+        </w:rPr>
+      </w:pPr>
+    </w:p>
+    <w:p>
+      <w:pPr>
+        <w:ind w:firstLine="709"/>
+        <w:jc w:val="center"/>
+        <w:rPr>
+          <w:rFonts w:ascii="Times New Roman" w:hAnsi="Times New Roman" w:cs="Times New Roman"/>
+          <w:sz w:val="28"/>
+          <w:szCs w:val="28"/>
+        </w:rPr>
+      </w:pPr>
+    </w:p>
+    <w:p>
+      <w:pPr>
+        <w:ind w:firstLine="709"/>
+        <w:jc w:val="center"/>
+        <w:rPr>
+          <w:rFonts w:ascii="Times New Roman" w:hAnsi="Times New Roman" w:cs="Times New Roman"/>
+          <w:sz w:val="28"/>
+          <w:szCs w:val="28"/>
+        </w:rPr>
+      </w:pPr>
+    </w:p>
+    <w:p>
+      <w:pPr>
+        <w:ind w:firstLine="709"/>
+        <w:jc w:val="center"/>
+        <w:rPr>
+          <w:rFonts w:ascii="Times New Roman" w:hAnsi="Times New Roman" w:cs="Times New Roman"/>
+          <w:sz w:val="28"/>
+          <w:szCs w:val="28"/>
+        </w:rPr>
+      </w:pPr>
+    </w:p>
+    <w:p>
+      <w:pPr>
+        <w:ind w:firstLine="709"/>
+        <w:jc w:val="center"/>
+        <w:rPr>
+          <w:rFonts w:ascii="Times New Roman" w:hAnsi="Times New Roman" w:cs="Times New Roman"/>
+          <w:sz w:val="28"/>
+          <w:szCs w:val="28"/>
+        </w:rPr>
+      </w:pPr>
+    </w:p>
+    <w:p>
+      <w:pPr>
+        <w:ind w:firstLine="709"/>
+        <w:jc w:val="center"/>
+        <w:rPr>
+          <w:rFonts w:ascii="Times New Roman" w:hAnsi="Times New Roman" w:cs="Times New Roman"/>
+          <w:sz w:val="28"/>
+          <w:szCs w:val="28"/>
+        </w:rPr>
+      </w:pPr>
+    </w:p>
+    <w:p>
+      <w:pPr>
+        <w:ind w:firstLine="709"/>
+        <w:jc w:val="center"/>
+        <w:rPr>
+          <w:rFonts w:ascii="Times New Roman" w:hAnsi="Times New Roman" w:cs="Times New Roman"/>
+          <w:sz w:val="28"/>
+          <w:szCs w:val="28"/>
+        </w:rPr>
+      </w:pPr>
+    </w:p>
+    <w:p>
+      <w:pPr>
+        <w:ind w:firstLine="709"/>
+        <w:jc w:val="center"/>
+        <w:rPr>
+          <w:rFonts w:ascii="Times New Roman" w:hAnsi="Times New Roman" w:cs="Times New Roman"/>
+          <w:sz w:val="28"/>
+          <w:szCs w:val="28"/>
+        </w:rPr>
+      </w:pPr>
+    </w:p>
+    <w:p>
+      <w:pPr>
+        <w:ind w:firstLine="709"/>
+        <w:jc w:val="center"/>
+        <w:rPr>
+          <w:rFonts w:ascii="Times New Roman" w:hAnsi="Times New Roman" w:cs="Times New Roman"/>
+          <w:sz w:val="28"/>
+          <w:szCs w:val="28"/>
+        </w:rPr>
+      </w:pPr>
+    </w:p>
+    <w:p>
+      <w:pPr>
+        <w:ind w:firstLine="709"/>
+        <w:jc w:val="center"/>
+        <w:rPr>
+          <w:rFonts w:ascii="Times New Roman" w:hAnsi="Times New Roman" w:cs="Times New Roman"/>
+          <w:sz w:val="28"/>
+          <w:szCs w:val="28"/>
+        </w:rPr>
+      </w:pPr>
+      <w:r>
+        <w:rPr>
+          <w:rFonts w:ascii="Times New Roman" w:hAnsi="Times New Roman" w:cs="Times New Roman"/>
+          <w:sz w:val="28"/>
+          <w:szCs w:val="28"/>
+        </w:rPr>
+        <w:t>Москва, 2025</w:t>
+      </w:r>
+    </w:p>
+    <w:p>
+      <w:pPr>
+        <w:ind w:firstLine="709"/>
+        <w:jc w:val="center"/>
+        <w:rPr>
+          <w:rFonts w:ascii="Times New Roman" w:hAnsi="Times New Roman" w:cs="Times New Roman"/>
+          <w:sz w:val="44"/>
+          <w:szCs w:val="44"/>
+        </w:rPr>
+      </w:pPr>
+      <w:r>
+        <w:rPr>
+          <w:rFonts w:ascii="Times New Roman" w:hAnsi="Times New Roman" w:cs="Times New Roman"/>
+          <w:sz w:val="44"/>
+          <w:szCs w:val="44"/>
+        </w:rPr>
+        <w:lastRenderedPageBreak/>
+        <w:t>Содержание</w:t>
+      </w:r>
+    </w:p>
+    <w:p>
+      <w:pPr>
+        <w:ind w:firstLine="709"/>
+        <w:rPr>
+          <w:rFonts w:ascii="Times New Roman" w:hAnsi="Times New Roman" w:cs="Times New Roman"/>
+          <w:sz w:val="28"/>
+          <w:szCs w:val="28"/>
+        </w:rPr>
+      </w:pPr>
+      <w:r>
+        <w:rPr>
+          <w:rFonts w:ascii="Times New Roman" w:hAnsi="Times New Roman" w:cs="Times New Roman"/>
+          <w:sz w:val="28"/>
+          <w:szCs w:val="28"/>
+        </w:rPr>
+        <w:t xml:space="preserve">Свойство </w:t>
+      </w:r>
+      <w:r>
+        <w:rPr>
+          <w:rFonts w:ascii="Times New Roman" w:hAnsi="Times New Roman" w:cs="Times New Roman"/>
+          <w:sz w:val="28"/>
+          <w:szCs w:val="28"/>
           <w:lang w:val="en-US"/>
         </w:rPr>
         <w:t>CSS</w:t>
       </w:r>
+      <w:r>
+        <w:rPr>
+          <w:rFonts w:ascii="Times New Roman" w:hAnsi="Times New Roman" w:cs="Times New Roman"/>
+          <w:sz w:val="28"/>
+          <w:szCs w:val="28"/>
+        </w:rPr>
+        <w:t>…………………………………………………………</w:t>
+      </w:r>
+      <w:proofErr w:type="gramStart"/>
+      <w:r>
+        <w:rPr>
+          <w:rFonts w:ascii="Times New Roman" w:hAnsi="Times New Roman" w:cs="Times New Roman"/>
+          <w:sz w:val="28"/>
+          <w:szCs w:val="28"/>
+        </w:rPr>
+        <w:t>……</w:t>
+      </w:r>
+      <w:r>
+        <w:rPr>
+          <w:rFonts w:ascii="Times New Roman" w:hAnsi="Times New Roman" w:cs="Times New Roman"/>
+          <w:sz w:val="28"/>
+          <w:szCs w:val="28"/>
+        </w:rPr>
+        <w:t>.</w:t>
+      </w:r>
+      <w:proofErr w:type="gramEnd"/>
+      <w:r>
+        <w:rPr>
+          <w:rFonts w:ascii="Times New Roman" w:hAnsi="Times New Roman" w:cs="Times New Roman"/>
+          <w:sz w:val="28"/>
+          <w:szCs w:val="28"/>
+        </w:rPr>
+        <w:t>.</w:t>
+      </w:r>
+      <w:r>
+        <w:rPr>
+          <w:rFonts w:ascii="Times New Roman" w:hAnsi="Times New Roman" w:cs="Times New Roman"/>
+          <w:sz w:val="28"/>
+          <w:szCs w:val="28"/>
+        </w:rPr>
+        <w:t>3</w:t>
+      </w:r>
+    </w:p>
+    <w:p>
+      <w:pPr>
+        <w:ind w:firstLine="709"/>
+        <w:rPr>
+          <w:rFonts w:ascii="Times New Roman" w:eastAsia="Times New Roman" w:hAnsi="Times New Roman" w:cs="Times New Roman"/>
+          <w:color w:val="000000"/>
+          <w:sz w:val="28"/>
+          <w:szCs w:val="28"/>
+          <w:lang w:eastAsia="ru-RU"/>
+        </w:rPr>
+      </w:pPr>
+      <w:r>
+        <w:rPr>
+          <w:rFonts w:ascii="Times New Roman" w:eastAsia="Times New Roman" w:hAnsi="Times New Roman" w:cs="Times New Roman"/>
+          <w:color w:val="000000"/>
+          <w:sz w:val="28"/>
+          <w:szCs w:val="28"/>
+          <w:lang w:eastAsia="ru-RU"/>
+        </w:rPr>
+        <w:t xml:space="preserve">Стили </w:t>
+      </w:r>
+      <w:r>
+        <w:rPr>
+          <w:rFonts w:ascii="Times New Roman" w:eastAsia="Times New Roman" w:hAnsi="Times New Roman" w:cs="Times New Roman"/>
+          <w:color w:val="000000"/>
+          <w:sz w:val="28"/>
+          <w:szCs w:val="28"/>
+          <w:lang w:val="en-US" w:eastAsia="ru-RU"/>
+        </w:rPr>
+        <w:t>CSS</w:t>
+      </w:r>
+      <w:r>
+        <w:rPr>
+          <w:rFonts w:ascii="Times New Roman" w:eastAsia="Times New Roman" w:hAnsi="Times New Roman" w:cs="Times New Roman"/>
+          <w:color w:val="000000"/>
+          <w:sz w:val="28"/>
+          <w:szCs w:val="28"/>
+          <w:lang w:eastAsia="ru-RU"/>
+        </w:rPr>
+        <w:t xml:space="preserve">. Методы подключения </w:t>
+      </w:r>
+      <w:r>
+        <w:rPr>
+          <w:rFonts w:ascii="Times New Roman" w:eastAsia="Times New Roman" w:hAnsi="Times New Roman" w:cs="Times New Roman"/>
+          <w:color w:val="000000"/>
+          <w:sz w:val="28"/>
+          <w:szCs w:val="28"/>
+          <w:lang w:val="en-US" w:eastAsia="ru-RU"/>
+        </w:rPr>
+        <w:t>CSS</w:t>
+      </w:r>
+      <w:r>
+        <w:rPr>
+          <w:rFonts w:ascii="Times New Roman" w:eastAsia="Times New Roman" w:hAnsi="Times New Roman" w:cs="Times New Roman"/>
+          <w:color w:val="000000"/>
+          <w:sz w:val="28"/>
+          <w:szCs w:val="28"/>
+          <w:lang w:eastAsia="ru-RU"/>
+        </w:rPr>
+        <w:t>…</w:t>
+      </w:r>
+      <w:r>
+        <w:rPr>
+          <w:rFonts w:ascii="Times New Roman" w:eastAsia="Times New Roman" w:hAnsi="Times New Roman" w:cs="Times New Roman"/>
+          <w:color w:val="000000"/>
+          <w:sz w:val="28"/>
+          <w:szCs w:val="28"/>
+          <w:lang w:eastAsia="ru-RU"/>
+        </w:rPr>
+        <w:t>……………………………</w:t>
+      </w:r>
+      <w:proofErr w:type="gramStart"/>
+      <w:r>
+        <w:rPr>
+          <w:rFonts w:ascii="Times New Roman" w:eastAsia="Times New Roman" w:hAnsi="Times New Roman" w:cs="Times New Roman"/>
+          <w:color w:val="000000"/>
+          <w:sz w:val="28"/>
+          <w:szCs w:val="28"/>
+          <w:lang w:eastAsia="ru-RU"/>
+        </w:rPr>
+        <w:t>….</w:t>
+      </w:r>
+      <w:r>
+        <w:rPr>
+          <w:rFonts w:ascii="Times New Roman" w:eastAsia="Times New Roman" w:hAnsi="Times New Roman" w:cs="Times New Roman"/>
+          <w:color w:val="000000"/>
+          <w:sz w:val="28"/>
+          <w:szCs w:val="28"/>
+          <w:lang w:eastAsia="ru-RU"/>
+        </w:rPr>
+        <w:t>.</w:t>
+      </w:r>
+      <w:r>
+        <w:rPr>
+          <w:rFonts w:ascii="Times New Roman" w:eastAsia="Times New Roman" w:hAnsi="Times New Roman" w:cs="Times New Roman"/>
+          <w:color w:val="000000"/>
+          <w:sz w:val="28"/>
+          <w:szCs w:val="28"/>
+          <w:lang w:eastAsia="ru-RU"/>
+        </w:rPr>
+        <w:t>.</w:t>
+      </w:r>
+      <w:r>
+        <w:rPr>
+          <w:rFonts w:ascii="Times New Roman" w:eastAsia="Times New Roman" w:hAnsi="Times New Roman" w:cs="Times New Roman"/>
+          <w:color w:val="000000"/>
+          <w:sz w:val="28"/>
+          <w:szCs w:val="28"/>
+          <w:lang w:eastAsia="ru-RU"/>
+        </w:rPr>
+        <w:t>.</w:t>
+      </w:r>
+      <w:proofErr w:type="gramEnd"/>
+      <w:r>
+        <w:rPr>
+          <w:rFonts w:ascii="Times New Roman" w:eastAsia="Times New Roman" w:hAnsi="Times New Roman" w:cs="Times New Roman"/>
+          <w:color w:val="000000"/>
+          <w:sz w:val="28"/>
+          <w:szCs w:val="28"/>
+          <w:lang w:eastAsia="ru-RU"/>
+        </w:rPr>
+        <w:t>4</w:t>
+      </w:r>
     </w:p>
     <w:p>
       <w:pPr>
         <w:spacing w:line="240" w:lineRule="auto"/>
-        <w:ind w:left="709" w:firstLine="708"/>
+        <w:ind w:firstLine="709"/>
+        <w:rPr>
+          <w:rFonts w:ascii="Times New Roman" w:hAnsi="Times New Roman" w:cs="Times New Roman"/>
+          <w:sz w:val="28"/>
+          <w:szCs w:val="44"/>
+        </w:rPr>
+      </w:pPr>
+      <w:r>
+        <w:rPr>
+          <w:rFonts w:ascii="Times New Roman" w:hAnsi="Times New Roman" w:cs="Times New Roman"/>
+          <w:sz w:val="28"/>
+          <w:szCs w:val="44"/>
+        </w:rPr>
+        <w:t xml:space="preserve">Классы </w:t>
+      </w:r>
+      <w:r>
+        <w:rPr>
+          <w:rFonts w:ascii="Times New Roman" w:hAnsi="Times New Roman" w:cs="Times New Roman"/>
+          <w:sz w:val="28"/>
+          <w:szCs w:val="44"/>
+          <w:lang w:val="en-US"/>
+        </w:rPr>
+        <w:t>CSS</w:t>
+      </w:r>
+      <w:r>
+        <w:rPr>
+          <w:rFonts w:ascii="Times New Roman" w:hAnsi="Times New Roman" w:cs="Times New Roman"/>
+          <w:sz w:val="28"/>
+          <w:szCs w:val="44"/>
+        </w:rPr>
+        <w:t>…</w:t>
+      </w:r>
+      <w:r>
+        <w:rPr>
+          <w:rFonts w:ascii="Times New Roman" w:hAnsi="Times New Roman" w:cs="Times New Roman"/>
+          <w:sz w:val="28"/>
+          <w:szCs w:val="44"/>
+        </w:rPr>
+        <w:t>…………………………………………………………</w:t>
+      </w:r>
+      <w:proofErr w:type="gramStart"/>
+      <w:r>
+        <w:rPr>
+          <w:rFonts w:ascii="Times New Roman" w:hAnsi="Times New Roman" w:cs="Times New Roman"/>
+          <w:sz w:val="28"/>
+          <w:szCs w:val="44"/>
+        </w:rPr>
+        <w:t>……</w:t>
+      </w:r>
+      <w:r>
+        <w:rPr>
+          <w:rFonts w:ascii="Times New Roman" w:hAnsi="Times New Roman" w:cs="Times New Roman"/>
+          <w:sz w:val="28"/>
+          <w:szCs w:val="44"/>
+        </w:rPr>
+        <w:t>.</w:t>
+      </w:r>
+      <w:proofErr w:type="gramEnd"/>
+      <w:r>
+        <w:rPr>
+          <w:rFonts w:ascii="Times New Roman" w:hAnsi="Times New Roman" w:cs="Times New Roman"/>
+          <w:sz w:val="28"/>
+          <w:szCs w:val="44"/>
+        </w:rPr>
+        <w:t>.</w:t>
+      </w:r>
+      <w:r>
+        <w:rPr>
+          <w:rFonts w:ascii="Times New Roman" w:hAnsi="Times New Roman" w:cs="Times New Roman"/>
+          <w:sz w:val="28"/>
+          <w:szCs w:val="44"/>
+        </w:rPr>
+        <w:t>5</w:t>
+      </w:r>
+    </w:p>
+    <w:p>
+      <w:pPr>
+        <w:spacing w:line="240" w:lineRule="auto"/>
+        <w:ind w:firstLine="709"/>
+        <w:rPr>
+          <w:rFonts w:ascii="Times New Roman" w:hAnsi="Times New Roman" w:cs="Times New Roman"/>
+          <w:sz w:val="28"/>
+          <w:szCs w:val="44"/>
+        </w:rPr>
+      </w:pPr>
+      <w:r>
+        <w:rPr>
+          <w:rFonts w:ascii="Times New Roman" w:hAnsi="Times New Roman" w:cs="Times New Roman"/>
+          <w:sz w:val="28"/>
+          <w:szCs w:val="44"/>
+        </w:rPr>
+        <w:t xml:space="preserve">Использование </w:t>
+      </w:r>
+      <w:r>
+        <w:rPr>
+          <w:rFonts w:ascii="Times New Roman" w:hAnsi="Times New Roman" w:cs="Times New Roman"/>
+          <w:sz w:val="28"/>
+          <w:szCs w:val="44"/>
+          <w:lang w:val="en-US"/>
+        </w:rPr>
+        <w:t>CSS</w:t>
+      </w:r>
+      <w:r>
+        <w:rPr>
+          <w:rFonts w:ascii="Times New Roman" w:hAnsi="Times New Roman" w:cs="Times New Roman"/>
+          <w:sz w:val="28"/>
+          <w:szCs w:val="44"/>
+        </w:rPr>
+        <w:t>…</w:t>
+      </w:r>
+      <w:r>
+        <w:rPr>
+          <w:rFonts w:ascii="Times New Roman" w:hAnsi="Times New Roman" w:cs="Times New Roman"/>
+          <w:sz w:val="28"/>
+          <w:szCs w:val="44"/>
+        </w:rPr>
+        <w:t>…………………………………………………</w:t>
+      </w:r>
+      <w:proofErr w:type="gramStart"/>
+      <w:r>
+        <w:rPr>
+          <w:rFonts w:ascii="Times New Roman" w:hAnsi="Times New Roman" w:cs="Times New Roman"/>
+          <w:sz w:val="28"/>
+          <w:szCs w:val="44"/>
+        </w:rPr>
+        <w:t>…...</w:t>
+      </w:r>
+      <w:r>
+        <w:rPr>
+          <w:rFonts w:ascii="Times New Roman" w:hAnsi="Times New Roman" w:cs="Times New Roman"/>
+          <w:sz w:val="28"/>
+          <w:szCs w:val="44"/>
+        </w:rPr>
+        <w:t>.</w:t>
+      </w:r>
+      <w:proofErr w:type="gramEnd"/>
+      <w:r>
+        <w:rPr>
+          <w:rFonts w:ascii="Times New Roman" w:hAnsi="Times New Roman" w:cs="Times New Roman"/>
+          <w:sz w:val="28"/>
+          <w:szCs w:val="44"/>
+        </w:rPr>
+        <w:t>.</w:t>
+      </w:r>
+      <w:r>
+        <w:rPr>
+          <w:rFonts w:ascii="Times New Roman" w:hAnsi="Times New Roman" w:cs="Times New Roman"/>
+          <w:sz w:val="28"/>
+          <w:szCs w:val="44"/>
+        </w:rPr>
+        <w:t>6</w:t>
+      </w:r>
+    </w:p>
+    <w:p>
+      <w:pPr>
+        <w:spacing w:line="240" w:lineRule="auto"/>
+        <w:ind w:firstLine="709"/>
+        <w:rPr>
+          <w:rFonts w:ascii="Times New Roman" w:hAnsi="Times New Roman" w:cs="Times New Roman"/>
+          <w:sz w:val="28"/>
+          <w:szCs w:val="28"/>
+        </w:rPr>
+      </w:pPr>
+      <w:r>
+        <w:rPr>
+          <w:rFonts w:ascii="Times New Roman" w:hAnsi="Times New Roman" w:cs="Times New Roman"/>
+          <w:sz w:val="28"/>
+          <w:szCs w:val="28"/>
+        </w:rPr>
+        <w:t xml:space="preserve">Статистика использования </w:t>
+      </w:r>
+      <w:r>
+        <w:rPr>
+          <w:rFonts w:ascii="Times New Roman" w:hAnsi="Times New Roman" w:cs="Times New Roman"/>
+          <w:sz w:val="28"/>
+          <w:szCs w:val="28"/>
+          <w:lang w:val="en-US"/>
+        </w:rPr>
+        <w:t>CSS</w:t>
+      </w:r>
+      <w:r>
+        <w:rPr>
+          <w:rFonts w:ascii="Times New Roman" w:hAnsi="Times New Roman" w:cs="Times New Roman"/>
+          <w:sz w:val="28"/>
+          <w:szCs w:val="28"/>
+        </w:rPr>
+        <w:t>…</w:t>
+      </w:r>
+      <w:r>
+        <w:rPr>
+          <w:rFonts w:ascii="Times New Roman" w:hAnsi="Times New Roman" w:cs="Times New Roman"/>
+          <w:sz w:val="28"/>
+          <w:szCs w:val="28"/>
+        </w:rPr>
+        <w:t>……………………………………</w:t>
+      </w:r>
+      <w:proofErr w:type="gramStart"/>
+      <w:r>
+        <w:rPr>
+          <w:rFonts w:ascii="Times New Roman" w:hAnsi="Times New Roman" w:cs="Times New Roman"/>
+          <w:sz w:val="28"/>
+          <w:szCs w:val="28"/>
+        </w:rPr>
+        <w:t>…...</w:t>
+      </w:r>
+      <w:r>
+        <w:rPr>
+          <w:rFonts w:ascii="Times New Roman" w:hAnsi="Times New Roman" w:cs="Times New Roman"/>
+          <w:sz w:val="28"/>
+          <w:szCs w:val="28"/>
+        </w:rPr>
+        <w:t>.</w:t>
+      </w:r>
+      <w:proofErr w:type="gramEnd"/>
+      <w:r>
+        <w:rPr>
+          <w:rFonts w:ascii="Times New Roman" w:hAnsi="Times New Roman" w:cs="Times New Roman"/>
+          <w:sz w:val="28"/>
+          <w:szCs w:val="28"/>
+        </w:rPr>
+        <w:t>.8</w:t>
+      </w:r>
+    </w:p>
+    <w:p>
+      <w:pPr>
+        <w:spacing w:line="240" w:lineRule="auto"/>
+        <w:ind w:firstLine="709"/>
+        <w:rPr>
+          <w:rFonts w:ascii="Times New Roman" w:hAnsi="Times New Roman" w:cs="Times New Roman"/>
+          <w:sz w:val="28"/>
+          <w:szCs w:val="44"/>
+        </w:rPr>
+      </w:pPr>
+    </w:p>
+    <w:p>
+      <w:pPr>
+        <w:ind w:firstLine="709"/>
+        <w:rPr>
+          <w:rFonts w:ascii="Times New Roman" w:hAnsi="Times New Roman" w:cs="Times New Roman"/>
+          <w:sz w:val="28"/>
+          <w:szCs w:val="28"/>
+        </w:rPr>
+      </w:pPr>
+    </w:p>
+    <w:p>
+      <w:pPr>
+        <w:ind w:firstLine="709"/>
+        <w:rPr>
+          <w:rFonts w:ascii="Times New Roman" w:hAnsi="Times New Roman" w:cs="Times New Roman"/>
+          <w:sz w:val="28"/>
+          <w:szCs w:val="28"/>
+        </w:rPr>
+      </w:pPr>
+    </w:p>
+    <w:p>
+      <w:pPr>
+        <w:ind w:firstLine="709"/>
+        <w:rPr>
+          <w:rFonts w:ascii="Times New Roman" w:hAnsi="Times New Roman" w:cs="Times New Roman"/>
+          <w:sz w:val="28"/>
+          <w:szCs w:val="28"/>
+        </w:rPr>
+      </w:pPr>
+    </w:p>
+    <w:p>
+      <w:pPr>
+        <w:ind w:firstLine="709"/>
+        <w:rPr>
+          <w:rFonts w:ascii="Times New Roman" w:hAnsi="Times New Roman" w:cs="Times New Roman"/>
+          <w:sz w:val="28"/>
+          <w:szCs w:val="28"/>
+        </w:rPr>
+      </w:pPr>
+    </w:p>
+    <w:p>
+      <w:pPr>
+        <w:ind w:firstLine="709"/>
+        <w:rPr>
+          <w:rFonts w:ascii="Times New Roman" w:hAnsi="Times New Roman" w:cs="Times New Roman"/>
+          <w:sz w:val="28"/>
+          <w:szCs w:val="28"/>
+        </w:rPr>
+      </w:pPr>
+    </w:p>
+    <w:p>
+      <w:pPr>
+        <w:ind w:firstLine="709"/>
+        <w:rPr>
+          <w:rFonts w:ascii="Times New Roman" w:hAnsi="Times New Roman" w:cs="Times New Roman"/>
+          <w:sz w:val="28"/>
+          <w:szCs w:val="28"/>
+        </w:rPr>
+      </w:pPr>
+    </w:p>
+    <w:p>
+      <w:pPr>
+        <w:ind w:firstLine="709"/>
+        <w:rPr>
+          <w:rFonts w:ascii="Times New Roman" w:hAnsi="Times New Roman" w:cs="Times New Roman"/>
+          <w:sz w:val="28"/>
+          <w:szCs w:val="28"/>
+        </w:rPr>
+      </w:pPr>
+    </w:p>
+    <w:p>
+      <w:pPr>
+        <w:ind w:firstLine="709"/>
+        <w:rPr>
+          <w:rFonts w:ascii="Times New Roman" w:hAnsi="Times New Roman" w:cs="Times New Roman"/>
+          <w:sz w:val="28"/>
+          <w:szCs w:val="28"/>
+        </w:rPr>
+      </w:pPr>
+    </w:p>
+    <w:p>
+      <w:pPr>
+        <w:ind w:firstLine="709"/>
+        <w:rPr>
+          <w:rFonts w:ascii="Times New Roman" w:hAnsi="Times New Roman" w:cs="Times New Roman"/>
+          <w:sz w:val="28"/>
+          <w:szCs w:val="28"/>
+        </w:rPr>
+      </w:pPr>
+    </w:p>
+    <w:p>
+      <w:pPr>
+        <w:ind w:firstLine="709"/>
+        <w:rPr>
+          <w:rFonts w:ascii="Times New Roman" w:hAnsi="Times New Roman" w:cs="Times New Roman"/>
+          <w:sz w:val="28"/>
+          <w:szCs w:val="28"/>
+        </w:rPr>
+      </w:pPr>
+    </w:p>
+    <w:p>
+      <w:pPr>
+        <w:ind w:firstLine="709"/>
+        <w:rPr>
+          <w:rFonts w:ascii="Times New Roman" w:hAnsi="Times New Roman" w:cs="Times New Roman"/>
+          <w:sz w:val="28"/>
+          <w:szCs w:val="28"/>
+        </w:rPr>
+      </w:pPr>
+    </w:p>
+    <w:p>
+      <w:pPr>
+        <w:ind w:firstLine="709"/>
+        <w:rPr>
+          <w:rFonts w:ascii="Times New Roman" w:hAnsi="Times New Roman" w:cs="Times New Roman"/>
+          <w:sz w:val="28"/>
+          <w:szCs w:val="28"/>
+        </w:rPr>
+      </w:pPr>
+    </w:p>
+    <w:p>
+      <w:pPr>
+        <w:ind w:firstLine="709"/>
+        <w:rPr>
+          <w:rFonts w:ascii="Times New Roman" w:hAnsi="Times New Roman" w:cs="Times New Roman"/>
+          <w:sz w:val="28"/>
+          <w:szCs w:val="28"/>
+        </w:rPr>
+      </w:pPr>
+    </w:p>
+    <w:p>
+      <w:pPr>
+        <w:ind w:firstLine="709"/>
+        <w:rPr>
+          <w:rFonts w:ascii="Times New Roman" w:hAnsi="Times New Roman" w:cs="Times New Roman"/>
+          <w:sz w:val="28"/>
+          <w:szCs w:val="28"/>
+        </w:rPr>
+      </w:pPr>
+    </w:p>
+    <w:p>
+      <w:pPr>
+        <w:ind w:firstLine="709"/>
+        <w:rPr>
+          <w:rFonts w:ascii="Times New Roman" w:hAnsi="Times New Roman" w:cs="Times New Roman"/>
+          <w:sz w:val="28"/>
+          <w:szCs w:val="28"/>
+        </w:rPr>
+      </w:pPr>
+    </w:p>
+    <w:p>
+      <w:pPr>
+        <w:ind w:firstLine="709"/>
+        <w:rPr>
+          <w:rFonts w:ascii="Times New Roman" w:hAnsi="Times New Roman" w:cs="Times New Roman"/>
+          <w:sz w:val="28"/>
+          <w:szCs w:val="28"/>
+        </w:rPr>
+      </w:pPr>
+    </w:p>
+    <w:p>
+      <w:pPr>
+        <w:ind w:firstLine="709"/>
+        <w:rPr>
+          <w:rFonts w:ascii="Times New Roman" w:hAnsi="Times New Roman" w:cs="Times New Roman"/>
+          <w:sz w:val="28"/>
+          <w:szCs w:val="28"/>
+        </w:rPr>
+      </w:pPr>
+    </w:p>
+    <w:p>
+      <w:pPr>
+        <w:ind w:firstLine="709"/>
+        <w:rPr>
+          <w:rFonts w:ascii="Times New Roman" w:hAnsi="Times New Roman" w:cs="Times New Roman"/>
+          <w:sz w:val="28"/>
+          <w:szCs w:val="28"/>
+        </w:rPr>
+      </w:pPr>
+    </w:p>
+    <w:p>
+      <w:pPr>
+        <w:ind w:firstLine="709"/>
+        <w:rPr>
+          <w:rFonts w:ascii="Times New Roman" w:hAnsi="Times New Roman" w:cs="Times New Roman"/>
+          <w:sz w:val="28"/>
+          <w:szCs w:val="28"/>
+        </w:rPr>
+      </w:pPr>
+    </w:p>
+    <w:p>
+      <w:pPr>
+        <w:ind w:firstLine="709"/>
+        <w:rPr>
+          <w:rFonts w:ascii="Times New Roman" w:hAnsi="Times New Roman" w:cs="Times New Roman"/>
+          <w:sz w:val="28"/>
+          <w:szCs w:val="28"/>
+        </w:rPr>
+      </w:pPr>
+    </w:p>
+    <w:p>
+      <w:pPr>
+        <w:ind w:firstLine="709"/>
+        <w:rPr>
+          <w:rFonts w:ascii="Times New Roman" w:hAnsi="Times New Roman" w:cs="Times New Roman"/>
+          <w:sz w:val="28"/>
+          <w:szCs w:val="28"/>
+        </w:rPr>
+      </w:pPr>
+    </w:p>
+    <w:p>
+      <w:pPr>
+        <w:ind w:firstLine="709"/>
+        <w:jc w:val="center"/>
+        <w:rPr>
+          <w:rFonts w:ascii="Times New Roman" w:hAnsi="Times New Roman" w:cs="Times New Roman"/>
+          <w:sz w:val="44"/>
+          <w:szCs w:val="44"/>
+        </w:rPr>
+      </w:pPr>
+      <w:r>
+        <w:rPr>
+          <w:rFonts w:ascii="Times New Roman" w:hAnsi="Times New Roman" w:cs="Times New Roman"/>
+          <w:sz w:val="44"/>
+          <w:szCs w:val="44"/>
+        </w:rPr>
+        <w:lastRenderedPageBreak/>
+        <w:t xml:space="preserve">Свойство </w:t>
+      </w:r>
+      <w:r>
+        <w:rPr>
+          <w:rFonts w:ascii="Times New Roman" w:hAnsi="Times New Roman" w:cs="Times New Roman"/>
+          <w:sz w:val="44"/>
+          <w:szCs w:val="44"/>
+          <w:lang w:val="en-US"/>
+        </w:rPr>
+        <w:t>CSS</w:t>
+      </w:r>
+    </w:p>
+    <w:p>
+      <w:pPr>
+        <w:spacing w:line="240" w:lineRule="auto"/>
+        <w:ind w:firstLine="709"/>
         <w:jc w:val="both"/>
         <w:rPr>
           <w:rFonts w:ascii="Times New Roman" w:hAnsi="Times New Roman" w:cs="Times New Roman"/>
@@ -52,21 +1079,19 @@
           <w:szCs w:val="28"/>
           <w:shd w:val="clear" w:color="auto" w:fill="FFFFFF"/>
         </w:rPr>
-        <w:t>Сво</w:t>
-      </w:r>
-      <w:bookmarkStart w:id="0" w:name="_GoBack"/>
-      <w:bookmarkEnd w:id="0"/>
-      <w:r>
-        <w:rPr>
-          <w:rStyle w:val="a3"/>
+        <w:t>Свойство в CSS</w:t>
+      </w:r>
+      <w:r>
+        <w:rPr>
           <w:rFonts w:ascii="Times New Roman" w:hAnsi="Times New Roman" w:cs="Times New Roman"/>
           <w:color w:val="333333"/>
           <w:sz w:val="28"/>
           <w:szCs w:val="28"/>
           <w:shd w:val="clear" w:color="auto" w:fill="FFFFFF"/>
         </w:rPr>
-        <w:t>йство в CSS</w:t>
-      </w:r>
+        <w:t> (</w:t>
+      </w:r>
+      <w:proofErr w:type="spellStart"/>
       <w:r>
         <w:rPr>
           <w:rFonts w:ascii="Times New Roman" w:hAnsi="Times New Roman" w:cs="Times New Roman"/>
@@ -75,7 +1100,18 @@
           <w:szCs w:val="28"/>
           <w:shd w:val="clear" w:color="auto" w:fill="FFFFFF"/>
         </w:rPr>
-        <w:t> (</w:t>
+        <w:t>Cascading</w:t>
+      </w:r>
+      <w:proofErr w:type="spellEnd"/>
+      <w:r>
+        <w:rPr>
+          <w:rFonts w:ascii="Times New Roman" w:hAnsi="Times New Roman" w:cs="Times New Roman"/>
+          <w:color w:val="333333"/>
+          <w:sz w:val="28"/>
+          <w:szCs w:val="28"/>
+          <w:shd w:val="clear" w:color="auto" w:fill="FFFFFF"/>
+        </w:rPr>
+        <w:t xml:space="preserve"> </w:t>
       </w:r>
       <w:proofErr w:type="spellStart"/>
       <w:r>
@@ -86,7 +1122,7 @@
           <w:szCs w:val="28"/>
           <w:shd w:val="clear" w:color="auto" w:fill="FFFFFF"/>
         </w:rPr>
-        <w:t>Cascading</w:t>
+        <w:t>Style</w:t>
       </w:r>
       <w:proofErr w:type="spellEnd"/>
       <w:r>
@@ -108,7 +1144,7 @@
           <w:szCs w:val="28"/>
           <w:shd w:val="clear" w:color="auto" w:fill="FFFFFF"/>
         </w:rPr>
-        <w:t>Style</w:t>
+        <w:t>Sheets</w:t>
       </w:r>
       <w:proofErr w:type="spellEnd"/>
       <w:r>
@@ -119,20 +1155,19 @@
           <w:szCs w:val="28"/>
           <w:shd w:val="clear" w:color="auto" w:fill="FFFFFF"/>
         </w:rPr>
-        <w:t xml:space="preserve"> </w:t>
-      </w:r>
-      <w:proofErr w:type="spellStart"/>
-      <w:r>
-        <w:rPr>
-          <w:rFonts w:ascii="Times New Roman" w:hAnsi="Times New Roman" w:cs="Times New Roman"/>
+        <w:t xml:space="preserve">, «каскадные таблицы стилей») — это параметр оформления элемента, который определяет, </w:t>
+      </w:r>
+      <w:r>
+        <w:rPr>
+          <w:rFonts w:ascii="Times New Roman" w:hAnsi="Times New Roman" w:cs="Times New Roman"/>
+          <w:i/>
           <w:color w:val="333333"/>
           <w:sz w:val="28"/>
           <w:szCs w:val="28"/>
           <w:shd w:val="clear" w:color="auto" w:fill="FFFFFF"/>
         </w:rPr>
-        <w:t>Sheets</w:t>
-      </w:r>
-      <w:proofErr w:type="spellEnd"/>
+        <w:t>как он будет отображаться</w:t>
+      </w:r>
       <w:r>
         <w:rPr>
           <w:rFonts w:ascii="Times New Roman" w:hAnsi="Times New Roman" w:cs="Times New Roman"/>
@@ -141,7 +1176,31 @@
           <w:szCs w:val="28"/>
           <w:shd w:val="clear" w:color="auto" w:fill="FFFFFF"/>
         </w:rPr>
-        <w:t xml:space="preserve">, «каскадные таблицы стилей») — это параметр оформления элемента, который определяет, </w:t>
+        <w:t>.</w:t>
+      </w:r>
+    </w:p>
+    <w:p>
+      <w:pPr>
+        <w:spacing w:line="240" w:lineRule="auto"/>
+        <w:ind w:firstLine="709"/>
+        <w:jc w:val="both"/>
+        <w:rPr>
+          <w:rFonts w:ascii="Times New Roman" w:hAnsi="Times New Roman" w:cs="Times New Roman"/>
+          <w:color w:val="333333"/>
+          <w:sz w:val="28"/>
+          <w:szCs w:val="28"/>
+          <w:shd w:val="clear" w:color="auto" w:fill="FFFFFF"/>
+        </w:rPr>
+      </w:pPr>
+      <w:r>
+        <w:rPr>
+          <w:rFonts w:ascii="Times New Roman" w:hAnsi="Times New Roman" w:cs="Times New Roman"/>
+          <w:color w:val="333333"/>
+          <w:sz w:val="28"/>
+          <w:szCs w:val="28"/>
+          <w:shd w:val="clear" w:color="auto" w:fill="FFFFFF"/>
+        </w:rPr>
+        <w:t xml:space="preserve">Свойства управляют различными аспектами внешнего вида: </w:t>
       </w:r>
       <w:r>
         <w:rPr>
@@ -152,7 +1211,7 @@
           <w:szCs w:val="28"/>
           <w:shd w:val="clear" w:color="auto" w:fill="FFFFFF"/>
         </w:rPr>
-        <w:t>как он будет отображаться</w:t>
+        <w:t>цветом, размером шрифта, отступами, границами и другими</w:t>
       </w:r>
       <w:r>
         <w:rPr>
@@ -168,52 +1227,7 @@
     <w:p>
       <w:pPr>
         <w:spacing w:line="240" w:lineRule="auto"/>
-        <w:ind w:left="709" w:firstLine="707"/>
-        <w:jc w:val="both"/>
-        <w:rPr>
-          <w:rFonts w:ascii="Times New Roman" w:hAnsi="Times New Roman" w:cs="Times New Roman"/>
-          <w:color w:val="333333"/>
-          <w:sz w:val="28"/>
-          <w:szCs w:val="28"/>
-          <w:shd w:val="clear" w:color="auto" w:fill="FFFFFF"/>
-        </w:rPr>
-      </w:pPr>
-      <w:r>
-        <w:rPr>
-          <w:rFonts w:ascii="Times New Roman" w:hAnsi="Times New Roman" w:cs="Times New Roman"/>
-          <w:color w:val="333333"/>
-          <w:sz w:val="28"/>
-          <w:szCs w:val="28"/>
-          <w:shd w:val="clear" w:color="auto" w:fill="FFFFFF"/>
-        </w:rPr>
-        <w:t xml:space="preserve">Свойства управляют различными аспектами внешнего вида: </w:t>
-      </w:r>
-      <w:r>
-        <w:rPr>
-          <w:rFonts w:ascii="Times New Roman" w:hAnsi="Times New Roman" w:cs="Times New Roman"/>
-          <w:i/>
-          <w:color w:val="333333"/>
-          <w:sz w:val="28"/>
-          <w:szCs w:val="28"/>
-          <w:shd w:val="clear" w:color="auto" w:fill="FFFFFF"/>
-        </w:rPr>
-        <w:t>цветом, размером шрифта, отступами, границами и другими</w:t>
-      </w:r>
-      <w:r>
-        <w:rPr>
-          <w:rFonts w:ascii="Times New Roman" w:hAnsi="Times New Roman" w:cs="Times New Roman"/>
-          <w:color w:val="333333"/>
-          <w:sz w:val="28"/>
-          <w:szCs w:val="28"/>
-          <w:shd w:val="clear" w:color="auto" w:fill="FFFFFF"/>
-        </w:rPr>
-        <w:t>.</w:t>
-      </w:r>
-    </w:p>
-    <w:p>
-      <w:pPr>
-        <w:spacing w:line="240" w:lineRule="auto"/>
-        <w:ind w:left="709"/>
+        <w:ind w:firstLine="709"/>
         <w:rPr>
           <w:rFonts w:ascii="Times New Roman" w:hAnsi="Times New Roman" w:cs="Times New Roman"/>
           <w:color w:val="333333"/>
@@ -250,445 +1264,580 @@
         <w:t>:</w:t>
       </w:r>
     </w:p>
-    <w:p>
-      <w:pPr>
-        <w:pStyle w:val="a4"/>
-        <w:numPr>
-          <w:ilvl w:val="0"/>
-          <w:numId w:val="1"/>
-        </w:numPr>
+    <w:tbl>
+      <w:tblPr>
+        <w:tblStyle w:val="a6"/>
+        <w:tblW w:w="0" w:type="auto"/>
+        <w:tblInd w:w="709" w:type="dxa"/>
+        <w:tblLook w:val="04A0" w:firstRow="1" w:lastRow="0" w:firstColumn="1" w:lastColumn="0" w:noHBand="0" w:noVBand="1"/>
+      </w:tblPr>
+      <w:tblGrid>
+        <w:gridCol w:w="2830"/>
+        <w:gridCol w:w="6090"/>
+      </w:tblGrid>
+      <w:tr>
+        <w:tc>
+          <w:tcPr>
+            <w:tcW w:w="2830" w:type="dxa"/>
+          </w:tcPr>
+          <w:p>
+            <w:pPr>
+              <w:ind w:firstLine="709"/>
+              <w:rPr>
+                <w:rFonts w:ascii="Times New Roman" w:hAnsi="Times New Roman" w:cs="Times New Roman"/>
+                <w:color w:val="333333"/>
+                <w:sz w:val="28"/>
+                <w:szCs w:val="28"/>
+                <w:shd w:val="clear" w:color="auto" w:fill="FFFFFF"/>
+              </w:rPr>
+            </w:pPr>
+            <w:r>
+              <w:rPr>
+                <w:rFonts w:ascii="Times New Roman" w:hAnsi="Times New Roman" w:cs="Times New Roman"/>
+                <w:color w:val="333333"/>
+                <w:sz w:val="28"/>
+                <w:szCs w:val="28"/>
+                <w:shd w:val="clear" w:color="auto" w:fill="FFFFFF"/>
+              </w:rPr>
+              <w:t>Назначение</w:t>
+            </w:r>
+          </w:p>
+        </w:tc>
+        <w:tc>
+          <w:tcPr>
+            <w:tcW w:w="6090" w:type="dxa"/>
+          </w:tcPr>
+          <w:p>
+            <w:pPr>
+              <w:ind w:firstLine="709"/>
+              <w:rPr>
+                <w:rFonts w:ascii="Times New Roman" w:hAnsi="Times New Roman" w:cs="Times New Roman"/>
+                <w:color w:val="333333"/>
+                <w:sz w:val="28"/>
+                <w:szCs w:val="28"/>
+                <w:shd w:val="clear" w:color="auto" w:fill="FFFFFF"/>
+              </w:rPr>
+            </w:pPr>
+            <w:r>
+              <w:rPr>
+                <w:rFonts w:ascii="Times New Roman" w:hAnsi="Times New Roman" w:cs="Times New Roman"/>
+                <w:color w:val="333333"/>
+                <w:sz w:val="28"/>
+                <w:szCs w:val="28"/>
+                <w:shd w:val="clear" w:color="auto" w:fill="FFFFFF"/>
+              </w:rPr>
+              <w:t>Команды</w:t>
+            </w:r>
+            <w:r>
+              <w:rPr>
+                <w:rFonts w:ascii="Times New Roman" w:hAnsi="Times New Roman" w:cs="Times New Roman"/>
+                <w:color w:val="333333"/>
+                <w:sz w:val="28"/>
+                <w:szCs w:val="28"/>
+                <w:shd w:val="clear" w:color="auto" w:fill="FFFFFF"/>
+                <w:lang w:val="en-US"/>
+              </w:rPr>
+              <w:t xml:space="preserve"> / </w:t>
+            </w:r>
+            <w:r>
+              <w:rPr>
+                <w:rFonts w:ascii="Times New Roman" w:hAnsi="Times New Roman" w:cs="Times New Roman"/>
+                <w:color w:val="333333"/>
+                <w:sz w:val="28"/>
+                <w:szCs w:val="28"/>
+                <w:shd w:val="clear" w:color="auto" w:fill="FFFFFF"/>
+              </w:rPr>
+              <w:t>Переменные</w:t>
+            </w:r>
+          </w:p>
+        </w:tc>
+      </w:tr>
+      <w:tr>
+        <w:tc>
+          <w:tcPr>
+            <w:tcW w:w="2830" w:type="dxa"/>
+          </w:tcPr>
+          <w:p>
+            <w:pPr>
+              <w:ind w:firstLine="709"/>
+              <w:rPr>
+                <w:rFonts w:ascii="Times New Roman" w:hAnsi="Times New Roman" w:cs="Times New Roman"/>
+                <w:color w:val="333333"/>
+                <w:sz w:val="28"/>
+                <w:szCs w:val="28"/>
+                <w:shd w:val="clear" w:color="auto" w:fill="FFFFFF"/>
+                <w:lang w:val="en-US"/>
+              </w:rPr>
+            </w:pPr>
+            <w:r>
+              <w:rPr>
+                <w:rStyle w:val="a3"/>
+                <w:rFonts w:ascii="Times New Roman" w:hAnsi="Times New Roman" w:cs="Times New Roman"/>
+                <w:color w:val="333333"/>
+                <w:sz w:val="28"/>
+                <w:szCs w:val="28"/>
+                <w:shd w:val="clear" w:color="auto" w:fill="FFFFFF"/>
+              </w:rPr>
+              <w:t>Для</w:t>
+            </w:r>
+            <w:r>
+              <w:rPr>
+                <w:rStyle w:val="a3"/>
+                <w:rFonts w:ascii="Times New Roman" w:hAnsi="Times New Roman" w:cs="Times New Roman"/>
+                <w:color w:val="333333"/>
+                <w:sz w:val="28"/>
+                <w:szCs w:val="28"/>
+                <w:shd w:val="clear" w:color="auto" w:fill="FFFFFF"/>
+                <w:lang w:val="en-US"/>
+              </w:rPr>
+              <w:t xml:space="preserve"> </w:t>
+            </w:r>
+            <w:r>
+              <w:rPr>
+                <w:rStyle w:val="a3"/>
+                <w:rFonts w:ascii="Times New Roman" w:hAnsi="Times New Roman" w:cs="Times New Roman"/>
+                <w:color w:val="333333"/>
+                <w:sz w:val="28"/>
+                <w:szCs w:val="28"/>
+                <w:shd w:val="clear" w:color="auto" w:fill="FFFFFF"/>
+              </w:rPr>
+              <w:t>текста</w:t>
+            </w:r>
+          </w:p>
+        </w:tc>
+        <w:tc>
+          <w:tcPr>
+            <w:tcW w:w="6090" w:type="dxa"/>
+          </w:tcPr>
+          <w:p>
+            <w:pPr>
+              <w:ind w:firstLine="709"/>
+              <w:rPr>
+                <w:rFonts w:ascii="Times New Roman" w:hAnsi="Times New Roman" w:cs="Times New Roman"/>
+                <w:color w:val="333333"/>
+                <w:sz w:val="28"/>
+                <w:szCs w:val="28"/>
+                <w:shd w:val="clear" w:color="auto" w:fill="FFFFFF"/>
+                <w:lang w:val="en-US"/>
+              </w:rPr>
+            </w:pPr>
+            <w:r>
+              <w:rPr>
+                <w:rFonts w:ascii="Times New Roman" w:hAnsi="Times New Roman" w:cs="Times New Roman"/>
+                <w:i/>
+                <w:color w:val="333333"/>
+                <w:sz w:val="28"/>
+                <w:szCs w:val="28"/>
+                <w:shd w:val="clear" w:color="auto" w:fill="FFFFFF"/>
+                <w:lang w:val="en-US"/>
+              </w:rPr>
+              <w:t>color, font-size, font-family, text-align</w:t>
+            </w:r>
+          </w:p>
+        </w:tc>
+      </w:tr>
+      <w:tr>
+        <w:tc>
+          <w:tcPr>
+            <w:tcW w:w="2830" w:type="dxa"/>
+          </w:tcPr>
+          <w:p>
+            <w:pPr>
+              <w:ind w:firstLine="709"/>
+              <w:rPr>
+                <w:rFonts w:ascii="Times New Roman" w:hAnsi="Times New Roman" w:cs="Times New Roman"/>
+                <w:color w:val="333333"/>
+                <w:sz w:val="28"/>
+                <w:szCs w:val="28"/>
+                <w:shd w:val="clear" w:color="auto" w:fill="FFFFFF"/>
+                <w:lang w:val="en-US"/>
+              </w:rPr>
+            </w:pPr>
+            <w:r>
+              <w:rPr>
+                <w:rStyle w:val="a3"/>
+                <w:rFonts w:ascii="Times New Roman" w:hAnsi="Times New Roman" w:cs="Times New Roman"/>
+                <w:color w:val="333333"/>
+                <w:sz w:val="28"/>
+                <w:szCs w:val="28"/>
+                <w:shd w:val="clear" w:color="auto" w:fill="FFFFFF"/>
+              </w:rPr>
+              <w:t>Для</w:t>
+            </w:r>
+            <w:r>
+              <w:rPr>
+                <w:rStyle w:val="a3"/>
+                <w:rFonts w:ascii="Times New Roman" w:hAnsi="Times New Roman" w:cs="Times New Roman"/>
+                <w:color w:val="333333"/>
+                <w:sz w:val="28"/>
+                <w:szCs w:val="28"/>
+                <w:shd w:val="clear" w:color="auto" w:fill="FFFFFF"/>
+                <w:lang w:val="en-US"/>
+              </w:rPr>
+              <w:t xml:space="preserve"> </w:t>
+            </w:r>
+            <w:r>
+              <w:rPr>
+                <w:rStyle w:val="a3"/>
+                <w:rFonts w:ascii="Times New Roman" w:hAnsi="Times New Roman" w:cs="Times New Roman"/>
+                <w:color w:val="333333"/>
+                <w:sz w:val="28"/>
+                <w:szCs w:val="28"/>
+                <w:shd w:val="clear" w:color="auto" w:fill="FFFFFF"/>
+              </w:rPr>
+              <w:t>фона</w:t>
+            </w:r>
+          </w:p>
+        </w:tc>
+        <w:tc>
+          <w:tcPr>
+            <w:tcW w:w="6090" w:type="dxa"/>
+          </w:tcPr>
+          <w:p>
+            <w:pPr>
+              <w:ind w:firstLine="709"/>
+              <w:rPr>
+                <w:rFonts w:ascii="Times New Roman" w:hAnsi="Times New Roman" w:cs="Times New Roman"/>
+                <w:color w:val="333333"/>
+                <w:sz w:val="28"/>
+                <w:szCs w:val="28"/>
+                <w:shd w:val="clear" w:color="auto" w:fill="FFFFFF"/>
+                <w:lang w:val="en-US"/>
+              </w:rPr>
+            </w:pPr>
+            <w:r>
+              <w:rPr>
+                <w:rFonts w:ascii="Times New Roman" w:hAnsi="Times New Roman" w:cs="Times New Roman"/>
+                <w:i/>
+                <w:color w:val="333333"/>
+                <w:sz w:val="28"/>
+                <w:szCs w:val="28"/>
+                <w:shd w:val="clear" w:color="auto" w:fill="FFFFFF"/>
+                <w:lang w:val="en-US"/>
+              </w:rPr>
+              <w:t>background-color, background-image, background-repeat</w:t>
+            </w:r>
+          </w:p>
+        </w:tc>
+      </w:tr>
+      <w:tr>
+        <w:tc>
+          <w:tcPr>
+            <w:tcW w:w="2830" w:type="dxa"/>
+          </w:tcPr>
+          <w:p>
+            <w:pPr>
+              <w:ind w:firstLine="709"/>
+              <w:rPr>
+                <w:rFonts w:ascii="Times New Roman" w:hAnsi="Times New Roman" w:cs="Times New Roman"/>
+                <w:color w:val="333333"/>
+                <w:sz w:val="28"/>
+                <w:szCs w:val="28"/>
+                <w:shd w:val="clear" w:color="auto" w:fill="FFFFFF"/>
+                <w:lang w:val="en-US"/>
+              </w:rPr>
+            </w:pPr>
+            <w:r>
+              <w:rPr>
+                <w:rStyle w:val="a3"/>
+                <w:rFonts w:ascii="Times New Roman" w:hAnsi="Times New Roman" w:cs="Times New Roman"/>
+                <w:color w:val="333333"/>
+                <w:sz w:val="28"/>
+                <w:szCs w:val="28"/>
+                <w:shd w:val="clear" w:color="auto" w:fill="FFFFFF"/>
+              </w:rPr>
+              <w:t>Для</w:t>
+            </w:r>
+            <w:r>
+              <w:rPr>
+                <w:rStyle w:val="a3"/>
+                <w:rFonts w:ascii="Times New Roman" w:hAnsi="Times New Roman" w:cs="Times New Roman"/>
+                <w:color w:val="333333"/>
+                <w:sz w:val="28"/>
+                <w:szCs w:val="28"/>
+                <w:shd w:val="clear" w:color="auto" w:fill="FFFFFF"/>
+                <w:lang w:val="en-US"/>
+              </w:rPr>
+              <w:t xml:space="preserve"> </w:t>
+            </w:r>
+            <w:r>
+              <w:rPr>
+                <w:rStyle w:val="a3"/>
+                <w:rFonts w:ascii="Times New Roman" w:hAnsi="Times New Roman" w:cs="Times New Roman"/>
+                <w:color w:val="333333"/>
+                <w:sz w:val="28"/>
+                <w:szCs w:val="28"/>
+                <w:shd w:val="clear" w:color="auto" w:fill="FFFFFF"/>
+              </w:rPr>
+              <w:t>элементов</w:t>
+            </w:r>
+          </w:p>
+        </w:tc>
+        <w:tc>
+          <w:tcPr>
+            <w:tcW w:w="6090" w:type="dxa"/>
+          </w:tcPr>
+          <w:p>
+            <w:pPr>
+              <w:ind w:firstLine="709"/>
+              <w:rPr>
+                <w:rFonts w:ascii="Times New Roman" w:hAnsi="Times New Roman" w:cs="Times New Roman"/>
+                <w:color w:val="333333"/>
+                <w:sz w:val="28"/>
+                <w:szCs w:val="28"/>
+                <w:shd w:val="clear" w:color="auto" w:fill="FFFFFF"/>
+                <w:lang w:val="en-US"/>
+              </w:rPr>
+            </w:pPr>
+            <w:r>
+              <w:rPr>
+                <w:rFonts w:ascii="Times New Roman" w:hAnsi="Times New Roman" w:cs="Times New Roman"/>
+                <w:i/>
+                <w:color w:val="333333"/>
+                <w:sz w:val="28"/>
+                <w:szCs w:val="28"/>
+                <w:shd w:val="clear" w:color="auto" w:fill="FFFFFF"/>
+                <w:lang w:val="en-US"/>
+              </w:rPr>
+              <w:t xml:space="preserve">width </w:t>
+            </w:r>
+            <w:r>
+              <w:rPr>
+                <w:rFonts w:ascii="Times New Roman" w:hAnsi="Times New Roman" w:cs="Times New Roman"/>
+                <w:i/>
+                <w:color w:val="333333"/>
+                <w:sz w:val="28"/>
+                <w:szCs w:val="28"/>
+                <w:shd w:val="clear" w:color="auto" w:fill="FFFFFF"/>
+              </w:rPr>
+              <w:t>и</w:t>
+            </w:r>
+            <w:r>
+              <w:rPr>
+                <w:rFonts w:ascii="Times New Roman" w:hAnsi="Times New Roman" w:cs="Times New Roman"/>
+                <w:i/>
+                <w:color w:val="333333"/>
+                <w:sz w:val="28"/>
+                <w:szCs w:val="28"/>
+                <w:shd w:val="clear" w:color="auto" w:fill="FFFFFF"/>
+                <w:lang w:val="en-US"/>
+              </w:rPr>
+              <w:t xml:space="preserve"> height, margin, padding, border</w:t>
+            </w:r>
+          </w:p>
+        </w:tc>
+      </w:tr>
+      <w:tr>
+        <w:tc>
+          <w:tcPr>
+            <w:tcW w:w="2830" w:type="dxa"/>
+          </w:tcPr>
+          <w:p>
+            <w:pPr>
+              <w:ind w:firstLine="709"/>
+              <w:rPr>
+                <w:rFonts w:ascii="Times New Roman" w:hAnsi="Times New Roman" w:cs="Times New Roman"/>
+                <w:color w:val="333333"/>
+                <w:sz w:val="28"/>
+                <w:szCs w:val="28"/>
+                <w:shd w:val="clear" w:color="auto" w:fill="FFFFFF"/>
+                <w:lang w:val="en-US"/>
+              </w:rPr>
+            </w:pPr>
+            <w:r>
+              <w:rPr>
+                <w:rStyle w:val="a3"/>
+                <w:rFonts w:ascii="Times New Roman" w:hAnsi="Times New Roman" w:cs="Times New Roman"/>
+                <w:color w:val="333333"/>
+                <w:sz w:val="28"/>
+                <w:szCs w:val="28"/>
+                <w:shd w:val="clear" w:color="auto" w:fill="FFFFFF"/>
+              </w:rPr>
+              <w:t>Другие</w:t>
+            </w:r>
+          </w:p>
+        </w:tc>
+        <w:tc>
+          <w:tcPr>
+            <w:tcW w:w="6090" w:type="dxa"/>
+          </w:tcPr>
+          <w:p>
+            <w:pPr>
+              <w:ind w:firstLine="709"/>
+              <w:rPr>
+                <w:rFonts w:ascii="Times New Roman" w:hAnsi="Times New Roman" w:cs="Times New Roman"/>
+                <w:color w:val="333333"/>
+                <w:sz w:val="28"/>
+                <w:szCs w:val="28"/>
+                <w:shd w:val="clear" w:color="auto" w:fill="FFFFFF"/>
+                <w:lang w:val="en-US"/>
+              </w:rPr>
+            </w:pPr>
+            <w:r>
+              <w:rPr>
+                <w:rFonts w:ascii="Times New Roman" w:hAnsi="Times New Roman" w:cs="Times New Roman"/>
+                <w:i/>
+                <w:color w:val="333333"/>
+                <w:sz w:val="28"/>
+                <w:szCs w:val="28"/>
+                <w:shd w:val="clear" w:color="auto" w:fill="FFFFFF"/>
+                <w:lang w:val="en-US"/>
+              </w:rPr>
+              <w:t xml:space="preserve">display, position, z-index, overflow, cursor, transition </w:t>
+            </w:r>
+            <w:r>
+              <w:rPr>
+                <w:rFonts w:ascii="Times New Roman" w:hAnsi="Times New Roman" w:cs="Times New Roman"/>
+                <w:i/>
+                <w:color w:val="333333"/>
+                <w:sz w:val="28"/>
+                <w:szCs w:val="28"/>
+                <w:shd w:val="clear" w:color="auto" w:fill="FFFFFF"/>
+              </w:rPr>
+              <w:t>и</w:t>
+            </w:r>
+            <w:r>
+              <w:rPr>
+                <w:rFonts w:ascii="Times New Roman" w:hAnsi="Times New Roman" w:cs="Times New Roman"/>
+                <w:i/>
+                <w:color w:val="333333"/>
+                <w:sz w:val="28"/>
+                <w:szCs w:val="28"/>
+                <w:shd w:val="clear" w:color="auto" w:fill="FFFFFF"/>
+                <w:lang w:val="en-US"/>
+              </w:rPr>
+              <w:t xml:space="preserve"> animation</w:t>
+            </w:r>
+          </w:p>
+        </w:tc>
+      </w:tr>
+    </w:tbl>
+    <w:p>
+      <w:pPr>
         <w:spacing w:line="240" w:lineRule="auto"/>
-        <w:ind w:left="709"/>
-        <w:rPr>
-          <w:rFonts w:ascii="Times New Roman" w:hAnsi="Times New Roman" w:cs="Times New Roman"/>
-          <w:i/>
-          <w:color w:val="333333"/>
-          <w:sz w:val="28"/>
-          <w:szCs w:val="28"/>
+        <w:ind w:firstLine="709"/>
+        <w:rPr>
+          <w:rFonts w:ascii="Times New Roman" w:hAnsi="Times New Roman" w:cs="Times New Roman"/>
+          <w:color w:val="333333"/>
+          <w:sz w:val="28"/>
+          <w:szCs w:val="28"/>
+          <w:u w:val="single"/>
           <w:shd w:val="clear" w:color="auto" w:fill="FFFFFF"/>
           <w:lang w:val="en-US"/>
         </w:rPr>
       </w:pPr>
-      <w:r>
-        <w:rPr>
-          <w:rStyle w:val="a3"/>
-          <w:rFonts w:ascii="Times New Roman" w:hAnsi="Times New Roman" w:cs="Times New Roman"/>
-          <w:color w:val="333333"/>
-          <w:sz w:val="28"/>
-          <w:szCs w:val="28"/>
-          <w:shd w:val="clear" w:color="auto" w:fill="FFFFFF"/>
-        </w:rPr>
-        <w:t>Для</w:t>
-      </w:r>
-      <w:r>
-        <w:rPr>
-          <w:rStyle w:val="a3"/>
-          <w:rFonts w:ascii="Times New Roman" w:hAnsi="Times New Roman" w:cs="Times New Roman"/>
-          <w:color w:val="333333"/>
-          <w:sz w:val="28"/>
-          <w:szCs w:val="28"/>
-          <w:shd w:val="clear" w:color="auto" w:fill="FFFFFF"/>
+    </w:p>
+    <w:p>
+      <w:pPr>
+        <w:spacing w:line="240" w:lineRule="auto"/>
+        <w:ind w:firstLine="709"/>
+        <w:rPr>
+          <w:rFonts w:ascii="Times New Roman" w:hAnsi="Times New Roman" w:cs="Times New Roman"/>
+          <w:sz w:val="28"/>
+          <w:szCs w:val="28"/>
+          <w:lang w:val="en-US"/>
+        </w:rPr>
+      </w:pPr>
+      <w:r>
+        <w:rPr>
+          <w:rFonts w:ascii="Times New Roman" w:hAnsi="Times New Roman" w:cs="Times New Roman"/>
+          <w:sz w:val="28"/>
+          <w:szCs w:val="28"/>
+        </w:rPr>
+        <w:t>Пример</w:t>
+      </w:r>
+      <w:r>
+        <w:rPr>
+          <w:rFonts w:ascii="Times New Roman" w:hAnsi="Times New Roman" w:cs="Times New Roman"/>
+          <w:sz w:val="28"/>
+          <w:szCs w:val="28"/>
           <w:lang w:val="en-US"/>
         </w:rPr>
         <w:t xml:space="preserve"> </w:t>
       </w:r>
       <w:r>
         <w:rPr>
-          <w:rStyle w:val="a3"/>
-          <w:rFonts w:ascii="Times New Roman" w:hAnsi="Times New Roman" w:cs="Times New Roman"/>
-          <w:color w:val="333333"/>
-          <w:sz w:val="28"/>
-          <w:szCs w:val="28"/>
-          <w:shd w:val="clear" w:color="auto" w:fill="FFFFFF"/>
-        </w:rPr>
-        <w:t>текста</w:t>
-      </w:r>
-      <w:r>
-        <w:rPr>
-          <w:rFonts w:ascii="Times New Roman" w:hAnsi="Times New Roman" w:cs="Times New Roman"/>
-          <w:color w:val="333333"/>
-          <w:sz w:val="28"/>
-          <w:szCs w:val="28"/>
-          <w:shd w:val="clear" w:color="auto" w:fill="FFFFFF"/>
-          <w:lang w:val="en-US"/>
-        </w:rPr>
-        <w:t xml:space="preserve">: </w:t>
-      </w:r>
-      <w:r>
-        <w:rPr>
-          <w:rFonts w:ascii="Times New Roman" w:hAnsi="Times New Roman" w:cs="Times New Roman"/>
-          <w:i/>
-          <w:color w:val="333333"/>
-          <w:sz w:val="28"/>
-          <w:szCs w:val="28"/>
-          <w:shd w:val="clear" w:color="auto" w:fill="FFFFFF"/>
-          <w:lang w:val="en-US"/>
-        </w:rPr>
-        <w:t>color, font-size, font-family, text-align.</w:t>
-      </w:r>
-    </w:p>
-    <w:p>
-      <w:pPr>
-        <w:pStyle w:val="a4"/>
-        <w:numPr>
-          <w:ilvl w:val="0"/>
-          <w:numId w:val="1"/>
-        </w:numPr>
+          <w:rFonts w:ascii="Times New Roman" w:hAnsi="Times New Roman" w:cs="Times New Roman"/>
+          <w:sz w:val="28"/>
+          <w:szCs w:val="28"/>
+        </w:rPr>
+        <w:t>синтаксиса</w:t>
+      </w:r>
+      <w:r>
+        <w:rPr>
+          <w:rFonts w:ascii="Times New Roman" w:hAnsi="Times New Roman" w:cs="Times New Roman"/>
+          <w:sz w:val="28"/>
+          <w:szCs w:val="28"/>
+          <w:lang w:val="en-US"/>
+        </w:rPr>
+        <w:t>:</w:t>
+      </w:r>
+    </w:p>
+    <w:p>
+      <w:pPr>
         <w:spacing w:line="240" w:lineRule="auto"/>
-        <w:ind w:left="709"/>
-        <w:rPr>
-          <w:rFonts w:ascii="Times New Roman" w:hAnsi="Times New Roman" w:cs="Times New Roman"/>
-          <w:color w:val="333333"/>
-          <w:sz w:val="28"/>
-          <w:szCs w:val="28"/>
-          <w:shd w:val="clear" w:color="auto" w:fill="FFFFFF"/>
-          <w:lang w:val="en-US"/>
-        </w:rPr>
-      </w:pPr>
-      <w:r>
-        <w:rPr>
-          <w:rStyle w:val="a3"/>
-          <w:rFonts w:ascii="Times New Roman" w:hAnsi="Times New Roman" w:cs="Times New Roman"/>
-          <w:color w:val="333333"/>
-          <w:sz w:val="28"/>
-          <w:szCs w:val="28"/>
-          <w:shd w:val="clear" w:color="auto" w:fill="FFFFFF"/>
-        </w:rPr>
-        <w:t>Для</w:t>
-      </w:r>
-      <w:r>
-        <w:rPr>
-          <w:rStyle w:val="a3"/>
-          <w:rFonts w:ascii="Times New Roman" w:hAnsi="Times New Roman" w:cs="Times New Roman"/>
-          <w:color w:val="333333"/>
-          <w:sz w:val="28"/>
-          <w:szCs w:val="28"/>
-          <w:shd w:val="clear" w:color="auto" w:fill="FFFFFF"/>
-          <w:lang w:val="en-US"/>
-        </w:rPr>
-        <w:t xml:space="preserve"> </w:t>
-      </w:r>
-      <w:r>
-        <w:rPr>
-          <w:rStyle w:val="a3"/>
-          <w:rFonts w:ascii="Times New Roman" w:hAnsi="Times New Roman" w:cs="Times New Roman"/>
-          <w:color w:val="333333"/>
-          <w:sz w:val="28"/>
-          <w:szCs w:val="28"/>
-          <w:shd w:val="clear" w:color="auto" w:fill="FFFFFF"/>
-        </w:rPr>
-        <w:t>фона</w:t>
-      </w:r>
-      <w:r>
-        <w:rPr>
-          <w:rFonts w:ascii="Times New Roman" w:hAnsi="Times New Roman" w:cs="Times New Roman"/>
-          <w:color w:val="333333"/>
-          <w:sz w:val="28"/>
-          <w:szCs w:val="28"/>
-          <w:shd w:val="clear" w:color="auto" w:fill="FFFFFF"/>
-          <w:lang w:val="en-US"/>
-        </w:rPr>
-        <w:t xml:space="preserve">: </w:t>
-      </w:r>
-      <w:r>
-        <w:rPr>
-          <w:rFonts w:ascii="Times New Roman" w:hAnsi="Times New Roman" w:cs="Times New Roman"/>
-          <w:i/>
-          <w:color w:val="333333"/>
-          <w:sz w:val="28"/>
-          <w:szCs w:val="28"/>
-          <w:shd w:val="clear" w:color="auto" w:fill="FFFFFF"/>
-          <w:lang w:val="en-US"/>
-        </w:rPr>
-        <w:t>background-color, background-image, background-repeat.</w:t>
-      </w:r>
-    </w:p>
-    <w:p>
-      <w:pPr>
-        <w:pStyle w:val="a4"/>
-        <w:numPr>
-          <w:ilvl w:val="0"/>
-          <w:numId w:val="1"/>
-        </w:numPr>
+        <w:ind w:firstLine="709"/>
+        <w:rPr>
+          <w:rFonts w:ascii="Consolas" w:hAnsi="Consolas"/>
+          <w:sz w:val="28"/>
+          <w:szCs w:val="28"/>
+          <w:lang w:val="en-US"/>
+        </w:rPr>
+      </w:pPr>
+      <w:r>
+        <w:rPr>
+          <w:rFonts w:ascii="Consolas" w:hAnsi="Consolas"/>
+          <w:sz w:val="28"/>
+          <w:szCs w:val="28"/>
+          <w:lang w:val="en-US"/>
+        </w:rPr>
+        <w:t xml:space="preserve">body </w:t>
+      </w:r>
+      <w:proofErr w:type="gramStart"/>
+      <w:r>
+        <w:rPr>
+          <w:rFonts w:ascii="Consolas" w:hAnsi="Consolas"/>
+          <w:sz w:val="28"/>
+          <w:szCs w:val="28"/>
+          <w:lang w:val="en-US"/>
+        </w:rPr>
+        <w:t>{ font</w:t>
+      </w:r>
+      <w:proofErr w:type="gramEnd"/>
+      <w:r>
+        <w:rPr>
+          <w:rFonts w:ascii="Consolas" w:hAnsi="Consolas"/>
+          <w:sz w:val="28"/>
+          <w:szCs w:val="28"/>
+          <w:lang w:val="en-US"/>
+        </w:rPr>
+        <w:t>-family: '</w:t>
+      </w:r>
+      <w:proofErr w:type="spellStart"/>
+      <w:r>
+        <w:rPr>
+          <w:rFonts w:ascii="Consolas" w:hAnsi="Consolas"/>
+          <w:sz w:val="28"/>
+          <w:szCs w:val="28"/>
+          <w:lang w:val="en-US"/>
+        </w:rPr>
+        <w:t>Roboto</w:t>
+      </w:r>
+      <w:proofErr w:type="spellEnd"/>
+      <w:r>
+        <w:rPr>
+          <w:rFonts w:ascii="Consolas" w:hAnsi="Consolas"/>
+          <w:sz w:val="28"/>
+          <w:szCs w:val="28"/>
+          <w:lang w:val="en-US"/>
+        </w:rPr>
+        <w:t>', Arial, sans-serif; }</w:t>
+      </w:r>
+    </w:p>
+    <w:p>
+      <w:pPr>
         <w:spacing w:line="240" w:lineRule="auto"/>
-        <w:ind w:left="709"/>
-        <w:rPr>
-          <w:rFonts w:ascii="Times New Roman" w:hAnsi="Times New Roman" w:cs="Times New Roman"/>
-          <w:i/>
-          <w:color w:val="333333"/>
-          <w:sz w:val="28"/>
-          <w:szCs w:val="28"/>
-          <w:shd w:val="clear" w:color="auto" w:fill="FFFFFF"/>
-          <w:lang w:val="en-US"/>
-        </w:rPr>
-      </w:pPr>
-      <w:r>
-        <w:rPr>
-          <w:rStyle w:val="a3"/>
-          <w:rFonts w:ascii="Times New Roman" w:hAnsi="Times New Roman" w:cs="Times New Roman"/>
-          <w:color w:val="333333"/>
-          <w:sz w:val="28"/>
-          <w:szCs w:val="28"/>
-          <w:shd w:val="clear" w:color="auto" w:fill="FFFFFF"/>
-        </w:rPr>
-        <w:t>Для</w:t>
-      </w:r>
-      <w:r>
-        <w:rPr>
-          <w:rStyle w:val="a3"/>
-          <w:rFonts w:ascii="Times New Roman" w:hAnsi="Times New Roman" w:cs="Times New Roman"/>
-          <w:color w:val="333333"/>
-          <w:sz w:val="28"/>
-          <w:szCs w:val="28"/>
-          <w:shd w:val="clear" w:color="auto" w:fill="FFFFFF"/>
-          <w:lang w:val="en-US"/>
-        </w:rPr>
-        <w:t xml:space="preserve"> </w:t>
-      </w:r>
-      <w:r>
-        <w:rPr>
-          <w:rStyle w:val="a3"/>
-          <w:rFonts w:ascii="Times New Roman" w:hAnsi="Times New Roman" w:cs="Times New Roman"/>
-          <w:color w:val="333333"/>
-          <w:sz w:val="28"/>
-          <w:szCs w:val="28"/>
-          <w:shd w:val="clear" w:color="auto" w:fill="FFFFFF"/>
-        </w:rPr>
-        <w:t>элементов</w:t>
-      </w:r>
-      <w:r>
-        <w:rPr>
-          <w:rFonts w:ascii="Times New Roman" w:hAnsi="Times New Roman" w:cs="Times New Roman"/>
-          <w:color w:val="333333"/>
-          <w:sz w:val="28"/>
-          <w:szCs w:val="28"/>
-          <w:shd w:val="clear" w:color="auto" w:fill="FFFFFF"/>
-          <w:lang w:val="en-US"/>
-        </w:rPr>
-        <w:t xml:space="preserve">: </w:t>
-      </w:r>
-      <w:r>
-        <w:rPr>
-          <w:rFonts w:ascii="Times New Roman" w:hAnsi="Times New Roman" w:cs="Times New Roman"/>
-          <w:i/>
-          <w:color w:val="333333"/>
-          <w:sz w:val="28"/>
-          <w:szCs w:val="28"/>
-          <w:shd w:val="clear" w:color="auto" w:fill="FFFFFF"/>
-          <w:lang w:val="en-US"/>
-        </w:rPr>
-        <w:t xml:space="preserve">width </w:t>
-      </w:r>
-      <w:r>
-        <w:rPr>
-          <w:rFonts w:ascii="Times New Roman" w:hAnsi="Times New Roman" w:cs="Times New Roman"/>
-          <w:i/>
-          <w:color w:val="333333"/>
-          <w:sz w:val="28"/>
-          <w:szCs w:val="28"/>
-          <w:shd w:val="clear" w:color="auto" w:fill="FFFFFF"/>
-        </w:rPr>
-        <w:t>и</w:t>
-      </w:r>
-      <w:r>
-        <w:rPr>
-          <w:rFonts w:ascii="Times New Roman" w:hAnsi="Times New Roman" w:cs="Times New Roman"/>
-          <w:i/>
-          <w:color w:val="333333"/>
-          <w:sz w:val="28"/>
-          <w:szCs w:val="28"/>
-          <w:shd w:val="clear" w:color="auto" w:fill="FFFFFF"/>
-          <w:lang w:val="en-US"/>
-        </w:rPr>
-        <w:t xml:space="preserve"> height, margin, padding, border.</w:t>
-      </w:r>
-    </w:p>
-    <w:p>
-      <w:pPr>
-        <w:pStyle w:val="a4"/>
-        <w:numPr>
-          <w:ilvl w:val="0"/>
-          <w:numId w:val="1"/>
-        </w:numPr>
-        <w:spacing w:line="240" w:lineRule="auto"/>
-        <w:ind w:left="709"/>
-        <w:rPr>
-          <w:rFonts w:ascii="Times New Roman" w:hAnsi="Times New Roman" w:cs="Times New Roman"/>
-          <w:i/>
-          <w:sz w:val="28"/>
-          <w:szCs w:val="28"/>
-          <w:lang w:val="en-US"/>
-        </w:rPr>
-      </w:pPr>
-      <w:r>
-        <w:rPr>
-          <w:rStyle w:val="a3"/>
-          <w:rFonts w:ascii="Times New Roman" w:hAnsi="Times New Roman" w:cs="Times New Roman"/>
-          <w:color w:val="333333"/>
-          <w:sz w:val="28"/>
-          <w:szCs w:val="28"/>
-          <w:shd w:val="clear" w:color="auto" w:fill="FFFFFF"/>
-        </w:rPr>
-        <w:t>Другие</w:t>
-      </w:r>
-      <w:r>
-        <w:rPr>
-          <w:rFonts w:ascii="Times New Roman" w:hAnsi="Times New Roman" w:cs="Times New Roman"/>
-          <w:color w:val="333333"/>
-          <w:sz w:val="28"/>
-          <w:szCs w:val="28"/>
-          <w:shd w:val="clear" w:color="auto" w:fill="FFFFFF"/>
-          <w:lang w:val="en-US"/>
-        </w:rPr>
-        <w:t xml:space="preserve">: </w:t>
-      </w:r>
-      <w:r>
-        <w:rPr>
-          <w:rFonts w:ascii="Times New Roman" w:hAnsi="Times New Roman" w:cs="Times New Roman"/>
-          <w:i/>
-          <w:color w:val="333333"/>
-          <w:sz w:val="28"/>
-          <w:szCs w:val="28"/>
-          <w:shd w:val="clear" w:color="auto" w:fill="FFFFFF"/>
-          <w:lang w:val="en-US"/>
-        </w:rPr>
-        <w:t xml:space="preserve">display, position, z-index, overflow, cursor, transition </w:t>
-      </w:r>
-      <w:r>
-        <w:rPr>
-          <w:rFonts w:ascii="Times New Roman" w:hAnsi="Times New Roman" w:cs="Times New Roman"/>
-          <w:i/>
-          <w:color w:val="333333"/>
-          <w:sz w:val="28"/>
-          <w:szCs w:val="28"/>
-          <w:shd w:val="clear" w:color="auto" w:fill="FFFFFF"/>
-        </w:rPr>
-        <w:t>и</w:t>
-      </w:r>
-      <w:r>
-        <w:rPr>
-          <w:rFonts w:ascii="Times New Roman" w:hAnsi="Times New Roman" w:cs="Times New Roman"/>
-          <w:i/>
-          <w:color w:val="333333"/>
-          <w:sz w:val="28"/>
-          <w:szCs w:val="28"/>
-          <w:shd w:val="clear" w:color="auto" w:fill="FFFFFF"/>
-          <w:lang w:val="en-US"/>
-        </w:rPr>
-        <w:t xml:space="preserve"> animation.</w:t>
-      </w:r>
-    </w:p>
-    <w:p>
-      <w:pPr>
-        <w:spacing w:line="240" w:lineRule="auto"/>
-        <w:ind w:left="709"/>
-        <w:rPr>
-          <w:rFonts w:ascii="Times New Roman" w:hAnsi="Times New Roman" w:cs="Times New Roman"/>
-          <w:sz w:val="28"/>
-          <w:szCs w:val="28"/>
-          <w:lang w:val="en-US"/>
-        </w:rPr>
-      </w:pPr>
-      <w:r>
-        <w:rPr>
-          <w:rFonts w:ascii="Times New Roman" w:hAnsi="Times New Roman" w:cs="Times New Roman"/>
-          <w:sz w:val="28"/>
-          <w:szCs w:val="28"/>
-        </w:rPr>
-        <w:t>Пример</w:t>
-      </w:r>
-      <w:r>
-        <w:rPr>
-          <w:rFonts w:ascii="Times New Roman" w:hAnsi="Times New Roman" w:cs="Times New Roman"/>
-          <w:sz w:val="28"/>
-          <w:szCs w:val="28"/>
-          <w:lang w:val="en-US"/>
-        </w:rPr>
-        <w:t xml:space="preserve"> </w:t>
-      </w:r>
-      <w:r>
-        <w:rPr>
-          <w:rFonts w:ascii="Times New Roman" w:hAnsi="Times New Roman" w:cs="Times New Roman"/>
-          <w:sz w:val="28"/>
-          <w:szCs w:val="28"/>
-        </w:rPr>
-        <w:t>синтаксиса</w:t>
-      </w:r>
-      <w:r>
-        <w:rPr>
-          <w:rFonts w:ascii="Times New Roman" w:hAnsi="Times New Roman" w:cs="Times New Roman"/>
-          <w:sz w:val="28"/>
-          <w:szCs w:val="28"/>
-          <w:lang w:val="en-US"/>
-        </w:rPr>
-        <w:t>:</w:t>
-      </w:r>
-    </w:p>
-    <w:p>
-      <w:pPr>
-        <w:spacing w:line="240" w:lineRule="auto"/>
-        <w:ind w:left="709"/>
-        <w:rPr>
-          <w:rFonts w:ascii="Consolas" w:hAnsi="Consolas"/>
-          <w:sz w:val="28"/>
-          <w:szCs w:val="28"/>
-          <w:lang w:val="en-US"/>
-        </w:rPr>
-      </w:pPr>
-      <w:r>
-        <w:rPr>
-          <w:rFonts w:ascii="Consolas" w:hAnsi="Consolas"/>
-          <w:sz w:val="28"/>
-          <w:szCs w:val="28"/>
-          <w:lang w:val="en-US"/>
-        </w:rPr>
-        <w:t xml:space="preserve">body </w:t>
-      </w:r>
-      <w:proofErr w:type="gramStart"/>
-      <w:r>
-        <w:rPr>
-          <w:rFonts w:ascii="Consolas" w:hAnsi="Consolas"/>
-          <w:sz w:val="28"/>
-          <w:szCs w:val="28"/>
-          <w:lang w:val="en-US"/>
-        </w:rPr>
-        <w:t>{ font</w:t>
-      </w:r>
-      <w:proofErr w:type="gramEnd"/>
-      <w:r>
-        <w:rPr>
-          <w:rFonts w:ascii="Consolas" w:hAnsi="Consolas"/>
-          <w:sz w:val="28"/>
-          <w:szCs w:val="28"/>
-          <w:lang w:val="en-US"/>
-        </w:rPr>
-        <w:t>-family: '</w:t>
-      </w:r>
-      <w:proofErr w:type="spellStart"/>
-      <w:r>
-        <w:rPr>
-          <w:rFonts w:ascii="Consolas" w:hAnsi="Consolas"/>
-          <w:sz w:val="28"/>
-          <w:szCs w:val="28"/>
-          <w:lang w:val="en-US"/>
-        </w:rPr>
-        <w:t>Roboto</w:t>
-      </w:r>
-      <w:proofErr w:type="spellEnd"/>
-      <w:r>
-        <w:rPr>
-          <w:rFonts w:ascii="Consolas" w:hAnsi="Consolas"/>
-          <w:sz w:val="28"/>
-          <w:szCs w:val="28"/>
-          <w:lang w:val="en-US"/>
-        </w:rPr>
-        <w:t>', Arial, sans-serif; }</w:t>
-      </w:r>
-    </w:p>
-    <w:p>
-      <w:pPr>
-        <w:spacing w:line="240" w:lineRule="auto"/>
-        <w:ind w:left="709"/>
+        <w:ind w:firstLine="709"/>
         <w:rPr>
           <w:rFonts w:ascii="Consolas" w:hAnsi="Consolas"/>
           <w:sz w:val="28"/>
@@ -701,7 +1850,7 @@
       <w:pPr>
         <w:shd w:val="clear" w:color="auto" w:fill="FFFFFF"/>
         <w:spacing w:before="100" w:beforeAutospacing="1" w:after="120" w:line="240" w:lineRule="auto"/>
-        <w:ind w:left="709"/>
+        <w:ind w:firstLine="709"/>
         <w:rPr>
           <w:rFonts w:ascii="Times New Roman" w:eastAsia="Times New Roman" w:hAnsi="Times New Roman" w:cs="Times New Roman"/>
           <w:color w:val="333333"/>
@@ -764,7 +1913,7 @@
         </w:numPr>
         <w:shd w:val="clear" w:color="auto" w:fill="FFFFFF"/>
         <w:spacing w:before="100" w:beforeAutospacing="1" w:after="120" w:line="240" w:lineRule="auto"/>
-        <w:ind w:left="709"/>
+        <w:ind w:left="0" w:firstLine="709"/>
         <w:rPr>
           <w:rFonts w:ascii="Times New Roman" w:eastAsia="Times New Roman" w:hAnsi="Times New Roman" w:cs="Times New Roman"/>
           <w:color w:val="333333"/>
@@ -806,7 +1955,7 @@
         </w:numPr>
         <w:shd w:val="clear" w:color="auto" w:fill="FFFFFF"/>
         <w:spacing w:before="100" w:beforeAutospacing="1" w:after="120" w:line="240" w:lineRule="auto"/>
-        <w:ind w:left="709"/>
+        <w:ind w:left="0" w:firstLine="709"/>
         <w:rPr>
           <w:rFonts w:ascii="Times New Roman" w:eastAsia="Times New Roman" w:hAnsi="Times New Roman" w:cs="Times New Roman"/>
           <w:color w:val="333333"/>
@@ -848,7 +1997,7 @@
         </w:numPr>
         <w:shd w:val="clear" w:color="auto" w:fill="FFFFFF"/>
         <w:spacing w:before="100" w:beforeAutospacing="1" w:after="120" w:line="240" w:lineRule="auto"/>
-        <w:ind w:left="709"/>
+        <w:ind w:left="0" w:firstLine="709"/>
         <w:rPr>
           <w:rFonts w:ascii="Times New Roman" w:eastAsia="Times New Roman" w:hAnsi="Times New Roman" w:cs="Times New Roman"/>
           <w:color w:val="333333"/>
@@ -901,7 +2050,7 @@
         </w:numPr>
         <w:shd w:val="clear" w:color="auto" w:fill="FFFFFF"/>
         <w:spacing w:before="100" w:beforeAutospacing="1" w:after="120" w:line="240" w:lineRule="auto"/>
-        <w:ind w:left="709"/>
+        <w:ind w:left="0" w:firstLine="709"/>
         <w:rPr>
           <w:rFonts w:ascii="Times New Roman" w:eastAsia="Times New Roman" w:hAnsi="Times New Roman" w:cs="Times New Roman"/>
           <w:color w:val="333333"/>
@@ -936,38 +2085,129 @@
     </w:p>
     <w:p>
       <w:pPr>
-        <w:pStyle w:val="a4"/>
+        <w:spacing w:line="240" w:lineRule="auto"/>
+        <w:ind w:firstLine="709"/>
+        <w:rPr>
+          <w:rFonts w:ascii="Times New Roman" w:eastAsia="Times New Roman" w:hAnsi="Times New Roman" w:cs="Times New Roman"/>
+          <w:color w:val="333333"/>
+          <w:sz w:val="28"/>
+          <w:szCs w:val="28"/>
+          <w:lang w:val="en-US" w:eastAsia="ru-RU"/>
+        </w:rPr>
+      </w:pPr>
+    </w:p>
+    <w:p>
+      <w:pPr>
         <w:shd w:val="clear" w:color="auto" w:fill="FFFFFF"/>
         <w:spacing w:before="100" w:beforeAutospacing="1" w:after="120" w:line="240" w:lineRule="auto"/>
-        <w:ind w:left="709"/>
+        <w:ind w:firstLine="709"/>
+        <w:jc w:val="both"/>
+        <w:rPr>
+          <w:rFonts w:ascii="Times New Roman" w:eastAsia="Times New Roman" w:hAnsi="Times New Roman" w:cs="Times New Roman"/>
+          <w:color w:val="333333"/>
+          <w:sz w:val="28"/>
+          <w:szCs w:val="24"/>
+          <w:lang w:eastAsia="ru-RU"/>
+        </w:rPr>
+      </w:pPr>
+      <w:r>
         <w:rPr>
           <w:rFonts w:ascii="Times New Roman" w:eastAsia="Times New Roman" w:hAnsi="Times New Roman" w:cs="Times New Roman"/>
           <w:b/>
-          <w:color w:val="333333"/>
-          <w:sz w:val="28"/>
-          <w:szCs w:val="28"/>
+          <w:bCs/>
+          <w:color w:val="333333"/>
+          <w:sz w:val="28"/>
+          <w:szCs w:val="24"/>
           <w:lang w:eastAsia="ru-RU"/>
         </w:rPr>
-      </w:pPr>
-    </w:p>
-    <w:p>
-      <w:pPr>
-        <w:spacing w:line="240" w:lineRule="auto"/>
-        <w:ind w:left="709"/>
-        <w:rPr>
-          <w:rFonts w:ascii="Times New Roman" w:eastAsia="Times New Roman" w:hAnsi="Times New Roman" w:cs="Times New Roman"/>
-          <w:color w:val="333333"/>
-          <w:sz w:val="28"/>
-          <w:szCs w:val="28"/>
-          <w:lang w:val="en-US" w:eastAsia="ru-RU"/>
-        </w:rPr>
-      </w:pPr>
+        <w:t xml:space="preserve">Изменение высоты строки и </w:t>
+      </w:r>
+      <w:proofErr w:type="spellStart"/>
+      <w:r>
+        <w:rPr>
+          <w:rFonts w:ascii="Times New Roman" w:eastAsia="Times New Roman" w:hAnsi="Times New Roman" w:cs="Times New Roman"/>
+          <w:b/>
+          <w:bCs/>
+          <w:color w:val="333333"/>
+          <w:sz w:val="28"/>
+          <w:szCs w:val="24"/>
+          <w:lang w:eastAsia="ru-RU"/>
+        </w:rPr>
+        <w:t>межбуквенного</w:t>
+      </w:r>
+      <w:proofErr w:type="spellEnd"/>
+      <w:r>
+        <w:rPr>
+          <w:rFonts w:ascii="Times New Roman" w:eastAsia="Times New Roman" w:hAnsi="Times New Roman" w:cs="Times New Roman"/>
+          <w:b/>
+          <w:bCs/>
+          <w:color w:val="333333"/>
+          <w:sz w:val="28"/>
+          <w:szCs w:val="24"/>
+          <w:lang w:eastAsia="ru-RU"/>
+        </w:rPr>
+        <w:t xml:space="preserve"> расстояния</w:t>
+      </w:r>
+      <w:r>
+        <w:rPr>
+          <w:rFonts w:ascii="Times New Roman" w:eastAsia="Times New Roman" w:hAnsi="Times New Roman" w:cs="Times New Roman"/>
+          <w:color w:val="333333"/>
+          <w:sz w:val="28"/>
+          <w:szCs w:val="24"/>
+          <w:lang w:eastAsia="ru-RU"/>
+        </w:rPr>
+        <w:t xml:space="preserve">: свойство </w:t>
+      </w:r>
+      <w:proofErr w:type="spellStart"/>
+      <w:r>
+        <w:rPr>
+          <w:rFonts w:ascii="Times New Roman" w:eastAsia="Times New Roman" w:hAnsi="Times New Roman" w:cs="Times New Roman"/>
+          <w:color w:val="333333"/>
+          <w:sz w:val="28"/>
+          <w:szCs w:val="24"/>
+          <w:lang w:eastAsia="ru-RU"/>
+        </w:rPr>
+        <w:t>line-height</w:t>
+      </w:r>
+      <w:proofErr w:type="spellEnd"/>
+      <w:r>
+        <w:rPr>
+          <w:rFonts w:ascii="Times New Roman" w:eastAsia="Times New Roman" w:hAnsi="Times New Roman" w:cs="Times New Roman"/>
+          <w:color w:val="333333"/>
+          <w:sz w:val="28"/>
+          <w:szCs w:val="24"/>
+          <w:lang w:eastAsia="ru-RU"/>
+        </w:rPr>
+        <w:t xml:space="preserve"> устанавливает высоту строки, указывая множитель относительно размера шрифта, а свойство </w:t>
+      </w:r>
+      <w:proofErr w:type="spellStart"/>
+      <w:r>
+        <w:rPr>
+          <w:rFonts w:ascii="Times New Roman" w:eastAsia="Times New Roman" w:hAnsi="Times New Roman" w:cs="Times New Roman"/>
+          <w:color w:val="333333"/>
+          <w:sz w:val="28"/>
+          <w:szCs w:val="24"/>
+          <w:lang w:eastAsia="ru-RU"/>
+        </w:rPr>
+        <w:t>letter-spacing</w:t>
+      </w:r>
+      <w:proofErr w:type="spellEnd"/>
+      <w:r>
+        <w:rPr>
+          <w:rFonts w:ascii="Times New Roman" w:eastAsia="Times New Roman" w:hAnsi="Times New Roman" w:cs="Times New Roman"/>
+          <w:color w:val="333333"/>
+          <w:sz w:val="28"/>
+          <w:szCs w:val="24"/>
+          <w:lang w:eastAsia="ru-RU"/>
+        </w:rPr>
+        <w:t xml:space="preserve"> управляет расстоянием между символами.</w:t>
+      </w:r>
     </w:p>
     <w:p>
       <w:pPr>
         <w:shd w:val="clear" w:color="auto" w:fill="FFFFFF"/>
         <w:spacing w:before="100" w:beforeAutospacing="1" w:after="120" w:line="240" w:lineRule="auto"/>
-        <w:ind w:left="709" w:firstLine="360"/>
+        <w:ind w:firstLine="709"/>
         <w:jc w:val="both"/>
         <w:rPr>
           <w:rFonts w:ascii="Times New Roman" w:eastAsia="Times New Roman" w:hAnsi="Times New Roman" w:cs="Times New Roman"/>
@@ -987,9 +2227,8 @@
           <w:szCs w:val="24"/>
           <w:lang w:eastAsia="ru-RU"/>
         </w:rPr>
-        <w:t xml:space="preserve">Изменение высоты строки и </w:t>
-      </w:r>
-      <w:proofErr w:type="spellStart"/>
+        <w:t>Смена цвета</w:t>
+      </w:r>
       <w:r>
         <w:rPr>
           <w:rFonts w:ascii="Times New Roman" w:eastAsia="Times New Roman" w:hAnsi="Times New Roman" w:cs="Times New Roman"/>
@@ -1000,9 +2239,8 @@
           <w:szCs w:val="24"/>
           <w:lang w:eastAsia="ru-RU"/>
         </w:rPr>
-        <w:t>межбуквенного</w:t>
-      </w:r>
-      <w:proofErr w:type="spellEnd"/>
+        <w:t>/</w:t>
+      </w:r>
       <w:r>
         <w:rPr>
           <w:rFonts w:ascii="Times New Roman" w:eastAsia="Times New Roman" w:hAnsi="Times New Roman" w:cs="Times New Roman"/>
@@ -1013,30 +2251,32 @@
           <w:szCs w:val="24"/>
           <w:lang w:eastAsia="ru-RU"/>
         </w:rPr>
-        <w:t xml:space="preserve"> расстояния</w:t>
-      </w:r>
-      <w:r>
-        <w:rPr>
-          <w:rFonts w:ascii="Times New Roman" w:eastAsia="Times New Roman" w:hAnsi="Times New Roman" w:cs="Times New Roman"/>
+        <w:t>шрифта</w:t>
+      </w:r>
+      <w:r>
+        <w:rPr>
+          <w:rFonts w:ascii="Times New Roman" w:eastAsia="Times New Roman" w:hAnsi="Times New Roman" w:cs="Times New Roman"/>
+          <w:b/>
+          <w:bCs/>
           <w:color w:val="333333"/>
           <w:sz w:val="28"/>
           <w:szCs w:val="24"/>
           <w:lang w:eastAsia="ru-RU"/>
         </w:rPr>
-        <w:t xml:space="preserve">: свойство </w:t>
-      </w:r>
-      <w:proofErr w:type="spellStart"/>
-      <w:r>
-        <w:rPr>
-          <w:rFonts w:ascii="Times New Roman" w:eastAsia="Times New Roman" w:hAnsi="Times New Roman" w:cs="Times New Roman"/>
+        <w:t>/</w:t>
+      </w:r>
+      <w:r>
+        <w:rPr>
+          <w:rFonts w:ascii="Times New Roman" w:eastAsia="Times New Roman" w:hAnsi="Times New Roman" w:cs="Times New Roman"/>
+          <w:b/>
+          <w:bCs/>
           <w:color w:val="333333"/>
           <w:sz w:val="28"/>
           <w:szCs w:val="24"/>
           <w:lang w:eastAsia="ru-RU"/>
         </w:rPr>
-        <w:t>line-height</w:t>
-      </w:r>
-      <w:proofErr w:type="spellEnd"/>
+        <w:t>размера</w:t>
+      </w:r>
       <w:r>
         <w:rPr>
           <w:rFonts w:ascii="Times New Roman" w:eastAsia="Times New Roman" w:hAnsi="Times New Roman" w:cs="Times New Roman"/>
@@ -1045,9 +2285,8 @@
           <w:szCs w:val="24"/>
           <w:lang w:eastAsia="ru-RU"/>
         </w:rPr>
-        <w:t xml:space="preserve"> устанавливает высоту строки, указывая множитель относительно размера шрифта, а свойство </w:t>
-      </w:r>
-      <w:proofErr w:type="spellStart"/>
+        <w:t xml:space="preserve">: </w:t>
+      </w:r>
       <w:r>
         <w:rPr>
           <w:rFonts w:ascii="Times New Roman" w:eastAsia="Times New Roman" w:hAnsi="Times New Roman" w:cs="Times New Roman"/>
@@ -1056,9 +2295,18 @@
           <w:szCs w:val="24"/>
           <w:lang w:eastAsia="ru-RU"/>
         </w:rPr>
-        <w:t>letter-spacing</w:t>
-      </w:r>
-      <w:proofErr w:type="spellEnd"/>
+        <w:t xml:space="preserve">свойства </w:t>
+      </w:r>
+      <w:r>
+        <w:rPr>
+          <w:rFonts w:ascii="Times New Roman" w:eastAsia="Times New Roman" w:hAnsi="Times New Roman" w:cs="Times New Roman"/>
+          <w:color w:val="333333"/>
+          <w:sz w:val="28"/>
+          <w:szCs w:val="24"/>
+          <w:lang w:val="en-US" w:eastAsia="ru-RU"/>
+        </w:rPr>
+        <w:t>color</w:t>
+      </w:r>
       <w:r>
         <w:rPr>
           <w:rFonts w:ascii="Times New Roman" w:eastAsia="Times New Roman" w:hAnsi="Times New Roman" w:cs="Times New Roman"/>
@@ -1067,14 +2315,174 @@
           <w:szCs w:val="24"/>
           <w:lang w:eastAsia="ru-RU"/>
         </w:rPr>
-        <w:t xml:space="preserve"> управляет расстоянием между символами.</w:t>
+        <w:t xml:space="preserve"> </w:t>
+      </w:r>
+      <w:r>
+        <w:rPr>
+          <w:rFonts w:ascii="Times New Roman" w:eastAsia="Times New Roman" w:hAnsi="Times New Roman" w:cs="Times New Roman"/>
+          <w:color w:val="333333"/>
+          <w:sz w:val="28"/>
+          <w:szCs w:val="24"/>
+          <w:lang w:eastAsia="ru-RU"/>
+        </w:rPr>
+        <w:t>меняет цвет текста</w:t>
+      </w:r>
+      <w:r>
+        <w:rPr>
+          <w:rFonts w:ascii="Times New Roman" w:eastAsia="Times New Roman" w:hAnsi="Times New Roman" w:cs="Times New Roman"/>
+          <w:color w:val="333333"/>
+          <w:sz w:val="28"/>
+          <w:szCs w:val="24"/>
+          <w:lang w:eastAsia="ru-RU"/>
+        </w:rPr>
+        <w:t xml:space="preserve">, </w:t>
+      </w:r>
+      <w:r>
+        <w:rPr>
+          <w:rFonts w:ascii="Times New Roman" w:eastAsia="Times New Roman" w:hAnsi="Times New Roman" w:cs="Times New Roman"/>
+          <w:color w:val="333333"/>
+          <w:sz w:val="28"/>
+          <w:szCs w:val="24"/>
+          <w:lang w:eastAsia="ru-RU"/>
+        </w:rPr>
+        <w:t xml:space="preserve">свойство </w:t>
+      </w:r>
+      <w:r>
+        <w:rPr>
+          <w:rFonts w:ascii="Times New Roman" w:eastAsia="Times New Roman" w:hAnsi="Times New Roman" w:cs="Times New Roman"/>
+          <w:color w:val="333333"/>
+          <w:sz w:val="28"/>
+          <w:szCs w:val="24"/>
+          <w:lang w:val="en-US" w:eastAsia="ru-RU"/>
+        </w:rPr>
+        <w:t>font</w:t>
+      </w:r>
+      <w:r>
+        <w:rPr>
+          <w:rFonts w:ascii="Times New Roman" w:eastAsia="Times New Roman" w:hAnsi="Times New Roman" w:cs="Times New Roman"/>
+          <w:color w:val="333333"/>
+          <w:sz w:val="28"/>
+          <w:szCs w:val="24"/>
+          <w:lang w:eastAsia="ru-RU"/>
+        </w:rPr>
+        <w:t>-</w:t>
+      </w:r>
+      <w:r>
+        <w:rPr>
+          <w:rFonts w:ascii="Times New Roman" w:eastAsia="Times New Roman" w:hAnsi="Times New Roman" w:cs="Times New Roman"/>
+          <w:color w:val="333333"/>
+          <w:sz w:val="28"/>
+          <w:szCs w:val="24"/>
+          <w:lang w:val="en-US" w:eastAsia="ru-RU"/>
+        </w:rPr>
+        <w:t>size</w:t>
+      </w:r>
+      <w:r>
+        <w:rPr>
+          <w:rFonts w:ascii="Times New Roman" w:eastAsia="Times New Roman" w:hAnsi="Times New Roman" w:cs="Times New Roman"/>
+          <w:color w:val="333333"/>
+          <w:sz w:val="28"/>
+          <w:szCs w:val="24"/>
+          <w:lang w:eastAsia="ru-RU"/>
+        </w:rPr>
+        <w:t xml:space="preserve"> </w:t>
+      </w:r>
+      <w:r>
+        <w:rPr>
+          <w:rFonts w:ascii="Times New Roman" w:eastAsia="Times New Roman" w:hAnsi="Times New Roman" w:cs="Times New Roman"/>
+          <w:color w:val="333333"/>
+          <w:sz w:val="28"/>
+          <w:szCs w:val="24"/>
+          <w:lang w:eastAsia="ru-RU"/>
+        </w:rPr>
+        <w:t>меняет размер текста</w:t>
+      </w:r>
+      <w:r>
+        <w:rPr>
+          <w:rFonts w:ascii="Times New Roman" w:eastAsia="Times New Roman" w:hAnsi="Times New Roman" w:cs="Times New Roman"/>
+          <w:color w:val="333333"/>
+          <w:sz w:val="28"/>
+          <w:szCs w:val="24"/>
+          <w:lang w:eastAsia="ru-RU"/>
+        </w:rPr>
+        <w:t xml:space="preserve">, </w:t>
+      </w:r>
+      <w:r>
+        <w:rPr>
+          <w:rFonts w:ascii="Times New Roman" w:eastAsia="Times New Roman" w:hAnsi="Times New Roman" w:cs="Times New Roman"/>
+          <w:color w:val="333333"/>
+          <w:sz w:val="28"/>
+          <w:szCs w:val="24"/>
+          <w:lang w:eastAsia="ru-RU"/>
+        </w:rPr>
+        <w:t xml:space="preserve">свойство </w:t>
+      </w:r>
+      <w:r>
+        <w:rPr>
+          <w:rFonts w:ascii="Times New Roman" w:eastAsia="Times New Roman" w:hAnsi="Times New Roman" w:cs="Times New Roman"/>
+          <w:color w:val="333333"/>
+          <w:sz w:val="28"/>
+          <w:szCs w:val="24"/>
+          <w:lang w:val="en-US" w:eastAsia="ru-RU"/>
+        </w:rPr>
+        <w:t>font</w:t>
+      </w:r>
+      <w:r>
+        <w:rPr>
+          <w:rFonts w:ascii="Times New Roman" w:eastAsia="Times New Roman" w:hAnsi="Times New Roman" w:cs="Times New Roman"/>
+          <w:color w:val="333333"/>
+          <w:sz w:val="28"/>
+          <w:szCs w:val="24"/>
+          <w:lang w:eastAsia="ru-RU"/>
+        </w:rPr>
+        <w:t>-</w:t>
+      </w:r>
+      <w:r>
+        <w:rPr>
+          <w:rFonts w:ascii="Times New Roman" w:eastAsia="Times New Roman" w:hAnsi="Times New Roman" w:cs="Times New Roman"/>
+          <w:color w:val="333333"/>
+          <w:sz w:val="28"/>
+          <w:szCs w:val="24"/>
+          <w:lang w:val="en-US" w:eastAsia="ru-RU"/>
+        </w:rPr>
+        <w:t>family</w:t>
+      </w:r>
+      <w:r>
+        <w:rPr>
+          <w:rFonts w:ascii="Times New Roman" w:eastAsia="Times New Roman" w:hAnsi="Times New Roman" w:cs="Times New Roman"/>
+          <w:color w:val="333333"/>
+          <w:sz w:val="28"/>
+          <w:szCs w:val="24"/>
+          <w:lang w:eastAsia="ru-RU"/>
+        </w:rPr>
+        <w:t xml:space="preserve"> </w:t>
+      </w:r>
+      <w:r>
+        <w:rPr>
+          <w:rFonts w:ascii="Times New Roman" w:eastAsia="Times New Roman" w:hAnsi="Times New Roman" w:cs="Times New Roman"/>
+          <w:color w:val="333333"/>
+          <w:sz w:val="28"/>
+          <w:szCs w:val="24"/>
+          <w:lang w:eastAsia="ru-RU"/>
+        </w:rPr>
+        <w:t>позволяет менять шрифт текста</w:t>
+      </w:r>
+      <w:r>
+        <w:rPr>
+          <w:rFonts w:ascii="Times New Roman" w:eastAsia="Times New Roman" w:hAnsi="Times New Roman" w:cs="Times New Roman"/>
+          <w:color w:val="333333"/>
+          <w:sz w:val="28"/>
+          <w:szCs w:val="24"/>
+          <w:lang w:eastAsia="ru-RU"/>
+        </w:rPr>
+        <w:t>.</w:t>
       </w:r>
     </w:p>
     <w:p>
       <w:pPr>
         <w:shd w:val="clear" w:color="auto" w:fill="FFFFFF"/>
         <w:spacing w:before="100" w:beforeAutospacing="1" w:after="120" w:line="240" w:lineRule="auto"/>
-        <w:ind w:left="709" w:firstLine="360"/>
+        <w:ind w:firstLine="709"/>
         <w:jc w:val="both"/>
         <w:rPr>
           <w:rFonts w:ascii="Times New Roman" w:eastAsia="Times New Roman" w:hAnsi="Times New Roman" w:cs="Times New Roman"/>
@@ -1118,9 +2526,165 @@
           <w:szCs w:val="24"/>
           <w:lang w:eastAsia="ru-RU"/>
         </w:rPr>
-        <w:t>шрифта</w:t>
-      </w:r>
-      <w:r>
+        <w:t>фона</w:t>
+      </w:r>
+      <w:r>
+        <w:rPr>
+          <w:rFonts w:ascii="Times New Roman" w:eastAsia="Times New Roman" w:hAnsi="Times New Roman" w:cs="Times New Roman"/>
+          <w:color w:val="333333"/>
+          <w:sz w:val="28"/>
+          <w:szCs w:val="24"/>
+          <w:lang w:eastAsia="ru-RU"/>
+        </w:rPr>
+        <w:t xml:space="preserve">: </w:t>
+      </w:r>
+      <w:r>
+        <w:rPr>
+          <w:rFonts w:ascii="Times New Roman" w:eastAsia="Times New Roman" w:hAnsi="Times New Roman" w:cs="Times New Roman"/>
+          <w:color w:val="333333"/>
+          <w:sz w:val="28"/>
+          <w:szCs w:val="24"/>
+          <w:lang w:eastAsia="ru-RU"/>
+        </w:rPr>
+        <w:t xml:space="preserve">свойство </w:t>
+      </w:r>
+      <w:r>
+        <w:rPr>
+          <w:rFonts w:ascii="Times New Roman" w:eastAsia="Times New Roman" w:hAnsi="Times New Roman" w:cs="Times New Roman"/>
+          <w:color w:val="333333"/>
+          <w:sz w:val="28"/>
+          <w:szCs w:val="24"/>
+          <w:lang w:val="en-US" w:eastAsia="ru-RU"/>
+        </w:rPr>
+        <w:t>background</w:t>
+      </w:r>
+      <w:r>
+        <w:rPr>
+          <w:rFonts w:ascii="Times New Roman" w:eastAsia="Times New Roman" w:hAnsi="Times New Roman" w:cs="Times New Roman"/>
+          <w:color w:val="333333"/>
+          <w:sz w:val="28"/>
+          <w:szCs w:val="24"/>
+          <w:lang w:eastAsia="ru-RU"/>
+        </w:rPr>
+        <w:t>-</w:t>
+      </w:r>
+      <w:r>
+        <w:rPr>
+          <w:rFonts w:ascii="Times New Roman" w:eastAsia="Times New Roman" w:hAnsi="Times New Roman" w:cs="Times New Roman"/>
+          <w:color w:val="333333"/>
+          <w:sz w:val="28"/>
+          <w:szCs w:val="24"/>
+          <w:lang w:val="en-US" w:eastAsia="ru-RU"/>
+        </w:rPr>
+        <w:t>color</w:t>
+      </w:r>
+      <w:r>
+        <w:rPr>
+          <w:rFonts w:ascii="Times New Roman" w:eastAsia="Times New Roman" w:hAnsi="Times New Roman" w:cs="Times New Roman"/>
+          <w:color w:val="333333"/>
+          <w:sz w:val="28"/>
+          <w:szCs w:val="24"/>
+          <w:lang w:eastAsia="ru-RU"/>
+        </w:rPr>
+        <w:t xml:space="preserve"> </w:t>
+      </w:r>
+      <w:r>
+        <w:rPr>
+          <w:rFonts w:ascii="Times New Roman" w:eastAsia="Times New Roman" w:hAnsi="Times New Roman" w:cs="Times New Roman"/>
+          <w:color w:val="333333"/>
+          <w:sz w:val="28"/>
+          <w:szCs w:val="24"/>
+          <w:lang w:eastAsia="ru-RU"/>
+        </w:rPr>
+        <w:t>позволяет установить другой цвет основной страницы</w:t>
+      </w:r>
+      <w:r>
+        <w:rPr>
+          <w:rFonts w:ascii="Times New Roman" w:eastAsia="Times New Roman" w:hAnsi="Times New Roman" w:cs="Times New Roman"/>
+          <w:color w:val="333333"/>
+          <w:sz w:val="28"/>
+          <w:szCs w:val="24"/>
+          <w:lang w:eastAsia="ru-RU"/>
+        </w:rPr>
+        <w:t xml:space="preserve">, </w:t>
+      </w:r>
+      <w:r>
+        <w:rPr>
+          <w:rFonts w:ascii="Times New Roman" w:eastAsia="Times New Roman" w:hAnsi="Times New Roman" w:cs="Times New Roman"/>
+          <w:color w:val="333333"/>
+          <w:sz w:val="28"/>
+          <w:szCs w:val="24"/>
+          <w:lang w:eastAsia="ru-RU"/>
+        </w:rPr>
+        <w:t xml:space="preserve">свойство </w:t>
+      </w:r>
+      <w:r>
+        <w:rPr>
+          <w:rFonts w:ascii="Times New Roman" w:eastAsia="Times New Roman" w:hAnsi="Times New Roman" w:cs="Times New Roman"/>
+          <w:color w:val="333333"/>
+          <w:sz w:val="28"/>
+          <w:szCs w:val="24"/>
+          <w:lang w:val="en-US" w:eastAsia="ru-RU"/>
+        </w:rPr>
+        <w:t>background</w:t>
+      </w:r>
+      <w:r>
+        <w:rPr>
+          <w:rFonts w:ascii="Times New Roman" w:eastAsia="Times New Roman" w:hAnsi="Times New Roman" w:cs="Times New Roman"/>
+          <w:color w:val="333333"/>
+          <w:sz w:val="28"/>
+          <w:szCs w:val="24"/>
+          <w:lang w:eastAsia="ru-RU"/>
+        </w:rPr>
+        <w:t>-</w:t>
+      </w:r>
+      <w:r>
+        <w:rPr>
+          <w:rFonts w:ascii="Times New Roman" w:eastAsia="Times New Roman" w:hAnsi="Times New Roman" w:cs="Times New Roman"/>
+          <w:color w:val="333333"/>
+          <w:sz w:val="28"/>
+          <w:szCs w:val="24"/>
+          <w:lang w:val="en-US" w:eastAsia="ru-RU"/>
+        </w:rPr>
+        <w:t>image</w:t>
+      </w:r>
+      <w:r>
+        <w:rPr>
+          <w:rFonts w:ascii="Times New Roman" w:eastAsia="Times New Roman" w:hAnsi="Times New Roman" w:cs="Times New Roman"/>
+          <w:color w:val="333333"/>
+          <w:sz w:val="28"/>
+          <w:szCs w:val="24"/>
+          <w:lang w:eastAsia="ru-RU"/>
+        </w:rPr>
+        <w:t xml:space="preserve"> </w:t>
+      </w:r>
+      <w:r>
+        <w:rPr>
+          <w:rFonts w:ascii="Times New Roman" w:eastAsia="Times New Roman" w:hAnsi="Times New Roman" w:cs="Times New Roman"/>
+          <w:color w:val="333333"/>
+          <w:sz w:val="28"/>
+          <w:szCs w:val="24"/>
+          <w:lang w:eastAsia="ru-RU"/>
+        </w:rPr>
+        <w:t>устанавливает в качестве о</w:t>
+      </w:r>
+      <w:r>
+        <w:rPr>
+          <w:rFonts w:ascii="Times New Roman" w:eastAsia="Times New Roman" w:hAnsi="Times New Roman" w:cs="Times New Roman"/>
+          <w:color w:val="333333"/>
+          <w:sz w:val="28"/>
+          <w:szCs w:val="24"/>
+          <w:lang w:eastAsia="ru-RU"/>
+        </w:rPr>
+        <w:t>сновной страницы картинку.</w:t>
+      </w:r>
+    </w:p>
+    <w:p>
+      <w:pPr>
+        <w:shd w:val="clear" w:color="auto" w:fill="FFFFFF"/>
+        <w:spacing w:before="100" w:beforeAutospacing="1" w:after="120" w:line="240" w:lineRule="auto"/>
+        <w:ind w:firstLine="709"/>
+        <w:jc w:val="both"/>
         <w:rPr>
           <w:rFonts w:ascii="Times New Roman" w:eastAsia="Times New Roman" w:hAnsi="Times New Roman" w:cs="Times New Roman"/>
           <w:b/>
@@ -1130,475 +2694,13 @@
           <w:szCs w:val="24"/>
           <w:lang w:eastAsia="ru-RU"/>
         </w:rPr>
-        <w:t>/</w:t>
-      </w:r>
-      <w:r>
-        <w:rPr>
-          <w:rFonts w:ascii="Times New Roman" w:eastAsia="Times New Roman" w:hAnsi="Times New Roman" w:cs="Times New Roman"/>
-          <w:b/>
-          <w:bCs/>
-          <w:color w:val="333333"/>
-          <w:sz w:val="28"/>
-          <w:szCs w:val="24"/>
-          <w:lang w:eastAsia="ru-RU"/>
-        </w:rPr>
-        <w:t>размера</w:t>
-      </w:r>
-      <w:r>
-        <w:rPr>
-          <w:rFonts w:ascii="Times New Roman" w:eastAsia="Times New Roman" w:hAnsi="Times New Roman" w:cs="Times New Roman"/>
-          <w:color w:val="333333"/>
-          <w:sz w:val="28"/>
-          <w:szCs w:val="24"/>
-          <w:lang w:eastAsia="ru-RU"/>
-        </w:rPr>
-        <w:t xml:space="preserve">: </w:t>
-      </w:r>
-      <w:r>
-        <w:rPr>
-          <w:rFonts w:ascii="Times New Roman" w:eastAsia="Times New Roman" w:hAnsi="Times New Roman" w:cs="Times New Roman"/>
-          <w:color w:val="333333"/>
-          <w:sz w:val="28"/>
-          <w:szCs w:val="24"/>
-          <w:lang w:eastAsia="ru-RU"/>
-        </w:rPr>
-        <w:t xml:space="preserve">свойства </w:t>
-      </w:r>
-      <w:r>
-        <w:rPr>
-          <w:rFonts w:ascii="Times New Roman" w:eastAsia="Times New Roman" w:hAnsi="Times New Roman" w:cs="Times New Roman"/>
-          <w:color w:val="333333"/>
-          <w:sz w:val="28"/>
-          <w:szCs w:val="24"/>
-          <w:lang w:val="en-US" w:eastAsia="ru-RU"/>
-        </w:rPr>
-        <w:t>color</w:t>
-      </w:r>
-      <w:r>
-        <w:rPr>
-          <w:rFonts w:ascii="Times New Roman" w:eastAsia="Times New Roman" w:hAnsi="Times New Roman" w:cs="Times New Roman"/>
-          <w:color w:val="333333"/>
-          <w:sz w:val="28"/>
-          <w:szCs w:val="24"/>
-          <w:lang w:eastAsia="ru-RU"/>
-        </w:rPr>
-        <w:t xml:space="preserve"> </w:t>
-      </w:r>
-      <w:r>
-        <w:rPr>
-          <w:rFonts w:ascii="Times New Roman" w:eastAsia="Times New Roman" w:hAnsi="Times New Roman" w:cs="Times New Roman"/>
-          <w:color w:val="333333"/>
-          <w:sz w:val="28"/>
-          <w:szCs w:val="24"/>
-          <w:lang w:eastAsia="ru-RU"/>
-        </w:rPr>
-        <w:t>меняет цвет текста</w:t>
-      </w:r>
-      <w:r>
-        <w:rPr>
-          <w:rFonts w:ascii="Times New Roman" w:eastAsia="Times New Roman" w:hAnsi="Times New Roman" w:cs="Times New Roman"/>
-          <w:color w:val="333333"/>
-          <w:sz w:val="28"/>
-          <w:szCs w:val="24"/>
-          <w:lang w:eastAsia="ru-RU"/>
-        </w:rPr>
-        <w:t xml:space="preserve">, </w:t>
-      </w:r>
-      <w:r>
-        <w:rPr>
-          <w:rFonts w:ascii="Times New Roman" w:eastAsia="Times New Roman" w:hAnsi="Times New Roman" w:cs="Times New Roman"/>
-          <w:color w:val="333333"/>
-          <w:sz w:val="28"/>
-          <w:szCs w:val="24"/>
-          <w:lang w:eastAsia="ru-RU"/>
-        </w:rPr>
-        <w:t xml:space="preserve">свойство </w:t>
-      </w:r>
-      <w:r>
-        <w:rPr>
-          <w:rFonts w:ascii="Times New Roman" w:eastAsia="Times New Roman" w:hAnsi="Times New Roman" w:cs="Times New Roman"/>
-          <w:color w:val="333333"/>
-          <w:sz w:val="28"/>
-          <w:szCs w:val="24"/>
-          <w:lang w:val="en-US" w:eastAsia="ru-RU"/>
-        </w:rPr>
-        <w:t>font</w:t>
-      </w:r>
-      <w:r>
-        <w:rPr>
-          <w:rFonts w:ascii="Times New Roman" w:eastAsia="Times New Roman" w:hAnsi="Times New Roman" w:cs="Times New Roman"/>
-          <w:color w:val="333333"/>
-          <w:sz w:val="28"/>
-          <w:szCs w:val="24"/>
-          <w:lang w:eastAsia="ru-RU"/>
-        </w:rPr>
-        <w:t>-</w:t>
-      </w:r>
-      <w:r>
-        <w:rPr>
-          <w:rFonts w:ascii="Times New Roman" w:eastAsia="Times New Roman" w:hAnsi="Times New Roman" w:cs="Times New Roman"/>
-          <w:color w:val="333333"/>
-          <w:sz w:val="28"/>
-          <w:szCs w:val="24"/>
-          <w:lang w:val="en-US" w:eastAsia="ru-RU"/>
-        </w:rPr>
-        <w:t>size</w:t>
-      </w:r>
-      <w:r>
-        <w:rPr>
-          <w:rFonts w:ascii="Times New Roman" w:eastAsia="Times New Roman" w:hAnsi="Times New Roman" w:cs="Times New Roman"/>
-          <w:color w:val="333333"/>
-          <w:sz w:val="28"/>
-          <w:szCs w:val="24"/>
-          <w:lang w:eastAsia="ru-RU"/>
-        </w:rPr>
-        <w:t xml:space="preserve"> </w:t>
-      </w:r>
-      <w:r>
-        <w:rPr>
-          <w:rFonts w:ascii="Times New Roman" w:eastAsia="Times New Roman" w:hAnsi="Times New Roman" w:cs="Times New Roman"/>
-          <w:color w:val="333333"/>
-          <w:sz w:val="28"/>
-          <w:szCs w:val="24"/>
-          <w:lang w:eastAsia="ru-RU"/>
-        </w:rPr>
-        <w:t>меняет размер текста</w:t>
-      </w:r>
-      <w:r>
-        <w:rPr>
-          <w:rFonts w:ascii="Times New Roman" w:eastAsia="Times New Roman" w:hAnsi="Times New Roman" w:cs="Times New Roman"/>
-          <w:color w:val="333333"/>
-          <w:sz w:val="28"/>
-          <w:szCs w:val="24"/>
-          <w:lang w:eastAsia="ru-RU"/>
-        </w:rPr>
-        <w:t xml:space="preserve">, </w:t>
-      </w:r>
-      <w:r>
-        <w:rPr>
-          <w:rFonts w:ascii="Times New Roman" w:eastAsia="Times New Roman" w:hAnsi="Times New Roman" w:cs="Times New Roman"/>
-          <w:color w:val="333333"/>
-          <w:sz w:val="28"/>
-          <w:szCs w:val="24"/>
-          <w:lang w:eastAsia="ru-RU"/>
-        </w:rPr>
-        <w:t xml:space="preserve">свойство </w:t>
-      </w:r>
-      <w:r>
-        <w:rPr>
-          <w:rFonts w:ascii="Times New Roman" w:eastAsia="Times New Roman" w:hAnsi="Times New Roman" w:cs="Times New Roman"/>
-          <w:color w:val="333333"/>
-          <w:sz w:val="28"/>
-          <w:szCs w:val="24"/>
-          <w:lang w:val="en-US" w:eastAsia="ru-RU"/>
-        </w:rPr>
-        <w:t>font</w:t>
-      </w:r>
-      <w:r>
-        <w:rPr>
-          <w:rFonts w:ascii="Times New Roman" w:eastAsia="Times New Roman" w:hAnsi="Times New Roman" w:cs="Times New Roman"/>
-          <w:color w:val="333333"/>
-          <w:sz w:val="28"/>
-          <w:szCs w:val="24"/>
-          <w:lang w:eastAsia="ru-RU"/>
-        </w:rPr>
-        <w:t>-</w:t>
-      </w:r>
-      <w:r>
-        <w:rPr>
-          <w:rFonts w:ascii="Times New Roman" w:eastAsia="Times New Roman" w:hAnsi="Times New Roman" w:cs="Times New Roman"/>
-          <w:color w:val="333333"/>
-          <w:sz w:val="28"/>
-          <w:szCs w:val="24"/>
-          <w:lang w:val="en-US" w:eastAsia="ru-RU"/>
-        </w:rPr>
-        <w:t>family</w:t>
-      </w:r>
-      <w:r>
-        <w:rPr>
-          <w:rFonts w:ascii="Times New Roman" w:eastAsia="Times New Roman" w:hAnsi="Times New Roman" w:cs="Times New Roman"/>
-          <w:color w:val="333333"/>
-          <w:sz w:val="28"/>
-          <w:szCs w:val="24"/>
-          <w:lang w:eastAsia="ru-RU"/>
-        </w:rPr>
-        <w:t xml:space="preserve"> </w:t>
-      </w:r>
-      <w:r>
-        <w:rPr>
-          <w:rFonts w:ascii="Times New Roman" w:eastAsia="Times New Roman" w:hAnsi="Times New Roman" w:cs="Times New Roman"/>
-          <w:color w:val="333333"/>
-          <w:sz w:val="28"/>
-          <w:szCs w:val="24"/>
-          <w:lang w:eastAsia="ru-RU"/>
-        </w:rPr>
-        <w:t>позволяет менять шрифт текста</w:t>
-      </w:r>
-      <w:r>
-        <w:rPr>
-          <w:rFonts w:ascii="Times New Roman" w:eastAsia="Times New Roman" w:hAnsi="Times New Roman" w:cs="Times New Roman"/>
-          <w:color w:val="333333"/>
-          <w:sz w:val="28"/>
-          <w:szCs w:val="24"/>
-          <w:lang w:eastAsia="ru-RU"/>
-        </w:rPr>
-        <w:t>.</w:t>
-      </w:r>
-    </w:p>
-    <w:p>
-      <w:pPr>
-        <w:shd w:val="clear" w:color="auto" w:fill="FFFFFF"/>
-        <w:spacing w:before="100" w:beforeAutospacing="1" w:after="120" w:line="240" w:lineRule="auto"/>
-        <w:ind w:left="709" w:firstLine="360"/>
-        <w:jc w:val="both"/>
-        <w:rPr>
-          <w:rFonts w:ascii="Times New Roman" w:eastAsia="Times New Roman" w:hAnsi="Times New Roman" w:cs="Times New Roman"/>
-          <w:color w:val="333333"/>
-          <w:sz w:val="28"/>
-          <w:szCs w:val="24"/>
-          <w:lang w:eastAsia="ru-RU"/>
-        </w:rPr>
-      </w:pPr>
-      <w:r>
-        <w:rPr>
-          <w:rFonts w:ascii="Times New Roman" w:eastAsia="Times New Roman" w:hAnsi="Times New Roman" w:cs="Times New Roman"/>
-          <w:b/>
-          <w:bCs/>
-          <w:color w:val="333333"/>
-          <w:sz w:val="28"/>
-          <w:szCs w:val="24"/>
-          <w:lang w:eastAsia="ru-RU"/>
-        </w:rPr>
-        <w:t>Смена цвета</w:t>
-      </w:r>
-      <w:r>
-        <w:rPr>
-          <w:rFonts w:ascii="Times New Roman" w:eastAsia="Times New Roman" w:hAnsi="Times New Roman" w:cs="Times New Roman"/>
-          <w:b/>
-          <w:bCs/>
-          <w:color w:val="333333"/>
-          <w:sz w:val="28"/>
-          <w:szCs w:val="24"/>
-          <w:lang w:eastAsia="ru-RU"/>
-        </w:rPr>
-        <w:t>/</w:t>
-      </w:r>
-      <w:r>
-        <w:rPr>
-          <w:rFonts w:ascii="Times New Roman" w:eastAsia="Times New Roman" w:hAnsi="Times New Roman" w:cs="Times New Roman"/>
-          <w:b/>
-          <w:bCs/>
-          <w:color w:val="333333"/>
-          <w:sz w:val="28"/>
-          <w:szCs w:val="24"/>
-          <w:lang w:eastAsia="ru-RU"/>
-        </w:rPr>
-        <w:t>фона</w:t>
-      </w:r>
-      <w:r>
-        <w:rPr>
-          <w:rFonts w:ascii="Times New Roman" w:eastAsia="Times New Roman" w:hAnsi="Times New Roman" w:cs="Times New Roman"/>
-          <w:color w:val="333333"/>
-          <w:sz w:val="28"/>
-          <w:szCs w:val="24"/>
-          <w:lang w:eastAsia="ru-RU"/>
-        </w:rPr>
-        <w:t xml:space="preserve">: </w:t>
-      </w:r>
-      <w:r>
-        <w:rPr>
-          <w:rFonts w:ascii="Times New Roman" w:eastAsia="Times New Roman" w:hAnsi="Times New Roman" w:cs="Times New Roman"/>
-          <w:color w:val="333333"/>
-          <w:sz w:val="28"/>
-          <w:szCs w:val="24"/>
-          <w:lang w:eastAsia="ru-RU"/>
-        </w:rPr>
-        <w:t xml:space="preserve">свойство </w:t>
-      </w:r>
-      <w:r>
-        <w:rPr>
-          <w:rFonts w:ascii="Times New Roman" w:eastAsia="Times New Roman" w:hAnsi="Times New Roman" w:cs="Times New Roman"/>
-          <w:color w:val="333333"/>
-          <w:sz w:val="28"/>
-          <w:szCs w:val="24"/>
-          <w:lang w:val="en-US" w:eastAsia="ru-RU"/>
-        </w:rPr>
-        <w:t>background</w:t>
-      </w:r>
-      <w:r>
-        <w:rPr>
-          <w:rFonts w:ascii="Times New Roman" w:eastAsia="Times New Roman" w:hAnsi="Times New Roman" w:cs="Times New Roman"/>
-          <w:color w:val="333333"/>
-          <w:sz w:val="28"/>
-          <w:szCs w:val="24"/>
-          <w:lang w:eastAsia="ru-RU"/>
-        </w:rPr>
-        <w:t>-</w:t>
-      </w:r>
-      <w:r>
-        <w:rPr>
-          <w:rFonts w:ascii="Times New Roman" w:eastAsia="Times New Roman" w:hAnsi="Times New Roman" w:cs="Times New Roman"/>
-          <w:color w:val="333333"/>
-          <w:sz w:val="28"/>
-          <w:szCs w:val="24"/>
-          <w:lang w:val="en-US" w:eastAsia="ru-RU"/>
-        </w:rPr>
-        <w:t>color</w:t>
-      </w:r>
-      <w:r>
-        <w:rPr>
-          <w:rFonts w:ascii="Times New Roman" w:eastAsia="Times New Roman" w:hAnsi="Times New Roman" w:cs="Times New Roman"/>
-          <w:color w:val="333333"/>
-          <w:sz w:val="28"/>
-          <w:szCs w:val="24"/>
-          <w:lang w:eastAsia="ru-RU"/>
-        </w:rPr>
-        <w:t xml:space="preserve"> </w:t>
-      </w:r>
-      <w:r>
-        <w:rPr>
-          <w:rFonts w:ascii="Times New Roman" w:eastAsia="Times New Roman" w:hAnsi="Times New Roman" w:cs="Times New Roman"/>
-          <w:color w:val="333333"/>
-          <w:sz w:val="28"/>
-          <w:szCs w:val="24"/>
-          <w:lang w:eastAsia="ru-RU"/>
-        </w:rPr>
-        <w:t>позволяет установить другой цвет основной страницы</w:t>
-      </w:r>
-      <w:r>
-        <w:rPr>
-          <w:rFonts w:ascii="Times New Roman" w:eastAsia="Times New Roman" w:hAnsi="Times New Roman" w:cs="Times New Roman"/>
-          <w:color w:val="333333"/>
-          <w:sz w:val="28"/>
-          <w:szCs w:val="24"/>
-          <w:lang w:eastAsia="ru-RU"/>
-        </w:rPr>
-        <w:t xml:space="preserve">, </w:t>
-      </w:r>
-      <w:r>
-        <w:rPr>
-          <w:rFonts w:ascii="Times New Roman" w:eastAsia="Times New Roman" w:hAnsi="Times New Roman" w:cs="Times New Roman"/>
-          <w:color w:val="333333"/>
-          <w:sz w:val="28"/>
-          <w:szCs w:val="24"/>
-          <w:lang w:eastAsia="ru-RU"/>
-        </w:rPr>
-        <w:t xml:space="preserve">свойство </w:t>
-      </w:r>
-      <w:r>
-        <w:rPr>
-          <w:rFonts w:ascii="Times New Roman" w:eastAsia="Times New Roman" w:hAnsi="Times New Roman" w:cs="Times New Roman"/>
-          <w:color w:val="333333"/>
-          <w:sz w:val="28"/>
-          <w:szCs w:val="24"/>
-          <w:lang w:val="en-US" w:eastAsia="ru-RU"/>
-        </w:rPr>
-        <w:t>background</w:t>
-      </w:r>
-      <w:r>
-        <w:rPr>
-          <w:rFonts w:ascii="Times New Roman" w:eastAsia="Times New Roman" w:hAnsi="Times New Roman" w:cs="Times New Roman"/>
-          <w:color w:val="333333"/>
-          <w:sz w:val="28"/>
-          <w:szCs w:val="24"/>
-          <w:lang w:eastAsia="ru-RU"/>
-        </w:rPr>
-        <w:t>-</w:t>
-      </w:r>
-      <w:r>
-        <w:rPr>
-          <w:rFonts w:ascii="Times New Roman" w:eastAsia="Times New Roman" w:hAnsi="Times New Roman" w:cs="Times New Roman"/>
-          <w:color w:val="333333"/>
-          <w:sz w:val="28"/>
-          <w:szCs w:val="24"/>
-          <w:lang w:val="en-US" w:eastAsia="ru-RU"/>
-        </w:rPr>
-        <w:t>image</w:t>
-      </w:r>
-      <w:r>
-        <w:rPr>
-          <w:rFonts w:ascii="Times New Roman" w:eastAsia="Times New Roman" w:hAnsi="Times New Roman" w:cs="Times New Roman"/>
-          <w:color w:val="333333"/>
-          <w:sz w:val="28"/>
-          <w:szCs w:val="24"/>
-          <w:lang w:eastAsia="ru-RU"/>
-        </w:rPr>
-        <w:t xml:space="preserve"> </w:t>
-      </w:r>
-      <w:r>
-        <w:rPr>
-          <w:rFonts w:ascii="Times New Roman" w:eastAsia="Times New Roman" w:hAnsi="Times New Roman" w:cs="Times New Roman"/>
-          <w:color w:val="333333"/>
-          <w:sz w:val="28"/>
-          <w:szCs w:val="24"/>
-          <w:lang w:eastAsia="ru-RU"/>
-        </w:rPr>
-        <w:t>устанавливает в качестве о</w:t>
-      </w:r>
-      <w:r>
-        <w:rPr>
-          <w:rFonts w:ascii="Times New Roman" w:eastAsia="Times New Roman" w:hAnsi="Times New Roman" w:cs="Times New Roman"/>
-          <w:color w:val="333333"/>
-          <w:sz w:val="28"/>
-          <w:szCs w:val="24"/>
-          <w:lang w:eastAsia="ru-RU"/>
-        </w:rPr>
-        <w:t>сновной страницы картинку.</w:t>
-      </w:r>
-    </w:p>
-    <w:p>
-      <w:pPr>
-        <w:spacing w:line="240" w:lineRule="auto"/>
-        <w:ind w:left="709"/>
-        <w:jc w:val="center"/>
-        <w:rPr>
-          <w:rFonts w:ascii="Times New Roman" w:eastAsia="Times New Roman" w:hAnsi="Times New Roman" w:cs="Times New Roman"/>
-          <w:color w:val="333333"/>
-          <w:sz w:val="28"/>
-          <w:szCs w:val="28"/>
-          <w:lang w:eastAsia="ru-RU"/>
-        </w:rPr>
-      </w:pPr>
-    </w:p>
-    <w:p>
-      <w:pPr>
-        <w:spacing w:line="240" w:lineRule="auto"/>
-        <w:ind w:left="709"/>
-        <w:jc w:val="center"/>
-        <w:rPr>
-          <w:rFonts w:ascii="Times New Roman" w:eastAsia="Times New Roman" w:hAnsi="Times New Roman" w:cs="Times New Roman"/>
-          <w:color w:val="333333"/>
-          <w:sz w:val="28"/>
-          <w:szCs w:val="28"/>
-          <w:lang w:eastAsia="ru-RU"/>
-        </w:rPr>
-      </w:pPr>
-      <w:r>
-        <w:rPr>
-          <w:rFonts w:ascii="Times New Roman" w:eastAsia="Times New Roman" w:hAnsi="Times New Roman" w:cs="Times New Roman"/>
-          <w:color w:val="333333"/>
-          <w:sz w:val="28"/>
-          <w:szCs w:val="28"/>
-          <w:lang w:eastAsia="ru-RU"/>
-        </w:rPr>
-        <w:t>1</w:t>
-      </w:r>
-      <w:r>
-        <w:rPr>
-          <w:rFonts w:ascii="Times New Roman" w:eastAsia="Times New Roman" w:hAnsi="Times New Roman" w:cs="Times New Roman"/>
-          <w:color w:val="333333"/>
-          <w:sz w:val="28"/>
-          <w:szCs w:val="28"/>
-          <w:lang w:eastAsia="ru-RU"/>
-        </w:rPr>
-        <w:br w:type="page"/>
-      </w:r>
+      </w:pPr>
     </w:p>
     <w:p>
       <w:pPr>
         <w:shd w:val="clear" w:color="auto" w:fill="FFFFFF"/>
         <w:spacing w:after="0" w:line="240" w:lineRule="auto"/>
-        <w:ind w:left="709"/>
+        <w:ind w:firstLine="709"/>
         <w:jc w:val="center"/>
         <w:outlineLvl w:val="1"/>
         <w:rPr>
@@ -1665,7 +2767,7 @@
       <w:pPr>
         <w:shd w:val="clear" w:color="auto" w:fill="FFFFFF"/>
         <w:spacing w:after="0" w:line="240" w:lineRule="auto"/>
-        <w:ind w:left="709"/>
+        <w:ind w:firstLine="709"/>
         <w:jc w:val="center"/>
         <w:outlineLvl w:val="1"/>
         <w:rPr>
@@ -1682,7 +2784,7 @@
         <w:pStyle w:val="2"/>
         <w:shd w:val="clear" w:color="auto" w:fill="FFFFFF"/>
         <w:spacing w:before="0" w:beforeAutospacing="0" w:after="0" w:afterAutospacing="0"/>
-        <w:ind w:left="709"/>
+        <w:ind w:firstLine="709"/>
         <w:rPr>
           <w:bCs w:val="0"/>
           <w:color w:val="000000"/>
@@ -1725,7 +2827,7 @@
         <w:pStyle w:val="2"/>
         <w:shd w:val="clear" w:color="auto" w:fill="FFFFFF"/>
         <w:spacing w:before="0" w:beforeAutospacing="0" w:after="0" w:afterAutospacing="0"/>
-        <w:ind w:left="709"/>
+        <w:ind w:firstLine="709"/>
         <w:rPr>
           <w:bCs w:val="0"/>
           <w:color w:val="000000"/>
@@ -1739,7 +2841,7 @@
         <w:pStyle w:val="2"/>
         <w:shd w:val="clear" w:color="auto" w:fill="FFFFFF"/>
         <w:spacing w:before="0" w:beforeAutospacing="0" w:after="0" w:afterAutospacing="0"/>
-        <w:ind w:left="709" w:firstLine="708"/>
+        <w:ind w:firstLine="709"/>
         <w:jc w:val="both"/>
         <w:rPr>
           <w:bCs w:val="0"/>
@@ -1794,7 +2896,7 @@
       <w:pPr>
         <w:shd w:val="clear" w:color="auto" w:fill="FFFFFF"/>
         <w:spacing w:before="100" w:beforeAutospacing="1" w:after="120" w:line="240" w:lineRule="auto"/>
-        <w:ind w:left="709"/>
+        <w:ind w:firstLine="709"/>
         <w:rPr>
           <w:rFonts w:ascii="Times New Roman" w:eastAsia="Times New Roman" w:hAnsi="Times New Roman" w:cs="Times New Roman"/>
           <w:color w:val="333333"/>
@@ -1828,15 +2930,19 @@
       <w:pPr>
         <w:pStyle w:val="HTML"/>
         <w:spacing w:line="480" w:lineRule="auto"/>
-        <w:ind w:left="709"/>
+        <w:ind w:firstLine="709"/>
         <w:rPr>
           <w:rFonts w:ascii="Consolas" w:hAnsi="Consolas"/>
           <w:color w:val="110000"/>
-        </w:rPr>
-      </w:pPr>
-      <w:r>
-        <w:rPr>
-          <w:rFonts w:ascii="Consolas" w:hAnsi="Consolas"/>
+          <w:sz w:val="22"/>
+          <w:szCs w:val="22"/>
+        </w:rPr>
+      </w:pPr>
+      <w:r>
+        <w:rPr>
+          <w:rFonts w:ascii="Consolas" w:hAnsi="Consolas"/>
+          <w:sz w:val="22"/>
+          <w:szCs w:val="22"/>
         </w:rPr>
         <w:t>&lt;</w:t>
       </w:r>
@@ -1845,12 +2951,16 @@
           <w:rFonts w:ascii="Consolas" w:hAnsi="Consolas"/>
           <w:b/>
           <w:bCs/>
+          <w:sz w:val="22"/>
+          <w:szCs w:val="22"/>
         </w:rPr>
         <w:t>p</w:t>
       </w:r>
       <w:r>
         <w:rPr>
           <w:rFonts w:ascii="Consolas" w:hAnsi="Consolas"/>
+          <w:sz w:val="22"/>
+          <w:szCs w:val="22"/>
         </w:rPr>
         <w:t xml:space="preserve"> </w:t>
       </w:r>
@@ -1858,6 +2968,8 @@
       <w:r>
         <w:rPr>
           <w:rFonts w:ascii="Consolas" w:hAnsi="Consolas"/>
+          <w:sz w:val="22"/>
+          <w:szCs w:val="22"/>
         </w:rPr>
         <w:t>style</w:t>
       </w:r>
@@ -1865,6 +2977,8 @@
       <w:r>
         <w:rPr>
           <w:rFonts w:ascii="Consolas" w:hAnsi="Consolas"/>
+          <w:sz w:val="22"/>
+          <w:szCs w:val="22"/>
         </w:rPr>
         <w:t>=</w:t>
       </w:r>
@@ -1872,6 +2986,8 @@
         <w:rPr>
           <w:rFonts w:ascii="Consolas" w:hAnsi="Consolas"/>
           <w:color w:val="C00000"/>
+          <w:sz w:val="22"/>
+          <w:szCs w:val="22"/>
         </w:rPr>
         <w:t>"</w:t>
       </w:r>
@@ -1881,6 +2997,8 @@
         <w:rPr>
           <w:rFonts w:ascii="Consolas" w:hAnsi="Consolas"/>
           <w:color w:val="C00000"/>
+          <w:sz w:val="22"/>
+          <w:szCs w:val="22"/>
         </w:rPr>
         <w:t>color:red</w:t>
       </w:r>
@@ -1890,6 +3008,8 @@
         <w:rPr>
           <w:rFonts w:ascii="Consolas" w:hAnsi="Consolas"/>
           <w:color w:val="C00000"/>
+          <w:sz w:val="22"/>
+          <w:szCs w:val="22"/>
         </w:rPr>
         <w:t xml:space="preserve">; </w:t>
       </w:r>
@@ -1898,6 +3018,8 @@
         <w:rPr>
           <w:rFonts w:ascii="Consolas" w:hAnsi="Consolas"/>
           <w:color w:val="C00000"/>
+          <w:sz w:val="22"/>
+          <w:szCs w:val="22"/>
         </w:rPr>
         <w:t>background</w:t>
       </w:r>
@@ -1906,6 +3028,8 @@
         <w:rPr>
           <w:rFonts w:ascii="Consolas" w:hAnsi="Consolas"/>
           <w:color w:val="C00000"/>
+          <w:sz w:val="22"/>
+          <w:szCs w:val="22"/>
         </w:rPr>
         <w:t>:#</w:t>
       </w:r>
@@ -1914,6 +3038,8 @@
         <w:rPr>
           <w:rFonts w:ascii="Consolas" w:hAnsi="Consolas"/>
           <w:color w:val="C00000"/>
+          <w:sz w:val="22"/>
+          <w:szCs w:val="22"/>
         </w:rPr>
         <w:t>cccccc</w:t>
       </w:r>
@@ -1922,12 +3048,16 @@
         <w:rPr>
           <w:rFonts w:ascii="Consolas" w:hAnsi="Consolas"/>
           <w:color w:val="C00000"/>
+          <w:sz w:val="22"/>
+          <w:szCs w:val="22"/>
         </w:rPr>
         <w:t>"</w:t>
       </w:r>
       <w:r>
         <w:rPr>
           <w:rFonts w:ascii="Consolas" w:hAnsi="Consolas"/>
+          <w:sz w:val="22"/>
+          <w:szCs w:val="22"/>
         </w:rPr>
         <w:t>&gt;</w:t>
       </w:r>
@@ -1935,12 +3065,16 @@
         <w:rPr>
           <w:rFonts w:ascii="Consolas" w:hAnsi="Consolas"/>
           <w:color w:val="110000"/>
+          <w:sz w:val="22"/>
+          <w:szCs w:val="22"/>
         </w:rPr>
         <w:t>Абзац с методом встраивания</w:t>
       </w:r>
       <w:r>
         <w:rPr>
           <w:rFonts w:ascii="Consolas" w:hAnsi="Consolas"/>
+          <w:sz w:val="22"/>
+          <w:szCs w:val="22"/>
         </w:rPr>
         <w:t>&lt;/</w:t>
       </w:r>
@@ -1949,12 +3083,16 @@
           <w:rFonts w:ascii="Consolas" w:hAnsi="Consolas"/>
           <w:b/>
           <w:bCs/>
+          <w:sz w:val="22"/>
+          <w:szCs w:val="22"/>
         </w:rPr>
         <w:t>p</w:t>
       </w:r>
       <w:r>
         <w:rPr>
           <w:rFonts w:ascii="Consolas" w:hAnsi="Consolas"/>
+          <w:sz w:val="22"/>
+          <w:szCs w:val="22"/>
         </w:rPr>
         <w:t>&gt;</w:t>
       </w:r>
@@ -1964,7 +3102,7 @@
         <w:pStyle w:val="2"/>
         <w:shd w:val="clear" w:color="auto" w:fill="FFFFFF"/>
         <w:spacing w:before="0" w:beforeAutospacing="0" w:after="0" w:afterAutospacing="0"/>
-        <w:ind w:left="709"/>
+        <w:ind w:firstLine="709"/>
         <w:rPr>
           <w:bCs w:val="0"/>
           <w:sz w:val="28"/>
@@ -2003,7 +3141,7 @@
         <w:pStyle w:val="2"/>
         <w:shd w:val="clear" w:color="auto" w:fill="FFFFFF"/>
         <w:spacing w:before="0" w:beforeAutospacing="0" w:after="0" w:afterAutospacing="0"/>
-        <w:ind w:left="709"/>
+        <w:ind w:firstLine="709"/>
         <w:rPr>
           <w:bCs w:val="0"/>
           <w:sz w:val="28"/>
@@ -2014,7 +3152,7 @@
     <w:p>
       <w:pPr>
         <w:spacing w:line="240" w:lineRule="auto"/>
-        <w:ind w:left="709" w:firstLine="708"/>
+        <w:ind w:firstLine="709"/>
         <w:jc w:val="both"/>
         <w:rPr>
           <w:rFonts w:ascii="Times New Roman" w:hAnsi="Times New Roman" w:cs="Times New Roman"/>
@@ -2071,7 +3209,7 @@
       <w:pPr>
         <w:shd w:val="clear" w:color="auto" w:fill="FFFFFF"/>
         <w:spacing w:before="100" w:beforeAutospacing="1" w:after="120" w:line="240" w:lineRule="auto"/>
-        <w:ind w:left="709"/>
+        <w:ind w:firstLine="709"/>
         <w:rPr>
           <w:rFonts w:ascii="Times New Roman" w:eastAsia="Times New Roman" w:hAnsi="Times New Roman" w:cs="Times New Roman"/>
           <w:color w:val="333333"/>
@@ -2104,15 +3242,19 @@
     <w:p>
       <w:pPr>
         <w:pStyle w:val="HTML"/>
-        <w:ind w:left="709"/>
-        <w:rPr>
-          <w:rFonts w:ascii="Consolas" w:hAnsi="Consolas"/>
-          <w:lang w:val="en-US"/>
-        </w:rPr>
-      </w:pPr>
-      <w:r>
-        <w:rPr>
-          <w:rFonts w:ascii="Consolas" w:hAnsi="Consolas"/>
+        <w:ind w:firstLine="709"/>
+        <w:rPr>
+          <w:rFonts w:ascii="Consolas" w:hAnsi="Consolas"/>
+          <w:sz w:val="28"/>
+          <w:szCs w:val="28"/>
+          <w:lang w:val="en-US"/>
+        </w:rPr>
+      </w:pPr>
+      <w:r>
+        <w:rPr>
+          <w:rFonts w:ascii="Consolas" w:hAnsi="Consolas"/>
+          <w:sz w:val="28"/>
+          <w:szCs w:val="28"/>
           <w:lang w:val="en-US"/>
         </w:rPr>
         <w:t>&lt;head&gt;</w:t>
@@ -2121,15 +3263,19 @@
     <w:p>
       <w:pPr>
         <w:pStyle w:val="HTML"/>
-        <w:ind w:left="709"/>
-        <w:rPr>
-          <w:rFonts w:ascii="Consolas" w:hAnsi="Consolas"/>
-          <w:lang w:val="en-US"/>
-        </w:rPr>
-      </w:pPr>
-      <w:r>
-        <w:rPr>
-          <w:rFonts w:ascii="Consolas" w:hAnsi="Consolas"/>
+        <w:ind w:firstLine="709"/>
+        <w:rPr>
+          <w:rFonts w:ascii="Consolas" w:hAnsi="Consolas"/>
+          <w:sz w:val="28"/>
+          <w:szCs w:val="28"/>
+          <w:lang w:val="en-US"/>
+        </w:rPr>
+      </w:pPr>
+      <w:r>
+        <w:rPr>
+          <w:rFonts w:ascii="Consolas" w:hAnsi="Consolas"/>
+          <w:sz w:val="28"/>
+          <w:szCs w:val="28"/>
           <w:lang w:val="en-US"/>
         </w:rPr>
         <w:t>&lt;style type="text/</w:t>
@@ -2138,6 +3284,8 @@
       <w:r>
         <w:rPr>
           <w:rFonts w:ascii="Consolas" w:hAnsi="Consolas"/>
+          <w:sz w:val="28"/>
+          <w:szCs w:val="28"/>
           <w:lang w:val="en-US"/>
         </w:rPr>
         <w:t>css</w:t>
@@ -2146,6 +3294,8 @@
       <w:r>
         <w:rPr>
           <w:rFonts w:ascii="Consolas" w:hAnsi="Consolas"/>
+          <w:sz w:val="28"/>
+          <w:szCs w:val="28"/>
           <w:lang w:val="en-US"/>
         </w:rPr>
         <w:t>"&gt;</w:t>
@@ -2154,15 +3304,19 @@
     <w:p>
       <w:pPr>
         <w:pStyle w:val="HTML"/>
-        <w:ind w:left="709"/>
-        <w:rPr>
-          <w:rFonts w:ascii="Consolas" w:hAnsi="Consolas"/>
-          <w:lang w:val="en-US"/>
-        </w:rPr>
-      </w:pPr>
-      <w:r>
-        <w:rPr>
-          <w:rFonts w:ascii="Consolas" w:hAnsi="Consolas"/>
+        <w:ind w:firstLine="709"/>
+        <w:rPr>
+          <w:rFonts w:ascii="Consolas" w:hAnsi="Consolas"/>
+          <w:sz w:val="28"/>
+          <w:szCs w:val="28"/>
+          <w:lang w:val="en-US"/>
+        </w:rPr>
+      </w:pPr>
+      <w:r>
+        <w:rPr>
+          <w:rFonts w:ascii="Consolas" w:hAnsi="Consolas"/>
+          <w:sz w:val="28"/>
+          <w:szCs w:val="28"/>
           <w:lang w:val="en-US"/>
         </w:rPr>
         <w:t xml:space="preserve">  </w:t>
@@ -2171,6 +3325,8 @@
       <w:r>
         <w:rPr>
           <w:rFonts w:ascii="Consolas" w:hAnsi="Consolas"/>
+          <w:sz w:val="28"/>
+          <w:szCs w:val="28"/>
           <w:lang w:val="en-US"/>
         </w:rPr>
         <w:t>p{</w:t>
@@ -2180,15 +3336,19 @@
     <w:p>
       <w:pPr>
         <w:pStyle w:val="HTML"/>
-        <w:ind w:left="709"/>
-        <w:rPr>
-          <w:rFonts w:ascii="Consolas" w:hAnsi="Consolas"/>
-          <w:lang w:val="en-US"/>
-        </w:rPr>
-      </w:pPr>
-      <w:r>
-        <w:rPr>
-          <w:rFonts w:ascii="Consolas" w:hAnsi="Consolas"/>
+        <w:ind w:firstLine="709"/>
+        <w:rPr>
+          <w:rFonts w:ascii="Consolas" w:hAnsi="Consolas"/>
+          <w:sz w:val="28"/>
+          <w:szCs w:val="28"/>
+          <w:lang w:val="en-US"/>
+        </w:rPr>
+      </w:pPr>
+      <w:r>
+        <w:rPr>
+          <w:rFonts w:ascii="Consolas" w:hAnsi="Consolas"/>
+          <w:sz w:val="28"/>
+          <w:szCs w:val="28"/>
           <w:lang w:val="en-US"/>
         </w:rPr>
         <w:tab/>
@@ -2200,6 +3360,8 @@
           <w:rFonts w:ascii="Consolas" w:hAnsi="Consolas"/>
           <w:b/>
           <w:bCs/>
+          <w:sz w:val="28"/>
+          <w:szCs w:val="28"/>
           <w:lang w:val="en-US"/>
         </w:rPr>
         <w:t>color</w:t>
@@ -2207,6 +3369,8 @@
       <w:r>
         <w:rPr>
           <w:rFonts w:ascii="Consolas" w:hAnsi="Consolas"/>
+          <w:sz w:val="28"/>
+          <w:szCs w:val="28"/>
           <w:lang w:val="en-US"/>
         </w:rPr>
         <w:t>:red</w:t>
@@ -2216,6 +3380,8 @@
       <w:r>
         <w:rPr>
           <w:rFonts w:ascii="Consolas" w:hAnsi="Consolas"/>
+          <w:sz w:val="28"/>
+          <w:szCs w:val="28"/>
           <w:lang w:val="en-US"/>
         </w:rPr>
         <w:t>;</w:t>
@@ -2224,15 +3390,19 @@
     <w:p>
       <w:pPr>
         <w:pStyle w:val="HTML"/>
-        <w:ind w:left="709"/>
-        <w:rPr>
-          <w:rFonts w:ascii="Consolas" w:hAnsi="Consolas"/>
-          <w:lang w:val="en-US"/>
-        </w:rPr>
-      </w:pPr>
-      <w:r>
-        <w:rPr>
-          <w:rFonts w:ascii="Consolas" w:hAnsi="Consolas"/>
+        <w:ind w:firstLine="709"/>
+        <w:rPr>
+          <w:rFonts w:ascii="Consolas" w:hAnsi="Consolas"/>
+          <w:sz w:val="28"/>
+          <w:szCs w:val="28"/>
+          <w:lang w:val="en-US"/>
+        </w:rPr>
+      </w:pPr>
+      <w:r>
+        <w:rPr>
+          <w:rFonts w:ascii="Consolas" w:hAnsi="Consolas"/>
+          <w:sz w:val="28"/>
+          <w:szCs w:val="28"/>
           <w:lang w:val="en-US"/>
         </w:rPr>
         <w:tab/>
@@ -2243,6 +3413,8 @@
           <w:rFonts w:ascii="Consolas" w:hAnsi="Consolas"/>
           <w:b/>
           <w:bCs/>
+          <w:sz w:val="28"/>
+          <w:szCs w:val="28"/>
           <w:lang w:val="en-US"/>
         </w:rPr>
         <w:t>background</w:t>
@@ -2250,6 +3422,8 @@
       <w:r>
         <w:rPr>
           <w:rFonts w:ascii="Consolas" w:hAnsi="Consolas"/>
+          <w:sz w:val="28"/>
+          <w:szCs w:val="28"/>
           <w:lang w:val="en-US"/>
         </w:rPr>
         <w:t>:#</w:t>
@@ -2259,6 +3433,8 @@
       <w:r>
         <w:rPr>
           <w:rFonts w:ascii="Consolas" w:hAnsi="Consolas"/>
+          <w:sz w:val="28"/>
+          <w:szCs w:val="28"/>
           <w:lang w:val="en-US"/>
         </w:rPr>
         <w:t>cccccc</w:t>
@@ -2267,6 +3443,8 @@
       <w:r>
         <w:rPr>
           <w:rFonts w:ascii="Consolas" w:hAnsi="Consolas"/>
+          <w:sz w:val="28"/>
+          <w:szCs w:val="28"/>
           <w:lang w:val="en-US"/>
         </w:rPr>
         <w:t>;</w:t>
@@ -2275,15 +3453,19 @@
     <w:p>
       <w:pPr>
         <w:pStyle w:val="HTML"/>
-        <w:ind w:left="709"/>
-        <w:rPr>
-          <w:rFonts w:ascii="Consolas" w:hAnsi="Consolas"/>
-          <w:lang w:val="en-US"/>
-        </w:rPr>
-      </w:pPr>
-      <w:r>
-        <w:rPr>
-          <w:rFonts w:ascii="Consolas" w:hAnsi="Consolas"/>
+        <w:ind w:firstLine="709"/>
+        <w:rPr>
+          <w:rFonts w:ascii="Consolas" w:hAnsi="Consolas"/>
+          <w:sz w:val="28"/>
+          <w:szCs w:val="28"/>
+          <w:lang w:val="en-US"/>
+        </w:rPr>
+      </w:pPr>
+      <w:r>
+        <w:rPr>
+          <w:rFonts w:ascii="Consolas" w:hAnsi="Consolas"/>
+          <w:sz w:val="28"/>
+          <w:szCs w:val="28"/>
           <w:lang w:val="en-US"/>
         </w:rPr>
         <w:t xml:space="preserve">  }</w:t>
@@ -2292,15 +3474,19 @@
     <w:p>
       <w:pPr>
         <w:pStyle w:val="HTML"/>
-        <w:ind w:left="709"/>
-        <w:rPr>
-          <w:rFonts w:ascii="Consolas" w:hAnsi="Consolas"/>
-          <w:lang w:val="en-US"/>
-        </w:rPr>
-      </w:pPr>
-      <w:r>
-        <w:rPr>
-          <w:rFonts w:ascii="Consolas" w:hAnsi="Consolas"/>
+        <w:ind w:firstLine="709"/>
+        <w:rPr>
+          <w:rFonts w:ascii="Consolas" w:hAnsi="Consolas"/>
+          <w:sz w:val="28"/>
+          <w:szCs w:val="28"/>
+          <w:lang w:val="en-US"/>
+        </w:rPr>
+      </w:pPr>
+      <w:r>
+        <w:rPr>
+          <w:rFonts w:ascii="Consolas" w:hAnsi="Consolas"/>
+          <w:sz w:val="28"/>
+          <w:szCs w:val="28"/>
           <w:lang w:val="en-US"/>
         </w:rPr>
         <w:t>&lt;/style&gt;</w:t>
@@ -2309,15 +3495,19 @@
     <w:p>
       <w:pPr>
         <w:pStyle w:val="HTML"/>
-        <w:ind w:left="709"/>
-        <w:rPr>
-          <w:rFonts w:ascii="Consolas" w:hAnsi="Consolas"/>
-          <w:lang w:val="en-US"/>
-        </w:rPr>
-      </w:pPr>
-      <w:r>
-        <w:rPr>
-          <w:rFonts w:ascii="Consolas" w:hAnsi="Consolas"/>
+        <w:ind w:firstLine="709"/>
+        <w:rPr>
+          <w:rFonts w:ascii="Consolas" w:hAnsi="Consolas"/>
+          <w:sz w:val="28"/>
+          <w:szCs w:val="28"/>
+          <w:lang w:val="en-US"/>
+        </w:rPr>
+      </w:pPr>
+      <w:r>
+        <w:rPr>
+          <w:rFonts w:ascii="Consolas" w:hAnsi="Consolas"/>
+          <w:sz w:val="28"/>
+          <w:szCs w:val="28"/>
           <w:lang w:val="en-US"/>
         </w:rPr>
         <w:t>&lt;/head&gt;</w:t>
@@ -2326,15 +3516,19 @@
     <w:p>
       <w:pPr>
         <w:pStyle w:val="HTML"/>
-        <w:ind w:left="709"/>
-        <w:rPr>
-          <w:rFonts w:ascii="Consolas" w:hAnsi="Consolas"/>
-          <w:lang w:val="en-US"/>
-        </w:rPr>
-      </w:pPr>
-      <w:r>
-        <w:rPr>
-          <w:rFonts w:ascii="Consolas" w:hAnsi="Consolas"/>
+        <w:ind w:firstLine="709"/>
+        <w:rPr>
+          <w:rFonts w:ascii="Consolas" w:hAnsi="Consolas"/>
+          <w:sz w:val="28"/>
+          <w:szCs w:val="28"/>
+          <w:lang w:val="en-US"/>
+        </w:rPr>
+      </w:pPr>
+      <w:r>
+        <w:rPr>
+          <w:rFonts w:ascii="Consolas" w:hAnsi="Consolas"/>
+          <w:sz w:val="28"/>
+          <w:szCs w:val="28"/>
           <w:lang w:val="en-US"/>
         </w:rPr>
         <w:t>&lt;body&gt;</w:t>
@@ -2343,9 +3537,11 @@
     <w:p>
       <w:pPr>
         <w:pStyle w:val="HTML"/>
-        <w:ind w:left="709"/>
-        <w:rPr>
-          <w:rFonts w:ascii="Consolas" w:hAnsi="Consolas"/>
+        <w:ind w:firstLine="709"/>
+        <w:rPr>
+          <w:rFonts w:ascii="Consolas" w:hAnsi="Consolas"/>
+          <w:sz w:val="28"/>
+          <w:szCs w:val="28"/>
           <w:lang w:val="en-US"/>
         </w:rPr>
       </w:pPr>
@@ -2353,6 +3549,8 @@
         <w:rPr>
           <w:rFonts w:ascii="Consolas" w:hAnsi="Consolas"/>
           <w:color w:val="110000"/>
+          <w:sz w:val="28"/>
+          <w:szCs w:val="28"/>
           <w:lang w:val="en-US"/>
         </w:rPr>
         <w:t>&lt;p</w:t>
@@ -2360,6 +3558,8 @@
       <w:r>
         <w:rPr>
           <w:rFonts w:ascii="Consolas" w:hAnsi="Consolas"/>
+          <w:sz w:val="28"/>
+          <w:szCs w:val="28"/>
           <w:lang w:val="en-US"/>
         </w:rPr>
         <w:t>&gt;</w:t>
@@ -2368,12 +3568,16 @@
         <w:rPr>
           <w:rFonts w:ascii="Consolas" w:hAnsi="Consolas"/>
           <w:color w:val="110000"/>
+          <w:sz w:val="28"/>
+          <w:szCs w:val="28"/>
         </w:rPr>
         <w:t>Абзац</w:t>
       </w:r>
       <w:r>
         <w:rPr>
           <w:rFonts w:ascii="Consolas" w:hAnsi="Consolas"/>
+          <w:sz w:val="28"/>
+          <w:szCs w:val="28"/>
           <w:lang w:val="en-US"/>
         </w:rPr>
         <w:t>1</w:t>
@@ -2382,6 +3586,8 @@
         <w:rPr>
           <w:rFonts w:ascii="Consolas" w:hAnsi="Consolas"/>
           <w:color w:val="110000"/>
+          <w:sz w:val="28"/>
+          <w:szCs w:val="28"/>
           <w:lang w:val="en-US"/>
         </w:rPr>
         <w:t>&lt;/p</w:t>
@@ -2389,6 +3595,8 @@
       <w:r>
         <w:rPr>
           <w:rFonts w:ascii="Consolas" w:hAnsi="Consolas"/>
+          <w:sz w:val="28"/>
+          <w:szCs w:val="28"/>
           <w:lang w:val="en-US"/>
         </w:rPr>
         <w:t>&gt;</w:t>
@@ -2397,21 +3605,27 @@
     <w:p>
       <w:pPr>
         <w:pStyle w:val="HTML"/>
-        <w:ind w:left="709"/>
-        <w:rPr>
-          <w:rFonts w:ascii="Consolas" w:hAnsi="Consolas"/>
+        <w:ind w:firstLine="709"/>
+        <w:rPr>
+          <w:rFonts w:ascii="Consolas" w:hAnsi="Consolas"/>
+          <w:sz w:val="28"/>
+          <w:szCs w:val="28"/>
         </w:rPr>
       </w:pPr>
       <w:r>
         <w:rPr>
           <w:rFonts w:ascii="Consolas" w:hAnsi="Consolas"/>
           <w:color w:val="110000"/>
+          <w:sz w:val="28"/>
+          <w:szCs w:val="28"/>
         </w:rPr>
         <w:t>&lt;p</w:t>
       </w:r>
       <w:r>
         <w:rPr>
           <w:rFonts w:ascii="Consolas" w:hAnsi="Consolas"/>
+          <w:sz w:val="28"/>
+          <w:szCs w:val="28"/>
         </w:rPr>
         <w:t>&gt;</w:t>
       </w:r>
@@ -2419,12 +3633,16 @@
         <w:rPr>
           <w:rFonts w:ascii="Consolas" w:hAnsi="Consolas"/>
           <w:color w:val="110000"/>
+          <w:sz w:val="28"/>
+          <w:szCs w:val="28"/>
         </w:rPr>
         <w:t>Абзац</w:t>
       </w:r>
       <w:r>
         <w:rPr>
           <w:rFonts w:ascii="Consolas" w:hAnsi="Consolas"/>
+          <w:sz w:val="28"/>
+          <w:szCs w:val="28"/>
         </w:rPr>
         <w:t>2</w:t>
       </w:r>
@@ -2432,12 +3650,16 @@
         <w:rPr>
           <w:rFonts w:ascii="Consolas" w:hAnsi="Consolas"/>
           <w:color w:val="110000"/>
+          <w:sz w:val="28"/>
+          <w:szCs w:val="28"/>
         </w:rPr>
         <w:t>&lt;/p</w:t>
       </w:r>
       <w:r>
         <w:rPr>
           <w:rFonts w:ascii="Consolas" w:hAnsi="Consolas"/>
+          <w:sz w:val="28"/>
+          <w:szCs w:val="28"/>
         </w:rPr>
         <w:t>&gt;</w:t>
       </w:r>
@@ -2445,7 +3667,7 @@
     <w:p>
       <w:pPr>
         <w:pStyle w:val="HTML"/>
-        <w:ind w:left="709"/>
+        <w:ind w:firstLine="709"/>
         <w:rPr>
           <w:color w:val="110000"/>
         </w:rPr>
@@ -2456,7 +3678,7 @@
         <w:pStyle w:val="2"/>
         <w:shd w:val="clear" w:color="auto" w:fill="FFFFFF"/>
         <w:spacing w:before="0" w:beforeAutospacing="0" w:after="0" w:afterAutospacing="0"/>
-        <w:ind w:left="709"/>
+        <w:ind w:firstLine="709"/>
         <w:rPr>
           <w:bCs w:val="0"/>
           <w:color w:val="000000"/>
@@ -2499,7 +3721,7 @@
         <w:pStyle w:val="2"/>
         <w:shd w:val="clear" w:color="auto" w:fill="FFFFFF"/>
         <w:spacing w:before="0" w:beforeAutospacing="0" w:after="0" w:afterAutospacing="0"/>
-        <w:ind w:left="709"/>
+        <w:ind w:firstLine="709"/>
         <w:rPr>
           <w:bCs w:val="0"/>
           <w:color w:val="000000"/>
@@ -2513,7 +3735,7 @@
         <w:pStyle w:val="2"/>
         <w:shd w:val="clear" w:color="auto" w:fill="FFFFFF"/>
         <w:spacing w:before="0" w:beforeAutospacing="0" w:after="0" w:afterAutospacing="0"/>
-        <w:ind w:left="709" w:firstLine="708"/>
+        <w:ind w:firstLine="709"/>
         <w:jc w:val="both"/>
         <w:rPr>
           <w:rFonts w:ascii="Arial" w:hAnsi="Arial" w:cs="Arial"/>
@@ -2549,7 +3771,7 @@
         <w:pStyle w:val="2"/>
         <w:shd w:val="clear" w:color="auto" w:fill="FFFFFF"/>
         <w:spacing w:before="0" w:beforeAutospacing="0" w:after="0" w:afterAutospacing="0"/>
-        <w:ind w:left="709" w:firstLine="707"/>
+        <w:ind w:firstLine="709"/>
         <w:jc w:val="both"/>
         <w:rPr>
           <w:b w:val="0"/>
@@ -2575,7 +3797,7 @@
         <w:pStyle w:val="2"/>
         <w:shd w:val="clear" w:color="auto" w:fill="FFFFFF"/>
         <w:spacing w:before="0" w:beforeAutospacing="0" w:after="0" w:afterAutospacing="0"/>
-        <w:ind w:left="709" w:firstLine="707"/>
+        <w:ind w:firstLine="709"/>
         <w:jc w:val="both"/>
         <w:rPr>
           <w:b w:val="0"/>
@@ -2645,7 +3867,7 @@
         <w:pStyle w:val="2"/>
         <w:shd w:val="clear" w:color="auto" w:fill="FFFFFF"/>
         <w:spacing w:before="0" w:beforeAutospacing="0" w:after="0" w:afterAutospacing="0"/>
-        <w:ind w:left="709"/>
+        <w:ind w:firstLine="709"/>
         <w:rPr>
           <w:b w:val="0"/>
           <w:bCs w:val="0"/>
@@ -2680,7 +3902,7 @@
     <w:p>
       <w:pPr>
         <w:spacing w:line="240" w:lineRule="auto"/>
-        <w:ind w:left="709"/>
+        <w:ind w:firstLine="709"/>
         <w:rPr>
           <w:rFonts w:ascii="Consolas" w:hAnsi="Consolas" w:cs="Times New Roman"/>
           <w:sz w:val="28"/>
@@ -2741,27 +3963,18 @@
     <w:p>
       <w:pPr>
         <w:spacing w:line="240" w:lineRule="auto"/>
-        <w:ind w:left="709"/>
-        <w:jc w:val="center"/>
-        <w:rPr>
-          <w:rFonts w:ascii="Times New Roman" w:hAnsi="Times New Roman" w:cs="Times New Roman"/>
-          <w:sz w:val="28"/>
-          <w:szCs w:val="28"/>
-        </w:rPr>
-      </w:pPr>
-      <w:r>
-        <w:rPr>
-          <w:rFonts w:ascii="Times New Roman" w:hAnsi="Times New Roman" w:cs="Times New Roman"/>
-          <w:sz w:val="28"/>
-          <w:szCs w:val="28"/>
-        </w:rPr>
-        <w:t>2</w:t>
-      </w:r>
+        <w:rPr>
+          <w:rFonts w:ascii="Times New Roman" w:hAnsi="Times New Roman" w:cs="Times New Roman"/>
+          <w:sz w:val="28"/>
+          <w:szCs w:val="28"/>
+          <w:lang w:val="en-US"/>
+        </w:rPr>
+      </w:pPr>
     </w:p>
     <w:p>
       <w:pPr>
         <w:spacing w:line="240" w:lineRule="auto"/>
-        <w:ind w:left="709"/>
+        <w:ind w:firstLine="709"/>
         <w:jc w:val="center"/>
         <w:rPr>
           <w:rFonts w:ascii="Times New Roman" w:hAnsi="Times New Roman" w:cs="Times New Roman"/>
@@ -2799,7 +4012,7 @@
     <w:p>
       <w:pPr>
         <w:spacing w:line="240" w:lineRule="auto"/>
-        <w:ind w:left="709" w:firstLine="708"/>
+        <w:ind w:firstLine="709"/>
         <w:jc w:val="both"/>
         <w:rPr>
           <w:rFonts w:ascii="Times New Roman" w:hAnsi="Times New Roman" w:cs="Times New Roman"/>
@@ -2965,7 +4178,7 @@
     <w:p>
       <w:pPr>
         <w:spacing w:line="240" w:lineRule="auto"/>
-        <w:ind w:left="709" w:firstLine="708"/>
+        <w:ind w:firstLine="709"/>
         <w:jc w:val="both"/>
         <w:rPr>
           <w:rFonts w:ascii="Times New Roman" w:hAnsi="Times New Roman" w:cs="Times New Roman"/>
@@ -3036,7 +4249,7 @@
     <w:p>
       <w:pPr>
         <w:spacing w:line="240" w:lineRule="auto"/>
-        <w:ind w:left="709"/>
+        <w:ind w:firstLine="709"/>
         <w:rPr>
           <w:rFonts w:ascii="Times New Roman" w:hAnsi="Times New Roman" w:cs="Times New Roman"/>
           <w:sz w:val="28"/>
@@ -3065,9 +4278,11 @@
     <w:p>
       <w:pPr>
         <w:pStyle w:val="HTML"/>
-        <w:ind w:left="709"/>
-        <w:rPr>
-          <w:rFonts w:ascii="Consolas" w:hAnsi="Consolas"/>
+        <w:ind w:firstLine="709"/>
+        <w:rPr>
+          <w:rFonts w:ascii="Consolas" w:hAnsi="Consolas"/>
+          <w:sz w:val="28"/>
+          <w:szCs w:val="28"/>
           <w:lang w:val="en-US"/>
         </w:rPr>
       </w:pPr>
@@ -3083,6 +4298,8 @@
       <w:r>
         <w:rPr>
           <w:rFonts w:ascii="Consolas" w:hAnsi="Consolas"/>
+          <w:sz w:val="28"/>
+          <w:szCs w:val="28"/>
           <w:lang w:val="en-US"/>
         </w:rPr>
         <w:t>.</w:t>
@@ -3091,6 +4308,8 @@
       <w:r>
         <w:rPr>
           <w:rFonts w:ascii="Consolas" w:hAnsi="Consolas"/>
+          <w:sz w:val="28"/>
+          <w:szCs w:val="28"/>
           <w:lang w:val="en-US"/>
         </w:rPr>
         <w:t>my_class</w:t>
@@ -3099,6 +4318,8 @@
       <w:r>
         <w:rPr>
           <w:rFonts w:ascii="Consolas" w:hAnsi="Consolas"/>
+          <w:sz w:val="28"/>
+          <w:szCs w:val="28"/>
           <w:lang w:val="en-US"/>
         </w:rPr>
         <w:t xml:space="preserve"> {</w:t>
@@ -3108,6 +4329,8 @@
           <w:rFonts w:ascii="Consolas" w:hAnsi="Consolas"/>
           <w:b/>
           <w:bCs/>
+          <w:sz w:val="28"/>
+          <w:szCs w:val="28"/>
           <w:lang w:val="en-US"/>
         </w:rPr>
         <w:t>color</w:t>
@@ -3115,6 +4338,8 @@
       <w:r>
         <w:rPr>
           <w:rFonts w:ascii="Consolas" w:hAnsi="Consolas"/>
+          <w:sz w:val="28"/>
+          <w:szCs w:val="28"/>
           <w:lang w:val="en-US"/>
         </w:rPr>
         <w:t xml:space="preserve">: </w:t>
@@ -3123,6 +4348,8 @@
       <w:r>
         <w:rPr>
           <w:rFonts w:ascii="Consolas" w:hAnsi="Consolas"/>
+          <w:sz w:val="28"/>
+          <w:szCs w:val="28"/>
           <w:lang w:val="en-US"/>
         </w:rPr>
         <w:t>RGB(</w:t>
@@ -3131,6 +4358,8 @@
       <w:r>
         <w:rPr>
           <w:rFonts w:ascii="Consolas" w:hAnsi="Consolas"/>
+          <w:sz w:val="28"/>
+          <w:szCs w:val="28"/>
           <w:lang w:val="en-US"/>
         </w:rPr>
         <w:t xml:space="preserve">215,40,40); </w:t>
@@ -3139,15 +4368,19 @@
     <w:p>
       <w:pPr>
         <w:pStyle w:val="HTML"/>
-        <w:ind w:left="709"/>
-        <w:rPr>
-          <w:rFonts w:ascii="Consolas" w:hAnsi="Consolas"/>
-          <w:lang w:val="en-US"/>
-        </w:rPr>
-      </w:pPr>
-      <w:r>
-        <w:rPr>
-          <w:rFonts w:ascii="Consolas" w:hAnsi="Consolas"/>
+        <w:ind w:firstLine="709"/>
+        <w:rPr>
+          <w:rFonts w:ascii="Consolas" w:hAnsi="Consolas"/>
+          <w:sz w:val="28"/>
+          <w:szCs w:val="28"/>
+          <w:lang w:val="en-US"/>
+        </w:rPr>
+      </w:pPr>
+      <w:r>
+        <w:rPr>
+          <w:rFonts w:ascii="Consolas" w:hAnsi="Consolas"/>
+          <w:sz w:val="28"/>
+          <w:szCs w:val="28"/>
           <w:lang w:val="en-US"/>
         </w:rPr>
         <w:tab/>
@@ -3157,6 +4390,8 @@
           <w:rFonts w:ascii="Consolas" w:hAnsi="Consolas"/>
           <w:b/>
           <w:bCs/>
+          <w:sz w:val="28"/>
+          <w:szCs w:val="28"/>
           <w:lang w:val="en-US"/>
         </w:rPr>
         <w:t>text-align</w:t>
@@ -3164,6 +4399,8 @@
       <w:r>
         <w:rPr>
           <w:rFonts w:ascii="Consolas" w:hAnsi="Consolas"/>
+          <w:sz w:val="28"/>
+          <w:szCs w:val="28"/>
           <w:lang w:val="en-US"/>
         </w:rPr>
         <w:t>: center}</w:t>
@@ -3172,9 +4409,11 @@
     <w:p>
       <w:pPr>
         <w:pStyle w:val="HTML"/>
-        <w:ind w:left="709"/>
-        <w:rPr>
-          <w:rFonts w:ascii="Consolas" w:hAnsi="Consolas"/>
+        <w:ind w:firstLine="709"/>
+        <w:rPr>
+          <w:rFonts w:ascii="Consolas" w:hAnsi="Consolas"/>
+          <w:sz w:val="28"/>
+          <w:szCs w:val="28"/>
           <w:lang w:val="en-US"/>
         </w:rPr>
       </w:pPr>
@@ -3182,7 +4421,7 @@
     <w:p>
       <w:pPr>
         <w:pStyle w:val="HTML"/>
-        <w:ind w:left="709"/>
+        <w:ind w:firstLine="709"/>
         <w:jc w:val="both"/>
         <w:rPr>
           <w:rFonts w:ascii="Times New Roman" w:hAnsi="Times New Roman" w:cs="Times New Roman"/>
@@ -3195,102 +4434,106 @@
           <w:rFonts w:ascii="Times New Roman" w:hAnsi="Times New Roman" w:cs="Times New Roman"/>
           <w:sz w:val="28"/>
           <w:szCs w:val="28"/>
-          <w:lang w:val="en-US"/>
+        </w:rPr>
+        <w:t xml:space="preserve">Для элементов (тегов) к которым будут применены свойства класса, нужно прописать атрибут </w:t>
+      </w:r>
+      <w:r>
+        <w:rPr>
+          <w:rFonts w:ascii="Times New Roman" w:hAnsi="Times New Roman" w:cs="Times New Roman"/>
+          <w:sz w:val="28"/>
+          <w:szCs w:val="28"/>
+          <w:lang w:val="en-US"/>
+        </w:rPr>
+        <w:t>class</w:t>
+      </w:r>
+      <w:r>
+        <w:rPr>
+          <w:rFonts w:ascii="Times New Roman" w:hAnsi="Times New Roman" w:cs="Times New Roman"/>
+          <w:sz w:val="28"/>
+          <w:szCs w:val="28"/>
+        </w:rPr>
+        <w:t xml:space="preserve"> с придуманным названием клас</w:t>
+      </w:r>
+      <w:r>
+        <w:rPr>
+          <w:rFonts w:ascii="Times New Roman" w:hAnsi="Times New Roman" w:cs="Times New Roman"/>
+          <w:sz w:val="28"/>
+          <w:szCs w:val="28"/>
+        </w:rPr>
+        <w:t>са в качеств</w:t>
+      </w:r>
+      <w:bookmarkStart w:id="0" w:name="_GoBack"/>
+      <w:bookmarkEnd w:id="0"/>
+      <w:r>
+        <w:rPr>
+          <w:rFonts w:ascii="Times New Roman" w:hAnsi="Times New Roman" w:cs="Times New Roman"/>
+          <w:sz w:val="28"/>
+          <w:szCs w:val="28"/>
+        </w:rPr>
+        <w:t>е значения атрибута.</w:t>
+      </w:r>
+    </w:p>
+    <w:p>
+      <w:pPr>
+        <w:pStyle w:val="HTML"/>
+        <w:ind w:firstLine="709"/>
+        <w:rPr>
+          <w:rFonts w:ascii="Times New Roman" w:hAnsi="Times New Roman" w:cs="Times New Roman"/>
+          <w:sz w:val="28"/>
+          <w:szCs w:val="28"/>
+        </w:rPr>
+      </w:pPr>
+      <w:r>
+        <w:rPr>
+          <w:rFonts w:ascii="Times New Roman" w:hAnsi="Times New Roman" w:cs="Times New Roman"/>
+          <w:sz w:val="28"/>
+          <w:szCs w:val="28"/>
+        </w:rPr>
+        <w:t>Образец</w:t>
+      </w:r>
+      <w:r>
+        <w:rPr>
+          <w:rFonts w:ascii="Times New Roman" w:hAnsi="Times New Roman" w:cs="Times New Roman"/>
+          <w:sz w:val="28"/>
+          <w:szCs w:val="28"/>
+        </w:rPr>
+        <w:t>:</w:t>
+      </w:r>
+    </w:p>
+    <w:p>
+      <w:pPr>
+        <w:pStyle w:val="HTML"/>
+        <w:ind w:firstLine="709"/>
+        <w:rPr>
+          <w:rFonts w:ascii="Times New Roman" w:hAnsi="Times New Roman" w:cs="Times New Roman"/>
+          <w:sz w:val="28"/>
+          <w:szCs w:val="28"/>
+        </w:rPr>
+      </w:pPr>
+    </w:p>
+    <w:p>
+      <w:pPr>
+        <w:pStyle w:val="HTML"/>
+        <w:ind w:firstLine="709"/>
+        <w:rPr>
+          <w:rFonts w:ascii="Consolas" w:hAnsi="Consolas"/>
+          <w:sz w:val="28"/>
+          <w:szCs w:val="28"/>
+        </w:rPr>
+      </w:pPr>
+      <w:r>
+        <w:rPr>
+          <w:rFonts w:ascii="Times New Roman" w:hAnsi="Times New Roman" w:cs="Times New Roman"/>
+          <w:sz w:val="28"/>
+          <w:szCs w:val="28"/>
         </w:rPr>
         <w:tab/>
-        <w:t xml:space="preserve">       </w:t>
-      </w:r>
-      <w:r>
-        <w:rPr>
-          <w:rFonts w:ascii="Times New Roman" w:hAnsi="Times New Roman" w:cs="Times New Roman"/>
-          <w:sz w:val="28"/>
-          <w:szCs w:val="28"/>
-        </w:rPr>
-        <w:t xml:space="preserve">Для элементов (тегов) к которым будут применены свойства класса, нужно прописать атрибут </w:t>
-      </w:r>
-      <w:r>
-        <w:rPr>
-          <w:rFonts w:ascii="Times New Roman" w:hAnsi="Times New Roman" w:cs="Times New Roman"/>
-          <w:sz w:val="28"/>
-          <w:szCs w:val="28"/>
-          <w:lang w:val="en-US"/>
-        </w:rPr>
-        <w:t>class</w:t>
-      </w:r>
-      <w:r>
-        <w:rPr>
-          <w:rFonts w:ascii="Times New Roman" w:hAnsi="Times New Roman" w:cs="Times New Roman"/>
-          <w:sz w:val="28"/>
-          <w:szCs w:val="28"/>
-        </w:rPr>
-        <w:t xml:space="preserve"> с придуманным названием клас</w:t>
-      </w:r>
-      <w:r>
-        <w:rPr>
-          <w:rFonts w:ascii="Times New Roman" w:hAnsi="Times New Roman" w:cs="Times New Roman"/>
-          <w:sz w:val="28"/>
-          <w:szCs w:val="28"/>
-        </w:rPr>
-        <w:t>са в качестве значения атрибута.</w:t>
-      </w:r>
-    </w:p>
-    <w:p>
-      <w:pPr>
-        <w:pStyle w:val="HTML"/>
-        <w:ind w:left="709"/>
-        <w:rPr>
-          <w:rFonts w:ascii="Times New Roman" w:hAnsi="Times New Roman" w:cs="Times New Roman"/>
-          <w:sz w:val="28"/>
-          <w:szCs w:val="28"/>
-        </w:rPr>
-      </w:pPr>
-      <w:r>
-        <w:rPr>
-          <w:rFonts w:ascii="Times New Roman" w:hAnsi="Times New Roman" w:cs="Times New Roman"/>
-          <w:sz w:val="28"/>
-          <w:szCs w:val="28"/>
-        </w:rPr>
-        <w:t>Образец</w:t>
-      </w:r>
-      <w:r>
-        <w:rPr>
-          <w:rFonts w:ascii="Times New Roman" w:hAnsi="Times New Roman" w:cs="Times New Roman"/>
-          <w:sz w:val="28"/>
-          <w:szCs w:val="28"/>
-        </w:rPr>
-        <w:t>:</w:t>
-      </w:r>
-    </w:p>
-    <w:p>
-      <w:pPr>
-        <w:pStyle w:val="HTML"/>
-        <w:ind w:left="709"/>
-        <w:rPr>
-          <w:rFonts w:ascii="Times New Roman" w:hAnsi="Times New Roman" w:cs="Times New Roman"/>
-          <w:sz w:val="28"/>
-          <w:szCs w:val="28"/>
-        </w:rPr>
-      </w:pPr>
-    </w:p>
-    <w:p>
-      <w:pPr>
-        <w:pStyle w:val="HTML"/>
-        <w:ind w:left="709"/>
-        <w:rPr>
-          <w:rFonts w:ascii="Consolas" w:hAnsi="Consolas"/>
-        </w:rPr>
-      </w:pPr>
-      <w:r>
-        <w:rPr>
-          <w:rFonts w:ascii="Times New Roman" w:hAnsi="Times New Roman" w:cs="Times New Roman"/>
-          <w:sz w:val="28"/>
-          <w:szCs w:val="28"/>
-        </w:rPr>
-        <w:tab/>
-      </w:r>
-      <w:r>
-        <w:rPr>
-          <w:rFonts w:ascii="Consolas" w:hAnsi="Consolas"/>
+      </w:r>
+      <w:r>
+        <w:rPr>
+          <w:rFonts w:ascii="Consolas" w:hAnsi="Consolas"/>
+          <w:sz w:val="28"/>
+          <w:szCs w:val="28"/>
         </w:rPr>
         <w:t>&lt;</w:t>
       </w:r>
@@ -3299,6 +4542,8 @@
           <w:rFonts w:ascii="Consolas" w:hAnsi="Consolas"/>
           <w:b/>
           <w:bCs/>
+          <w:sz w:val="28"/>
+          <w:szCs w:val="28"/>
           <w:lang w:val="en-US"/>
         </w:rPr>
         <w:t>h</w:t>
@@ -3308,18 +4553,24 @@
           <w:rFonts w:ascii="Consolas" w:hAnsi="Consolas"/>
           <w:b/>
           <w:bCs/>
+          <w:sz w:val="28"/>
+          <w:szCs w:val="28"/>
         </w:rPr>
         <w:t>1</w:t>
       </w:r>
       <w:r>
         <w:rPr>
           <w:rFonts w:ascii="Consolas" w:hAnsi="Consolas"/>
+          <w:sz w:val="28"/>
+          <w:szCs w:val="28"/>
         </w:rPr>
         <w:t xml:space="preserve"> </w:t>
       </w:r>
       <w:r>
         <w:rPr>
           <w:rFonts w:ascii="Consolas" w:hAnsi="Consolas"/>
+          <w:sz w:val="28"/>
+          <w:szCs w:val="28"/>
           <w:lang w:val="en-US"/>
         </w:rPr>
         <w:t>class</w:t>
@@ -3327,72 +4578,92 @@
       <w:r>
         <w:rPr>
           <w:rFonts w:ascii="Consolas" w:hAnsi="Consolas"/>
+          <w:sz w:val="28"/>
+          <w:szCs w:val="28"/>
         </w:rPr>
         <w:t>="</w:t>
       </w:r>
-      <w:proofErr w:type="spellStart"/>
-      <w:r>
-        <w:rPr>
-          <w:rFonts w:ascii="Consolas" w:hAnsi="Consolas"/>
+      <w:r>
+        <w:rPr>
+          <w:rFonts w:ascii="Consolas" w:hAnsi="Consolas"/>
+          <w:sz w:val="28"/>
+          <w:szCs w:val="28"/>
           <w:lang w:val="en-US"/>
         </w:rPr>
         <w:t>my</w:t>
       </w:r>
-      <w:proofErr w:type="spellEnd"/>
-      <w:r>
-        <w:rPr>
-          <w:rFonts w:ascii="Consolas" w:hAnsi="Consolas"/>
+      <w:r>
+        <w:rPr>
+          <w:rFonts w:ascii="Consolas" w:hAnsi="Consolas"/>
+          <w:sz w:val="28"/>
+          <w:szCs w:val="28"/>
         </w:rPr>
         <w:t>_</w:t>
       </w:r>
-      <w:proofErr w:type="spellStart"/>
-      <w:r>
-        <w:rPr>
-          <w:rFonts w:ascii="Consolas" w:hAnsi="Consolas"/>
+      <w:r>
+        <w:rPr>
+          <w:rFonts w:ascii="Consolas" w:hAnsi="Consolas"/>
+          <w:sz w:val="28"/>
+          <w:szCs w:val="28"/>
           <w:lang w:val="en-US"/>
         </w:rPr>
         <w:t>class</w:t>
       </w:r>
-      <w:proofErr w:type="spellEnd"/>
-      <w:r>
-        <w:rPr>
-          <w:rFonts w:ascii="Consolas" w:hAnsi="Consolas"/>
+      <w:proofErr w:type="gramStart"/>
+      <w:r>
+        <w:rPr>
+          <w:rFonts w:ascii="Consolas" w:hAnsi="Consolas"/>
+          <w:sz w:val="28"/>
+          <w:szCs w:val="28"/>
         </w:rPr>
         <w:t>"&gt;</w:t>
       </w:r>
       <w:r>
         <w:rPr>
           <w:rFonts w:ascii="Consolas" w:hAnsi="Consolas"/>
+          <w:sz w:val="28"/>
+          <w:szCs w:val="28"/>
         </w:rPr>
         <w:t>В</w:t>
       </w:r>
-      <w:r>
-        <w:rPr>
-          <w:rFonts w:ascii="Consolas" w:hAnsi="Consolas"/>
+      <w:proofErr w:type="gramEnd"/>
+      <w:r>
+        <w:rPr>
+          <w:rFonts w:ascii="Consolas" w:hAnsi="Consolas"/>
+          <w:sz w:val="28"/>
+          <w:szCs w:val="28"/>
         </w:rPr>
         <w:t xml:space="preserve"> </w:t>
       </w:r>
       <w:r>
         <w:rPr>
           <w:rFonts w:ascii="Consolas" w:hAnsi="Consolas"/>
+          <w:sz w:val="28"/>
+          <w:szCs w:val="28"/>
         </w:rPr>
         <w:t>моей</w:t>
       </w:r>
       <w:r>
         <w:rPr>
           <w:rFonts w:ascii="Consolas" w:hAnsi="Consolas"/>
+          <w:sz w:val="28"/>
+          <w:szCs w:val="28"/>
         </w:rPr>
         <w:t xml:space="preserve"> </w:t>
       </w:r>
       <w:r>
         <w:rPr>
           <w:rFonts w:ascii="Consolas" w:hAnsi="Consolas"/>
+          <w:sz w:val="28"/>
+          <w:szCs w:val="28"/>
         </w:rPr>
         <w:t>душе</w:t>
       </w:r>
       <w:r>
         <w:rPr>
           <w:rFonts w:ascii="Consolas" w:hAnsi="Consolas"/>
+          <w:sz w:val="28"/>
+          <w:szCs w:val="28"/>
         </w:rPr>
         <w:t>&lt;/</w:t>
       </w:r>
@@ -3401,6 +4672,8 @@
           <w:rFonts w:ascii="Consolas" w:hAnsi="Consolas"/>
           <w:b/>
           <w:bCs/>
+          <w:sz w:val="28"/>
+          <w:szCs w:val="28"/>
           <w:lang w:val="en-US"/>
         </w:rPr>
         <w:t>h</w:t>
@@ -3410,12 +4683,16 @@
           <w:rFonts w:ascii="Consolas" w:hAnsi="Consolas"/>
           <w:b/>
           <w:bCs/>
+          <w:sz w:val="28"/>
+          <w:szCs w:val="28"/>
         </w:rPr>
         <w:t>1</w:t>
       </w:r>
       <w:r>
         <w:rPr>
           <w:rFonts w:ascii="Consolas" w:hAnsi="Consolas"/>
+          <w:sz w:val="28"/>
+          <w:szCs w:val="28"/>
         </w:rPr>
         <w:t>&gt;</w:t>
       </w:r>
@@ -3423,156 +4700,136 @@
     <w:p>
       <w:pPr>
         <w:pStyle w:val="HTML"/>
-        <w:ind w:left="709"/>
-        <w:rPr>
-          <w:rFonts w:ascii="Consolas" w:hAnsi="Consolas"/>
-        </w:rPr>
-      </w:pPr>
-    </w:p>
-    <w:p>
-      <w:pPr>
-        <w:ind w:left="709"/>
-        <w:rPr>
-          <w:rFonts w:ascii="Consolas" w:hAnsi="Consolas"/>
-        </w:rPr>
-      </w:pPr>
-    </w:p>
-    <w:p>
-      <w:pPr>
-        <w:ind w:left="709"/>
-        <w:rPr>
-          <w:rFonts w:ascii="Consolas" w:hAnsi="Consolas"/>
-        </w:rPr>
-      </w:pPr>
-    </w:p>
-    <w:p>
-      <w:pPr>
-        <w:ind w:left="709"/>
-        <w:rPr>
-          <w:rFonts w:ascii="Consolas" w:hAnsi="Consolas"/>
-        </w:rPr>
-      </w:pPr>
-    </w:p>
-    <w:p>
-      <w:pPr>
-        <w:ind w:left="709"/>
-        <w:rPr>
-          <w:rFonts w:ascii="Consolas" w:hAnsi="Consolas"/>
-        </w:rPr>
-      </w:pPr>
-    </w:p>
-    <w:p>
-      <w:pPr>
-        <w:ind w:left="709"/>
-        <w:rPr>
-          <w:rFonts w:ascii="Consolas" w:hAnsi="Consolas"/>
-        </w:rPr>
-      </w:pPr>
-    </w:p>
-    <w:p>
-      <w:pPr>
-        <w:ind w:left="709"/>
-        <w:rPr>
-          <w:rFonts w:ascii="Consolas" w:hAnsi="Consolas"/>
-        </w:rPr>
-      </w:pPr>
-    </w:p>
-    <w:p>
-      <w:pPr>
-        <w:ind w:left="709"/>
-        <w:rPr>
-          <w:rFonts w:ascii="Consolas" w:hAnsi="Consolas"/>
-        </w:rPr>
-      </w:pPr>
-    </w:p>
-    <w:p>
-      <w:pPr>
-        <w:ind w:left="709"/>
-        <w:rPr>
-          <w:rFonts w:ascii="Consolas" w:hAnsi="Consolas"/>
-        </w:rPr>
-      </w:pPr>
-    </w:p>
-    <w:p>
-      <w:pPr>
-        <w:ind w:left="709"/>
-        <w:rPr>
-          <w:rFonts w:ascii="Consolas" w:hAnsi="Consolas"/>
-        </w:rPr>
-      </w:pPr>
-    </w:p>
-    <w:p>
-      <w:pPr>
-        <w:ind w:left="709"/>
-        <w:rPr>
-          <w:rFonts w:ascii="Consolas" w:hAnsi="Consolas"/>
-        </w:rPr>
-      </w:pPr>
-    </w:p>
-    <w:p>
-      <w:pPr>
-        <w:ind w:left="709"/>
-        <w:rPr>
-          <w:rFonts w:ascii="Consolas" w:hAnsi="Consolas"/>
-        </w:rPr>
-      </w:pPr>
-    </w:p>
-    <w:p>
-      <w:pPr>
-        <w:ind w:left="709"/>
-        <w:rPr>
-          <w:rFonts w:ascii="Consolas" w:hAnsi="Consolas"/>
-        </w:rPr>
-      </w:pPr>
-    </w:p>
-    <w:p>
-      <w:pPr>
-        <w:ind w:left="709"/>
-        <w:rPr>
-          <w:rFonts w:ascii="Consolas" w:hAnsi="Consolas"/>
-        </w:rPr>
-      </w:pPr>
-    </w:p>
-    <w:p>
-      <w:pPr>
-        <w:ind w:left="709"/>
-        <w:rPr>
-          <w:rFonts w:ascii="Consolas" w:hAnsi="Consolas"/>
-        </w:rPr>
-      </w:pPr>
-    </w:p>
-    <w:p>
-      <w:pPr>
-        <w:ind w:left="709"/>
-        <w:rPr>
-          <w:rFonts w:ascii="Consolas" w:hAnsi="Consolas"/>
-        </w:rPr>
-      </w:pPr>
-    </w:p>
-    <w:p>
-      <w:pPr>
-        <w:ind w:left="709"/>
-        <w:jc w:val="center"/>
-        <w:rPr>
-          <w:rFonts w:ascii="Times New Roman" w:hAnsi="Times New Roman" w:cs="Times New Roman"/>
-          <w:sz w:val="28"/>
-        </w:rPr>
-      </w:pPr>
-    </w:p>
-    <w:p>
-      <w:pPr>
-        <w:ind w:left="709"/>
-        <w:jc w:val="center"/>
-        <w:rPr>
-          <w:rFonts w:ascii="Times New Roman" w:hAnsi="Times New Roman" w:cs="Times New Roman"/>
-          <w:sz w:val="28"/>
-        </w:rPr>
-      </w:pPr>
-    </w:p>
-    <w:p>
-      <w:pPr>
-        <w:ind w:left="709"/>
-        <w:jc w:val="center"/>
+        <w:ind w:firstLine="709"/>
+        <w:rPr>
+          <w:rFonts w:ascii="Consolas" w:hAnsi="Consolas"/>
+        </w:rPr>
+      </w:pPr>
+    </w:p>
+    <w:p>
+      <w:pPr>
+        <w:ind w:firstLine="709"/>
+        <w:rPr>
+          <w:rFonts w:ascii="Consolas" w:hAnsi="Consolas"/>
+        </w:rPr>
+      </w:pPr>
+    </w:p>
+    <w:p>
+      <w:pPr>
+        <w:ind w:firstLine="709"/>
+        <w:rPr>
+          <w:rFonts w:ascii="Consolas" w:hAnsi="Consolas"/>
+        </w:rPr>
+      </w:pPr>
+    </w:p>
+    <w:p>
+      <w:pPr>
+        <w:ind w:firstLine="709"/>
+        <w:rPr>
+          <w:rFonts w:ascii="Consolas" w:hAnsi="Consolas"/>
+        </w:rPr>
+      </w:pPr>
+    </w:p>
+    <w:p>
+      <w:pPr>
+        <w:ind w:firstLine="709"/>
+        <w:rPr>
+          <w:rFonts w:ascii="Consolas" w:hAnsi="Consolas"/>
+        </w:rPr>
+      </w:pPr>
+    </w:p>
+    <w:p>
+      <w:pPr>
+        <w:ind w:firstLine="709"/>
+        <w:rPr>
+          <w:rFonts w:ascii="Consolas" w:hAnsi="Consolas"/>
+        </w:rPr>
+      </w:pPr>
+    </w:p>
+    <w:p>
+      <w:pPr>
+        <w:ind w:firstLine="709"/>
+        <w:rPr>
+          <w:rFonts w:ascii="Consolas" w:hAnsi="Consolas"/>
+        </w:rPr>
+      </w:pPr>
+    </w:p>
+    <w:p>
+      <w:pPr>
+        <w:ind w:firstLine="709"/>
+        <w:rPr>
+          <w:rFonts w:ascii="Consolas" w:hAnsi="Consolas"/>
+        </w:rPr>
+      </w:pPr>
+    </w:p>
+    <w:p>
+      <w:pPr>
+        <w:ind w:firstLine="709"/>
+        <w:rPr>
+          <w:rFonts w:ascii="Consolas" w:hAnsi="Consolas"/>
+        </w:rPr>
+      </w:pPr>
+    </w:p>
+    <w:p>
+      <w:pPr>
+        <w:ind w:firstLine="709"/>
+        <w:rPr>
+          <w:rFonts w:ascii="Consolas" w:hAnsi="Consolas"/>
+        </w:rPr>
+      </w:pPr>
+    </w:p>
+    <w:p>
+      <w:pPr>
+        <w:ind w:firstLine="709"/>
+        <w:rPr>
+          <w:rFonts w:ascii="Consolas" w:hAnsi="Consolas"/>
+        </w:rPr>
+      </w:pPr>
+    </w:p>
+    <w:p>
+      <w:pPr>
+        <w:ind w:firstLine="709"/>
+        <w:rPr>
+          <w:rFonts w:ascii="Consolas" w:hAnsi="Consolas"/>
+        </w:rPr>
+      </w:pPr>
+    </w:p>
+    <w:p>
+      <w:pPr>
+        <w:ind w:firstLine="709"/>
+        <w:rPr>
+          <w:rFonts w:ascii="Consolas" w:hAnsi="Consolas"/>
+        </w:rPr>
+      </w:pPr>
+    </w:p>
+    <w:p>
+      <w:pPr>
+        <w:ind w:firstLine="709"/>
+        <w:rPr>
+          <w:rFonts w:ascii="Consolas" w:hAnsi="Consolas"/>
+        </w:rPr>
+      </w:pPr>
+    </w:p>
+    <w:p>
+      <w:pPr>
+        <w:ind w:firstLine="709"/>
+        <w:rPr>
+          <w:rFonts w:ascii="Consolas" w:hAnsi="Consolas"/>
+        </w:rPr>
+      </w:pPr>
+    </w:p>
+    <w:p>
+      <w:pPr>
+        <w:ind w:firstLine="709"/>
+        <w:rPr>
+          <w:rFonts w:ascii="Times New Roman" w:hAnsi="Times New Roman" w:cs="Times New Roman"/>
+          <w:sz w:val="28"/>
+        </w:rPr>
+      </w:pPr>
+    </w:p>
+    <w:p>
+      <w:pPr>
+        <w:ind w:firstLine="709"/>
         <w:rPr>
           <w:rFonts w:ascii="Times New Roman" w:eastAsia="Times New Roman" w:hAnsi="Times New Roman" w:cs="Times New Roman"/>
           <w:sz w:val="24"/>
@@ -3580,18 +4837,11 @@
           <w:lang w:eastAsia="ru-RU"/>
         </w:rPr>
       </w:pPr>
-      <w:r>
-        <w:rPr>
-          <w:rFonts w:ascii="Times New Roman" w:hAnsi="Times New Roman" w:cs="Times New Roman"/>
-          <w:sz w:val="28"/>
-        </w:rPr>
-        <w:t>3</w:t>
-      </w:r>
     </w:p>
     <w:p>
       <w:pPr>
         <w:pStyle w:val="HTML"/>
-        <w:ind w:left="709"/>
+        <w:ind w:firstLine="709"/>
         <w:jc w:val="center"/>
         <w:rPr>
           <w:rFonts w:ascii="Times New Roman" w:hAnsi="Times New Roman" w:cs="Times New Roman"/>
@@ -3605,7 +4855,6 @@
           <w:sz w:val="44"/>
           <w:szCs w:val="44"/>
         </w:rPr>
-        <w:lastRenderedPageBreak/>
         <w:t xml:space="preserve">Использование </w:t>
       </w:r>
       <w:r>
@@ -3629,28 +4878,21 @@
     <w:p>
       <w:pPr>
         <w:pStyle w:val="HTML"/>
-        <w:ind w:left="709"/>
-        <w:rPr>
-          <w:rFonts w:ascii="Times New Roman" w:hAnsi="Times New Roman" w:cs="Times New Roman"/>
-          <w:sz w:val="28"/>
-          <w:szCs w:val="28"/>
-        </w:rPr>
-      </w:pPr>
-      <w:r>
-        <w:rPr>
-          <w:rFonts w:ascii="Times New Roman" w:hAnsi="Times New Roman" w:cs="Times New Roman"/>
-          <w:sz w:val="28"/>
-          <w:szCs w:val="28"/>
-        </w:rPr>
-        <w:tab/>
-      </w:r>
-      <w:r>
-        <w:rPr>
-          <w:rFonts w:ascii="Times New Roman" w:hAnsi="Times New Roman" w:cs="Times New Roman"/>
-          <w:sz w:val="28"/>
-          <w:szCs w:val="28"/>
-          <w:lang w:val="en-US"/>
-        </w:rPr>
+        <w:ind w:firstLine="709"/>
+        <w:rPr>
+          <w:rFonts w:ascii="Times New Roman" w:hAnsi="Times New Roman" w:cs="Times New Roman"/>
+          <w:sz w:val="28"/>
+          <w:szCs w:val="28"/>
+        </w:rPr>
+      </w:pPr>
+      <w:r>
+        <w:rPr>
+          <w:rFonts w:ascii="Times New Roman" w:hAnsi="Times New Roman" w:cs="Times New Roman"/>
+          <w:sz w:val="28"/>
+          <w:szCs w:val="28"/>
+          <w:lang w:val="en-US"/>
+        </w:rPr>
+        <w:lastRenderedPageBreak/>
         <w:t>CSS</w:t>
       </w:r>
       <w:r>
@@ -3691,7 +4933,7 @@
     <w:p>
       <w:pPr>
         <w:pStyle w:val="HTML"/>
-        <w:ind w:left="709"/>
+        <w:ind w:firstLine="709"/>
         <w:rPr>
           <w:rFonts w:ascii="Times New Roman" w:hAnsi="Times New Roman" w:cs="Times New Roman"/>
           <w:sz w:val="28"/>
@@ -3735,7 +4977,7 @@
     <w:p>
       <w:pPr>
         <w:pStyle w:val="HTML"/>
-        <w:ind w:left="709"/>
+        <w:ind w:firstLine="709"/>
         <w:rPr>
           <w:rFonts w:ascii="Times New Roman" w:hAnsi="Times New Roman" w:cs="Times New Roman"/>
           <w:sz w:val="28"/>
@@ -3746,7 +4988,7 @@
     <w:p>
       <w:pPr>
         <w:pStyle w:val="HTML"/>
-        <w:ind w:left="709"/>
+        <w:ind w:firstLine="709"/>
         <w:rPr>
           <w:rFonts w:ascii="Times New Roman" w:hAnsi="Times New Roman" w:cs="Times New Roman"/>
           <w:sz w:val="28"/>
@@ -3792,18 +5034,18 @@
     <w:p>
       <w:pPr>
         <w:pStyle w:val="HTML"/>
-        <w:ind w:left="709"/>
-        <w:rPr>
-          <w:rFonts w:ascii="Times New Roman" w:hAnsi="Times New Roman" w:cs="Times New Roman"/>
-          <w:sz w:val="28"/>
-          <w:szCs w:val="28"/>
-          <w:lang w:val="en-US"/>
-        </w:rPr>
-      </w:pPr>
-    </w:p>
-    <w:p>
-      <w:pPr>
-        <w:ind w:left="709"/>
+        <w:ind w:firstLine="709"/>
+        <w:rPr>
+          <w:rFonts w:ascii="Times New Roman" w:hAnsi="Times New Roman" w:cs="Times New Roman"/>
+          <w:sz w:val="28"/>
+          <w:szCs w:val="28"/>
+          <w:lang w:val="en-US"/>
+        </w:rPr>
+      </w:pPr>
+    </w:p>
+    <w:p>
+      <w:pPr>
+        <w:ind w:firstLine="709"/>
         <w:rPr>
           <w:rFonts w:ascii="Times New Roman" w:hAnsi="Times New Roman" w:cs="Times New Roman"/>
           <w:sz w:val="28"/>
@@ -3836,15 +5078,15 @@
             <v:path o:extrusionok="f" gradientshapeok="t" o:connecttype="rect"/>
             <o:lock v:ext="edit" aspectratio="t"/>
           </v:shapetype>
-          <v:shape id="_x0000_i1025" type="#_x0000_t75" style="width:317.9pt;height:167.85pt">
-            <v:imagedata r:id="rId5" o:title="2025-11-17_13-19-10"/>
+          <v:shape id="_x0000_i1025" type="#_x0000_t75" style="width:317.65pt;height:168.2pt">
+            <v:imagedata r:id="rId8" o:title="2025-11-17_13-19-10"/>
           </v:shape>
         </w:pict>
       </w:r>
     </w:p>
     <w:p>
       <w:pPr>
-        <w:ind w:left="709"/>
+        <w:ind w:firstLine="709"/>
         <w:rPr>
           <w:rFonts w:ascii="Times New Roman" w:hAnsi="Times New Roman" w:cs="Times New Roman"/>
           <w:sz w:val="28"/>
@@ -3889,7 +5131,7 @@
     </w:p>
     <w:p>
       <w:pPr>
-        <w:ind w:left="709"/>
+        <w:ind w:firstLine="709"/>
         <w:rPr>
           <w:rFonts w:ascii="Times New Roman" w:hAnsi="Times New Roman" w:cs="Times New Roman"/>
           <w:sz w:val="28"/>
@@ -3903,8 +5145,8 @@
           <w:szCs w:val="28"/>
         </w:rPr>
         <w:pict>
-          <v:shape id="_x0000_i1026" type="#_x0000_t75" style="width:319.8pt;height:165.95pt" o:bordertopcolor="this" o:borderleftcolor="this" o:borderbottomcolor="this" o:borderrightcolor="this">
-            <v:imagedata r:id="rId6" o:title="2025-11-17_13-19-48"/>
+          <v:shape id="_x0000_i1026" type="#_x0000_t75" style="width:319.45pt;height:165.8pt" o:bordertopcolor="this" o:borderleftcolor="this" o:borderbottomcolor="this" o:borderrightcolor="this">
+            <v:imagedata r:id="rId9" o:title="2025-11-17_13-19-48"/>
             <w10:bordertop type="single" width="4"/>
             <w10:borderleft type="single" width="4"/>
             <w10:borderbottom type="single" width="4"/>
@@ -3915,87 +5157,67 @@
     </w:p>
     <w:p>
       <w:pPr>
-        <w:ind w:left="709"/>
-        <w:rPr>
-          <w:rFonts w:ascii="Times New Roman" w:hAnsi="Times New Roman" w:cs="Times New Roman"/>
-          <w:sz w:val="28"/>
-          <w:szCs w:val="28"/>
-        </w:rPr>
-      </w:pPr>
-    </w:p>
-    <w:p>
-      <w:pPr>
-        <w:ind w:left="709"/>
-        <w:rPr>
-          <w:rFonts w:ascii="Times New Roman" w:hAnsi="Times New Roman" w:cs="Times New Roman"/>
-          <w:sz w:val="28"/>
-          <w:szCs w:val="28"/>
-        </w:rPr>
-      </w:pPr>
-    </w:p>
-    <w:p>
-      <w:pPr>
-        <w:ind w:left="709"/>
-        <w:rPr>
-          <w:rFonts w:ascii="Times New Roman" w:hAnsi="Times New Roman" w:cs="Times New Roman"/>
-          <w:sz w:val="28"/>
-          <w:szCs w:val="28"/>
-        </w:rPr>
-      </w:pPr>
-    </w:p>
-    <w:p>
-      <w:pPr>
-        <w:ind w:left="709"/>
-        <w:rPr>
-          <w:rFonts w:ascii="Times New Roman" w:hAnsi="Times New Roman" w:cs="Times New Roman"/>
-          <w:sz w:val="28"/>
-          <w:szCs w:val="28"/>
-        </w:rPr>
-      </w:pPr>
-    </w:p>
-    <w:p>
-      <w:pPr>
-        <w:ind w:left="709"/>
-        <w:rPr>
-          <w:rFonts w:ascii="Times New Roman" w:hAnsi="Times New Roman" w:cs="Times New Roman"/>
-          <w:sz w:val="28"/>
-          <w:szCs w:val="28"/>
-        </w:rPr>
-      </w:pPr>
-    </w:p>
-    <w:p>
-      <w:pPr>
-        <w:ind w:left="709"/>
-        <w:rPr>
-          <w:rFonts w:ascii="Times New Roman" w:hAnsi="Times New Roman" w:cs="Times New Roman"/>
-          <w:sz w:val="28"/>
-          <w:szCs w:val="28"/>
-        </w:rPr>
-      </w:pPr>
-    </w:p>
-    <w:p>
-      <w:pPr>
-        <w:ind w:left="709"/>
-        <w:rPr>
-          <w:rFonts w:ascii="Times New Roman" w:hAnsi="Times New Roman" w:cs="Times New Roman"/>
-          <w:sz w:val="28"/>
-          <w:szCs w:val="28"/>
-        </w:rPr>
-      </w:pPr>
-    </w:p>
-    <w:p>
-      <w:pPr>
-        <w:ind w:left="709"/>
-        <w:rPr>
-          <w:rFonts w:ascii="Times New Roman" w:hAnsi="Times New Roman" w:cs="Times New Roman"/>
-          <w:sz w:val="28"/>
-          <w:szCs w:val="28"/>
-        </w:rPr>
-      </w:pPr>
-    </w:p>
-    <w:p>
-      <w:pPr>
-        <w:ind w:left="709"/>
+        <w:ind w:firstLine="709"/>
+        <w:rPr>
+          <w:rFonts w:ascii="Times New Roman" w:hAnsi="Times New Roman" w:cs="Times New Roman"/>
+          <w:sz w:val="28"/>
+          <w:szCs w:val="28"/>
+        </w:rPr>
+      </w:pPr>
+    </w:p>
+    <w:p>
+      <w:pPr>
+        <w:ind w:firstLine="709"/>
+        <w:rPr>
+          <w:rFonts w:ascii="Times New Roman" w:hAnsi="Times New Roman" w:cs="Times New Roman"/>
+          <w:sz w:val="28"/>
+          <w:szCs w:val="28"/>
+        </w:rPr>
+      </w:pPr>
+    </w:p>
+    <w:p>
+      <w:pPr>
+        <w:ind w:firstLine="709"/>
+        <w:rPr>
+          <w:rFonts w:ascii="Times New Roman" w:hAnsi="Times New Roman" w:cs="Times New Roman"/>
+          <w:sz w:val="28"/>
+          <w:szCs w:val="28"/>
+        </w:rPr>
+      </w:pPr>
+    </w:p>
+    <w:p>
+      <w:pPr>
+        <w:ind w:firstLine="709"/>
+        <w:rPr>
+          <w:rFonts w:ascii="Times New Roman" w:hAnsi="Times New Roman" w:cs="Times New Roman"/>
+          <w:sz w:val="28"/>
+          <w:szCs w:val="28"/>
+        </w:rPr>
+      </w:pPr>
+    </w:p>
+    <w:p>
+      <w:pPr>
+        <w:ind w:firstLine="709"/>
+        <w:rPr>
+          <w:rFonts w:ascii="Times New Roman" w:hAnsi="Times New Roman" w:cs="Times New Roman"/>
+          <w:sz w:val="28"/>
+          <w:szCs w:val="28"/>
+        </w:rPr>
+      </w:pPr>
+    </w:p>
+    <w:p>
+      <w:pPr>
+        <w:ind w:firstLine="709"/>
+        <w:rPr>
+          <w:rFonts w:ascii="Times New Roman" w:hAnsi="Times New Roman" w:cs="Times New Roman"/>
+          <w:sz w:val="28"/>
+          <w:szCs w:val="28"/>
+        </w:rPr>
+      </w:pPr>
+    </w:p>
+    <w:p>
+      <w:pPr>
+        <w:ind w:firstLine="709"/>
         <w:jc w:val="center"/>
         <w:rPr>
           <w:rFonts w:ascii="Times New Roman" w:hAnsi="Times New Roman" w:cs="Times New Roman"/>
@@ -4003,18 +5225,41 @@
           <w:szCs w:val="28"/>
         </w:rPr>
       </w:pPr>
-      <w:r>
-        <w:rPr>
-          <w:rFonts w:ascii="Times New Roman" w:hAnsi="Times New Roman" w:cs="Times New Roman"/>
-          <w:sz w:val="28"/>
-          <w:szCs w:val="28"/>
-        </w:rPr>
-        <w:t>4</w:t>
-      </w:r>
-    </w:p>
-    <w:p>
-      <w:pPr>
-        <w:ind w:left="709"/>
+    </w:p>
+    <w:p>
+      <w:pPr>
+        <w:ind w:firstLine="709"/>
+        <w:jc w:val="center"/>
+        <w:rPr>
+          <w:rFonts w:ascii="Times New Roman" w:hAnsi="Times New Roman" w:cs="Times New Roman"/>
+          <w:sz w:val="28"/>
+          <w:szCs w:val="28"/>
+        </w:rPr>
+      </w:pPr>
+    </w:p>
+    <w:p>
+      <w:pPr>
+        <w:ind w:firstLine="709"/>
+        <w:rPr>
+          <w:rFonts w:ascii="Times New Roman" w:hAnsi="Times New Roman" w:cs="Times New Roman"/>
+          <w:sz w:val="28"/>
+          <w:szCs w:val="28"/>
+        </w:rPr>
+      </w:pPr>
+    </w:p>
+    <w:p>
+      <w:pPr>
+        <w:ind w:firstLine="709"/>
+        <w:rPr>
+          <w:rFonts w:ascii="Times New Roman" w:hAnsi="Times New Roman" w:cs="Times New Roman"/>
+          <w:sz w:val="28"/>
+          <w:szCs w:val="28"/>
+        </w:rPr>
+      </w:pPr>
+    </w:p>
+    <w:p>
+      <w:pPr>
+        <w:ind w:firstLine="709"/>
         <w:rPr>
           <w:rFonts w:ascii="Times New Roman" w:hAnsi="Times New Roman" w:cs="Times New Roman"/>
           <w:sz w:val="28"/>
@@ -4033,7 +5278,7 @@
     </w:p>
     <w:p>
       <w:pPr>
-        <w:ind w:left="709"/>
+        <w:ind w:firstLine="709"/>
         <w:rPr>
           <w:rFonts w:ascii="Times New Roman" w:hAnsi="Times New Roman" w:cs="Times New Roman"/>
           <w:sz w:val="28"/>
@@ -4084,7 +5329,7 @@
     </w:p>
     <w:p>
       <w:pPr>
-        <w:ind w:left="709"/>
+        <w:ind w:firstLine="709"/>
         <w:rPr>
           <w:rFonts w:ascii="Times New Roman" w:hAnsi="Times New Roman" w:cs="Times New Roman"/>
           <w:sz w:val="28"/>
@@ -4117,7 +5362,7 @@
                     </pic:cNvPicPr>
                   </pic:nvPicPr>
                   <pic:blipFill>
-                    <a:blip r:embed="rId7">
+                    <a:blip r:embed="rId10">
                       <a:extLst>
                         <a:ext uri="{28A0092B-C50C-407E-A947-70E740481C1C}">
                           <a14:useLocalDpi xmlns:a14="http://schemas.microsoft.com/office/drawing/2010/main" val="0"/>
@@ -4151,7 +5396,7 @@
     </w:p>
     <w:p>
       <w:pPr>
-        <w:ind w:left="709"/>
+        <w:ind w:firstLine="709"/>
         <w:rPr>
           <w:rFonts w:ascii="Times New Roman" w:hAnsi="Times New Roman" w:cs="Times New Roman"/>
           <w:sz w:val="28"/>
@@ -4185,396 +5430,1082 @@
         <w:t>nav</w:t>
       </w:r>
       <w:proofErr w:type="spellEnd"/>
+      <w:r>
+        <w:rPr>
+          <w:rFonts w:ascii="Times New Roman" w:hAnsi="Times New Roman" w:cs="Times New Roman"/>
+          <w:sz w:val="28"/>
+          <w:szCs w:val="28"/>
+        </w:rPr>
+        <w:t>1</w:t>
+      </w:r>
+      <w:r>
+        <w:rPr>
+          <w:rFonts w:ascii="Times New Roman" w:hAnsi="Times New Roman" w:cs="Times New Roman"/>
+          <w:sz w:val="28"/>
+          <w:szCs w:val="28"/>
+        </w:rPr>
+        <w:t xml:space="preserve">, </w:t>
+      </w:r>
+      <w:proofErr w:type="spellStart"/>
+      <w:r>
+        <w:rPr>
+          <w:rFonts w:ascii="Times New Roman" w:hAnsi="Times New Roman" w:cs="Times New Roman"/>
+          <w:sz w:val="28"/>
+          <w:szCs w:val="28"/>
+          <w:lang w:val="en-US"/>
+        </w:rPr>
+        <w:t>ul</w:t>
+      </w:r>
+      <w:proofErr w:type="spellEnd"/>
+      <w:r>
+        <w:rPr>
+          <w:rFonts w:ascii="Times New Roman" w:hAnsi="Times New Roman" w:cs="Times New Roman"/>
+          <w:sz w:val="28"/>
+          <w:szCs w:val="28"/>
+        </w:rPr>
+        <w:t>1</w:t>
+      </w:r>
+      <w:r>
+        <w:rPr>
+          <w:rFonts w:ascii="Times New Roman" w:hAnsi="Times New Roman" w:cs="Times New Roman"/>
+          <w:sz w:val="28"/>
+          <w:szCs w:val="28"/>
+        </w:rPr>
+        <w:t>,</w:t>
+      </w:r>
+      <w:r>
+        <w:rPr>
+          <w:rFonts w:ascii="Times New Roman" w:hAnsi="Times New Roman" w:cs="Times New Roman"/>
+          <w:sz w:val="28"/>
+          <w:szCs w:val="28"/>
+        </w:rPr>
+        <w:t xml:space="preserve"> </w:t>
+      </w:r>
+      <w:proofErr w:type="spellStart"/>
+      <w:r>
+        <w:rPr>
+          <w:rFonts w:ascii="Times New Roman" w:hAnsi="Times New Roman" w:cs="Times New Roman"/>
+          <w:sz w:val="28"/>
+          <w:szCs w:val="28"/>
+          <w:lang w:val="en-US"/>
+        </w:rPr>
+        <w:t>btn</w:t>
+      </w:r>
+      <w:proofErr w:type="spellEnd"/>
+      <w:r>
+        <w:rPr>
+          <w:rFonts w:ascii="Times New Roman" w:hAnsi="Times New Roman" w:cs="Times New Roman"/>
+          <w:sz w:val="28"/>
+          <w:szCs w:val="28"/>
+        </w:rPr>
+        <w:t xml:space="preserve">, </w:t>
+      </w:r>
+      <w:proofErr w:type="spellStart"/>
+      <w:r>
+        <w:rPr>
+          <w:rFonts w:ascii="Times New Roman" w:hAnsi="Times New Roman" w:cs="Times New Roman"/>
+          <w:sz w:val="28"/>
+          <w:szCs w:val="28"/>
+          <w:lang w:val="en-US"/>
+        </w:rPr>
+        <w:t>showpic</w:t>
+      </w:r>
+      <w:proofErr w:type="spellEnd"/>
+      <w:r>
+        <w:rPr>
+          <w:rFonts w:ascii="Times New Roman" w:hAnsi="Times New Roman" w:cs="Times New Roman"/>
+          <w:sz w:val="28"/>
+          <w:szCs w:val="28"/>
+        </w:rPr>
+        <w:t>,</w:t>
+      </w:r>
+      <w:r>
+        <w:rPr>
+          <w:rFonts w:ascii="Times New Roman" w:hAnsi="Times New Roman" w:cs="Times New Roman"/>
+          <w:sz w:val="28"/>
+          <w:szCs w:val="28"/>
+        </w:rPr>
+        <w:t xml:space="preserve"> </w:t>
+      </w:r>
+      <w:proofErr w:type="spellStart"/>
+      <w:r>
+        <w:rPr>
+          <w:rFonts w:ascii="Times New Roman" w:hAnsi="Times New Roman" w:cs="Times New Roman"/>
+          <w:sz w:val="28"/>
+          <w:szCs w:val="28"/>
+          <w:lang w:val="en-US"/>
+        </w:rPr>
+        <w:t>pict</w:t>
+      </w:r>
+      <w:proofErr w:type="spellEnd"/>
+    </w:p>
+    <w:p>
+      <w:pPr>
+        <w:ind w:firstLine="709"/>
+        <w:rPr>
+          <w:rFonts w:ascii="Times New Roman" w:hAnsi="Times New Roman" w:cs="Times New Roman"/>
+          <w:sz w:val="28"/>
+          <w:szCs w:val="28"/>
+        </w:rPr>
+      </w:pPr>
+      <w:r>
+        <w:rPr>
+          <w:rFonts w:ascii="Times New Roman" w:hAnsi="Times New Roman" w:cs="Times New Roman"/>
+          <w:sz w:val="28"/>
+          <w:szCs w:val="28"/>
+        </w:rPr>
+        <w:t xml:space="preserve">Применяется </w:t>
+      </w:r>
+      <w:r>
+        <w:rPr>
+          <w:rFonts w:ascii="Times New Roman" w:hAnsi="Times New Roman" w:cs="Times New Roman"/>
+          <w:sz w:val="28"/>
+          <w:szCs w:val="28"/>
+          <w:lang w:val="en-US"/>
+        </w:rPr>
+        <w:t>background</w:t>
+      </w:r>
+      <w:r>
+        <w:rPr>
+          <w:rFonts w:ascii="Times New Roman" w:hAnsi="Times New Roman" w:cs="Times New Roman"/>
+          <w:sz w:val="28"/>
+          <w:szCs w:val="28"/>
+        </w:rPr>
+        <w:t>-</w:t>
+      </w:r>
+      <w:r>
+        <w:rPr>
+          <w:rFonts w:ascii="Times New Roman" w:hAnsi="Times New Roman" w:cs="Times New Roman"/>
+          <w:sz w:val="28"/>
+          <w:szCs w:val="28"/>
+          <w:lang w:val="en-US"/>
+        </w:rPr>
+        <w:t>color</w:t>
+      </w:r>
+      <w:r>
+        <w:rPr>
+          <w:rFonts w:ascii="Times New Roman" w:hAnsi="Times New Roman" w:cs="Times New Roman"/>
+          <w:sz w:val="28"/>
+          <w:szCs w:val="28"/>
+        </w:rPr>
+        <w:t xml:space="preserve"> – </w:t>
+      </w:r>
+      <w:r>
+        <w:rPr>
+          <w:rFonts w:ascii="Times New Roman" w:hAnsi="Times New Roman" w:cs="Times New Roman"/>
+          <w:sz w:val="28"/>
+          <w:szCs w:val="28"/>
+        </w:rPr>
+        <w:t>цвет основной страницы</w:t>
+      </w:r>
+    </w:p>
+    <w:p>
+      <w:pPr>
+        <w:ind w:firstLine="709"/>
+        <w:rPr>
+          <w:rFonts w:ascii="Times New Roman" w:hAnsi="Times New Roman" w:cs="Times New Roman"/>
+          <w:sz w:val="28"/>
+          <w:szCs w:val="28"/>
+        </w:rPr>
+      </w:pPr>
+      <w:r>
+        <w:rPr>
+          <w:rFonts w:ascii="Times New Roman" w:hAnsi="Times New Roman" w:cs="Times New Roman"/>
+          <w:sz w:val="28"/>
+          <w:szCs w:val="28"/>
+          <w:lang w:val="en-US"/>
+        </w:rPr>
+        <w:t>Margin</w:t>
+      </w:r>
+      <w:r>
+        <w:rPr>
+          <w:rFonts w:ascii="Times New Roman" w:hAnsi="Times New Roman" w:cs="Times New Roman"/>
+          <w:sz w:val="28"/>
+          <w:szCs w:val="28"/>
+        </w:rPr>
+        <w:t xml:space="preserve"> – </w:t>
+      </w:r>
+      <w:r>
+        <w:rPr>
+          <w:rFonts w:ascii="Times New Roman" w:hAnsi="Times New Roman" w:cs="Times New Roman"/>
+          <w:sz w:val="28"/>
+          <w:szCs w:val="28"/>
+        </w:rPr>
+        <w:t>отступы от краев страницы</w:t>
+      </w:r>
+    </w:p>
+    <w:p>
+      <w:pPr>
+        <w:ind w:firstLine="709"/>
+        <w:rPr>
+          <w:rFonts w:ascii="Times New Roman" w:hAnsi="Times New Roman" w:cs="Times New Roman"/>
+          <w:sz w:val="28"/>
+          <w:szCs w:val="28"/>
+        </w:rPr>
+      </w:pPr>
+      <w:r>
+        <w:rPr>
+          <w:rFonts w:ascii="Times New Roman" w:hAnsi="Times New Roman" w:cs="Times New Roman"/>
+          <w:sz w:val="28"/>
+          <w:szCs w:val="28"/>
+          <w:lang w:val="en-US"/>
+        </w:rPr>
+        <w:t>Text</w:t>
+      </w:r>
+      <w:r>
+        <w:rPr>
+          <w:rFonts w:ascii="Times New Roman" w:hAnsi="Times New Roman" w:cs="Times New Roman"/>
+          <w:sz w:val="28"/>
+          <w:szCs w:val="28"/>
+        </w:rPr>
+        <w:t>-</w:t>
+      </w:r>
+      <w:r>
+        <w:rPr>
+          <w:rFonts w:ascii="Times New Roman" w:hAnsi="Times New Roman" w:cs="Times New Roman"/>
+          <w:sz w:val="28"/>
+          <w:szCs w:val="28"/>
+          <w:lang w:val="en-US"/>
+        </w:rPr>
+        <w:t>align</w:t>
+      </w:r>
+      <w:r>
+        <w:rPr>
+          <w:rFonts w:ascii="Times New Roman" w:hAnsi="Times New Roman" w:cs="Times New Roman"/>
+          <w:sz w:val="28"/>
+          <w:szCs w:val="28"/>
+        </w:rPr>
+        <w:t xml:space="preserve">: </w:t>
+      </w:r>
+      <w:r>
+        <w:rPr>
+          <w:rFonts w:ascii="Times New Roman" w:hAnsi="Times New Roman" w:cs="Times New Roman"/>
+          <w:sz w:val="28"/>
+          <w:szCs w:val="28"/>
+          <w:lang w:val="en-US"/>
+        </w:rPr>
+        <w:t>center</w:t>
+      </w:r>
+      <w:r>
+        <w:rPr>
+          <w:rFonts w:ascii="Times New Roman" w:hAnsi="Times New Roman" w:cs="Times New Roman"/>
+          <w:sz w:val="28"/>
+          <w:szCs w:val="28"/>
+        </w:rPr>
+        <w:t xml:space="preserve"> – центрирование текста</w:t>
+      </w:r>
+    </w:p>
+    <w:p>
+      <w:pPr>
+        <w:ind w:firstLine="709"/>
+        <w:rPr>
+          <w:rFonts w:ascii="Times New Roman" w:hAnsi="Times New Roman" w:cs="Times New Roman"/>
+          <w:sz w:val="28"/>
+          <w:szCs w:val="28"/>
+        </w:rPr>
+      </w:pPr>
+      <w:r>
+        <w:rPr>
+          <w:rFonts w:ascii="Times New Roman" w:hAnsi="Times New Roman" w:cs="Times New Roman"/>
+          <w:sz w:val="28"/>
+          <w:szCs w:val="28"/>
+          <w:lang w:val="en-US"/>
+        </w:rPr>
+        <w:t>Padding</w:t>
+      </w:r>
+      <w:r>
+        <w:rPr>
+          <w:rFonts w:ascii="Times New Roman" w:hAnsi="Times New Roman" w:cs="Times New Roman"/>
+          <w:sz w:val="28"/>
+          <w:szCs w:val="28"/>
+        </w:rPr>
+        <w:t xml:space="preserve"> – </w:t>
+      </w:r>
+      <w:r>
+        <w:rPr>
+          <w:rFonts w:ascii="Times New Roman" w:hAnsi="Times New Roman" w:cs="Times New Roman"/>
+          <w:sz w:val="28"/>
+          <w:szCs w:val="28"/>
+        </w:rPr>
+        <w:t>отступ от строки</w:t>
+      </w:r>
+    </w:p>
+    <w:p>
+      <w:pPr>
+        <w:ind w:firstLine="709"/>
+        <w:rPr>
+          <w:rFonts w:ascii="Times New Roman" w:hAnsi="Times New Roman" w:cs="Times New Roman"/>
+          <w:sz w:val="28"/>
+          <w:szCs w:val="28"/>
+        </w:rPr>
+      </w:pPr>
+    </w:p>
+    <w:p>
+      <w:pPr>
+        <w:ind w:firstLine="709"/>
+        <w:rPr>
+          <w:rFonts w:ascii="Times New Roman" w:hAnsi="Times New Roman" w:cs="Times New Roman"/>
+          <w:sz w:val="28"/>
+          <w:szCs w:val="28"/>
+        </w:rPr>
+      </w:pPr>
+    </w:p>
+    <w:p>
+      <w:pPr>
+        <w:ind w:firstLine="709"/>
+        <w:rPr>
+          <w:rFonts w:ascii="Times New Roman" w:hAnsi="Times New Roman" w:cs="Times New Roman"/>
+          <w:sz w:val="28"/>
+          <w:szCs w:val="28"/>
+        </w:rPr>
+      </w:pPr>
+    </w:p>
+    <w:p>
+      <w:pPr>
+        <w:ind w:firstLine="709"/>
+        <w:rPr>
+          <w:rFonts w:ascii="Times New Roman" w:hAnsi="Times New Roman" w:cs="Times New Roman"/>
+          <w:sz w:val="28"/>
+          <w:szCs w:val="28"/>
+        </w:rPr>
+      </w:pPr>
+    </w:p>
+    <w:p>
+      <w:pPr>
+        <w:ind w:firstLine="709"/>
+        <w:rPr>
+          <w:rFonts w:ascii="Times New Roman" w:hAnsi="Times New Roman" w:cs="Times New Roman"/>
+          <w:sz w:val="28"/>
+          <w:szCs w:val="28"/>
+        </w:rPr>
+      </w:pPr>
+    </w:p>
+    <w:p>
+      <w:pPr>
+        <w:ind w:firstLine="709"/>
+        <w:rPr>
+          <w:rFonts w:ascii="Times New Roman" w:hAnsi="Times New Roman" w:cs="Times New Roman"/>
+          <w:sz w:val="28"/>
+          <w:szCs w:val="28"/>
+        </w:rPr>
+      </w:pPr>
+    </w:p>
+    <w:p>
+      <w:pPr>
+        <w:ind w:firstLine="709"/>
+        <w:rPr>
+          <w:rFonts w:ascii="Times New Roman" w:hAnsi="Times New Roman" w:cs="Times New Roman"/>
+          <w:sz w:val="28"/>
+          <w:szCs w:val="28"/>
+        </w:rPr>
+      </w:pPr>
+    </w:p>
+    <w:p>
+      <w:pPr>
+        <w:ind w:firstLine="709"/>
+        <w:rPr>
+          <w:rFonts w:ascii="Times New Roman" w:hAnsi="Times New Roman" w:cs="Times New Roman"/>
+          <w:sz w:val="28"/>
+          <w:szCs w:val="28"/>
+        </w:rPr>
+      </w:pPr>
+    </w:p>
+    <w:p>
+      <w:pPr>
+        <w:ind w:firstLine="709"/>
+        <w:rPr>
+          <w:rFonts w:ascii="Times New Roman" w:hAnsi="Times New Roman" w:cs="Times New Roman"/>
+          <w:sz w:val="28"/>
+          <w:szCs w:val="28"/>
+        </w:rPr>
+      </w:pPr>
+    </w:p>
+    <w:p>
+      <w:pPr>
+        <w:ind w:firstLine="709"/>
+        <w:rPr>
+          <w:rFonts w:ascii="Times New Roman" w:hAnsi="Times New Roman" w:cs="Times New Roman"/>
+          <w:sz w:val="28"/>
+          <w:szCs w:val="28"/>
+        </w:rPr>
+      </w:pPr>
+    </w:p>
+    <w:p>
+      <w:pPr>
+        <w:ind w:firstLine="709"/>
+        <w:rPr>
+          <w:rFonts w:ascii="Times New Roman" w:hAnsi="Times New Roman" w:cs="Times New Roman"/>
+          <w:sz w:val="28"/>
+          <w:szCs w:val="28"/>
+        </w:rPr>
+      </w:pPr>
+    </w:p>
+    <w:p>
+      <w:pPr>
+        <w:ind w:firstLine="709"/>
+        <w:rPr>
+          <w:rFonts w:ascii="Times New Roman" w:hAnsi="Times New Roman" w:cs="Times New Roman"/>
+          <w:sz w:val="28"/>
+          <w:szCs w:val="28"/>
+        </w:rPr>
+      </w:pPr>
+    </w:p>
+    <w:p>
+      <w:pPr>
+        <w:ind w:firstLine="709"/>
+        <w:rPr>
+          <w:rFonts w:ascii="Times New Roman" w:hAnsi="Times New Roman" w:cs="Times New Roman"/>
+          <w:sz w:val="28"/>
+          <w:szCs w:val="28"/>
+        </w:rPr>
+      </w:pPr>
+    </w:p>
+    <w:p>
+      <w:pPr>
+        <w:rPr>
+          <w:rFonts w:ascii="Times New Roman" w:hAnsi="Times New Roman" w:cs="Times New Roman"/>
+          <w:sz w:val="28"/>
+          <w:szCs w:val="28"/>
+        </w:rPr>
+      </w:pPr>
+    </w:p>
+    <w:p>
+      <w:pPr>
+        <w:ind w:firstLine="709"/>
+        <w:jc w:val="center"/>
+        <w:rPr>
+          <w:rFonts w:ascii="Times New Roman" w:hAnsi="Times New Roman" w:cs="Times New Roman"/>
+          <w:sz w:val="44"/>
+          <w:szCs w:val="44"/>
+        </w:rPr>
+      </w:pPr>
+      <w:r>
+        <w:rPr>
+          <w:rFonts w:ascii="Times New Roman" w:hAnsi="Times New Roman" w:cs="Times New Roman"/>
+          <w:sz w:val="44"/>
+          <w:szCs w:val="44"/>
+        </w:rPr>
+        <w:lastRenderedPageBreak/>
+        <w:t>Статистика использования</w:t>
+      </w:r>
+      <w:r>
+        <w:rPr>
+          <w:rFonts w:ascii="Times New Roman" w:hAnsi="Times New Roman" w:cs="Times New Roman"/>
+          <w:sz w:val="44"/>
+          <w:szCs w:val="44"/>
+        </w:rPr>
+        <w:t xml:space="preserve"> </w:t>
+      </w:r>
+      <w:r>
+        <w:rPr>
+          <w:rFonts w:ascii="Times New Roman" w:hAnsi="Times New Roman" w:cs="Times New Roman"/>
+          <w:sz w:val="44"/>
+          <w:szCs w:val="44"/>
+          <w:lang w:val="en-US"/>
+        </w:rPr>
+        <w:t>CSS</w:t>
+      </w:r>
+      <w:r>
+        <w:rPr>
+          <w:rFonts w:ascii="Times New Roman" w:hAnsi="Times New Roman" w:cs="Times New Roman"/>
+          <w:sz w:val="44"/>
+          <w:szCs w:val="44"/>
+        </w:rPr>
+        <w:t>.</w:t>
+      </w:r>
+    </w:p>
+    <w:p>
+      <w:pPr>
+        <w:ind w:firstLine="709"/>
+        <w:rPr>
+          <w:rFonts w:ascii="Times New Roman" w:hAnsi="Times New Roman" w:cs="Times New Roman"/>
+          <w:sz w:val="28"/>
+          <w:szCs w:val="28"/>
+        </w:rPr>
+      </w:pPr>
+      <w:r>
+        <w:rPr>
+          <w:rFonts w:ascii="Times New Roman" w:hAnsi="Times New Roman" w:cs="Times New Roman"/>
+          <w:sz w:val="28"/>
+          <w:szCs w:val="28"/>
+        </w:rPr>
+        <w:t xml:space="preserve">По данным сайта </w:t>
+      </w:r>
+      <w:r>
+        <w:rPr>
+          <w:rFonts w:ascii="Times New Roman" w:hAnsi="Times New Roman" w:cs="Times New Roman"/>
+          <w:sz w:val="28"/>
+          <w:szCs w:val="28"/>
+          <w:lang w:val="en-US"/>
+        </w:rPr>
+        <w:t>w</w:t>
+      </w:r>
+      <w:r>
+        <w:rPr>
+          <w:rFonts w:ascii="Times New Roman" w:hAnsi="Times New Roman" w:cs="Times New Roman"/>
+          <w:sz w:val="28"/>
+          <w:szCs w:val="28"/>
+        </w:rPr>
+        <w:t>3</w:t>
+      </w:r>
+      <w:r>
+        <w:rPr>
+          <w:rFonts w:ascii="Times New Roman" w:hAnsi="Times New Roman" w:cs="Times New Roman"/>
+          <w:sz w:val="28"/>
+          <w:szCs w:val="28"/>
+          <w:lang w:val="en-US"/>
+        </w:rPr>
+        <w:t>techs</w:t>
+      </w:r>
+      <w:r>
+        <w:rPr>
+          <w:rFonts w:ascii="Times New Roman" w:hAnsi="Times New Roman" w:cs="Times New Roman"/>
+          <w:sz w:val="28"/>
+          <w:szCs w:val="28"/>
+        </w:rPr>
+        <w:t>.</w:t>
+      </w:r>
+      <w:r>
+        <w:rPr>
+          <w:rFonts w:ascii="Times New Roman" w:hAnsi="Times New Roman" w:cs="Times New Roman"/>
+          <w:sz w:val="28"/>
+          <w:szCs w:val="28"/>
+          <w:lang w:val="en-US"/>
+        </w:rPr>
+        <w:t>com</w:t>
+      </w:r>
+    </w:p>
+    <w:p>
+      <w:pPr>
+        <w:ind w:firstLine="709"/>
+        <w:rPr>
+          <w:rFonts w:ascii="Times New Roman" w:hAnsi="Times New Roman" w:cs="Times New Roman"/>
+          <w:b/>
+          <w:sz w:val="28"/>
+          <w:szCs w:val="28"/>
+        </w:rPr>
+      </w:pPr>
+      <w:r>
+        <w:rPr>
+          <w:rFonts w:ascii="Times New Roman" w:hAnsi="Times New Roman" w:cs="Times New Roman"/>
+          <w:b/>
+          <w:noProof/>
+          <w:sz w:val="28"/>
+          <w:szCs w:val="28"/>
+          <w:lang w:eastAsia="ru-RU"/>
+        </w:rPr>
+        <w:drawing>
+          <wp:inline distT="0" distB="0" distL="0" distR="0" wp14:anchorId="2D118E11" wp14:editId="1583F44D">
+            <wp:extent cx="3811281" cy="2174581"/>
+            <wp:effectExtent l="0" t="0" r="17780" b="16510"/>
+            <wp:docPr id="3" name="Диаграмма 3"/>
+            <wp:cNvGraphicFramePr/>
+            <a:graphic xmlns:a="http://schemas.openxmlformats.org/drawingml/2006/main">
+              <a:graphicData uri="http://schemas.openxmlformats.org/drawingml/2006/chart">
+                <c:chart xmlns:c="http://schemas.openxmlformats.org/drawingml/2006/chart" xmlns:r="http://schemas.openxmlformats.org/officeDocument/2006/relationships" r:id="rId11"/>
+              </a:graphicData>
+            </a:graphic>
+          </wp:inline>
+        </w:drawing>
+      </w:r>
+    </w:p>
+    <w:p>
+      <w:pPr>
+        <w:ind w:firstLine="709"/>
+        <w:rPr>
+          <w:rFonts w:ascii="Times New Roman" w:hAnsi="Times New Roman" w:cs="Times New Roman"/>
+          <w:color w:val="333333"/>
+          <w:sz w:val="28"/>
+          <w:szCs w:val="28"/>
+          <w:shd w:val="clear" w:color="auto" w:fill="FFFFFF"/>
+        </w:rPr>
+      </w:pPr>
+      <w:r>
+        <w:rPr>
+          <w:rFonts w:ascii="Times New Roman" w:hAnsi="Times New Roman" w:cs="Times New Roman"/>
+          <w:color w:val="333333"/>
+          <w:sz w:val="28"/>
+          <w:szCs w:val="28"/>
+          <w:shd w:val="clear" w:color="auto" w:fill="FFFFFF"/>
+        </w:rPr>
+        <w:t>При этом процент использования разных подкатегорий CSS:</w:t>
+      </w:r>
+    </w:p>
+    <w:p>
+      <w:pPr>
+        <w:ind w:firstLine="709"/>
+        <w:rPr>
+          <w:rFonts w:ascii="Times New Roman" w:hAnsi="Times New Roman" w:cs="Times New Roman"/>
+          <w:color w:val="333333"/>
+          <w:sz w:val="28"/>
+          <w:szCs w:val="28"/>
+          <w:shd w:val="clear" w:color="auto" w:fill="FFFFFF"/>
+          <w:lang w:val="en-US"/>
+        </w:rPr>
+      </w:pPr>
+      <w:r>
+        <w:rPr>
+          <w:rFonts w:ascii="Times New Roman" w:hAnsi="Times New Roman" w:cs="Times New Roman"/>
+          <w:b/>
+          <w:noProof/>
+          <w:sz w:val="28"/>
+          <w:szCs w:val="28"/>
+          <w:lang w:eastAsia="ru-RU"/>
+        </w:rPr>
+        <w:drawing>
+          <wp:inline distT="0" distB="0" distL="0" distR="0" wp14:anchorId="03B8734A" wp14:editId="562B897D">
+            <wp:extent cx="3795913" cy="2151530"/>
+            <wp:effectExtent l="0" t="0" r="14605" b="1270"/>
+            <wp:docPr id="4" name="Диаграмма 4"/>
+            <wp:cNvGraphicFramePr/>
+            <a:graphic xmlns:a="http://schemas.openxmlformats.org/drawingml/2006/main">
+              <a:graphicData uri="http://schemas.openxmlformats.org/drawingml/2006/chart">
+                <c:chart xmlns:c="http://schemas.openxmlformats.org/drawingml/2006/chart" xmlns:r="http://schemas.openxmlformats.org/officeDocument/2006/relationships" r:id="rId12"/>
+              </a:graphicData>
+            </a:graphic>
+          </wp:inline>
+        </w:drawing>
+      </w:r>
+    </w:p>
+    <w:p>
+      <w:pPr>
+        <w:ind w:firstLine="709"/>
+        <w:rPr>
+          <w:rFonts w:ascii="Times New Roman" w:hAnsi="Times New Roman" w:cs="Times New Roman"/>
+          <w:color w:val="333333"/>
+          <w:sz w:val="28"/>
+          <w:szCs w:val="28"/>
+          <w:shd w:val="clear" w:color="auto" w:fill="FFFFFF"/>
+        </w:rPr>
+      </w:pPr>
+      <w:r>
+        <w:rPr>
+          <w:rFonts w:ascii="Times New Roman" w:hAnsi="Times New Roman" w:cs="Times New Roman"/>
+          <w:color w:val="333333"/>
+          <w:sz w:val="28"/>
+          <w:szCs w:val="28"/>
+          <w:shd w:val="clear" w:color="auto" w:fill="FFFFFF"/>
+        </w:rPr>
+        <w:t>Сайт может использовать более одной подкатегории CSS.</w:t>
+      </w:r>
+    </w:p>
+    <w:p>
+      <w:pPr>
+        <w:ind w:firstLine="709"/>
+        <w:rPr>
+          <w:rFonts w:ascii="Times New Roman" w:hAnsi="Times New Roman" w:cs="Times New Roman"/>
+          <w:color w:val="333333"/>
+          <w:sz w:val="28"/>
+          <w:szCs w:val="28"/>
+          <w:shd w:val="clear" w:color="auto" w:fill="FFFFFF"/>
+        </w:rPr>
+      </w:pPr>
+    </w:p>
+    <w:p>
+      <w:pPr>
+        <w:ind w:firstLine="709"/>
+        <w:rPr>
+          <w:rFonts w:ascii="Times New Roman" w:hAnsi="Times New Roman" w:cs="Times New Roman"/>
+          <w:color w:val="333333"/>
+          <w:sz w:val="28"/>
+          <w:szCs w:val="28"/>
+          <w:shd w:val="clear" w:color="auto" w:fill="FFFFFF"/>
+          <w:lang w:val="en-US"/>
+        </w:rPr>
+      </w:pPr>
       <w:proofErr w:type="gramStart"/>
       <w:r>
         <w:rPr>
           <w:rFonts w:ascii="Times New Roman" w:hAnsi="Times New Roman" w:cs="Times New Roman"/>
-          <w:sz w:val="28"/>
-          <w:szCs w:val="28"/>
-        </w:rPr>
-        <w:t>1 ,</w:t>
+          <w:color w:val="333333"/>
+          <w:sz w:val="28"/>
+          <w:szCs w:val="28"/>
+          <w:shd w:val="clear" w:color="auto" w:fill="FFFFFF"/>
+        </w:rPr>
+        <w:t>Популярные сайты</w:t>
       </w:r>
       <w:proofErr w:type="gramEnd"/>
       <w:r>
         <w:rPr>
           <w:rFonts w:ascii="Times New Roman" w:hAnsi="Times New Roman" w:cs="Times New Roman"/>
-          <w:sz w:val="28"/>
-          <w:szCs w:val="28"/>
-        </w:rPr>
-        <w:t xml:space="preserve"> </w:t>
-      </w:r>
-      <w:proofErr w:type="spellStart"/>
-      <w:r>
-        <w:rPr>
-          <w:rFonts w:ascii="Times New Roman" w:hAnsi="Times New Roman" w:cs="Times New Roman"/>
-          <w:sz w:val="28"/>
-          <w:szCs w:val="28"/>
-          <w:lang w:val="en-US"/>
-        </w:rPr>
-        <w:t>ul</w:t>
-      </w:r>
-      <w:proofErr w:type="spellEnd"/>
-      <w:r>
-        <w:rPr>
-          <w:rFonts w:ascii="Times New Roman" w:hAnsi="Times New Roman" w:cs="Times New Roman"/>
-          <w:sz w:val="28"/>
-          <w:szCs w:val="28"/>
-        </w:rPr>
-        <w:t>1 ,</w:t>
-      </w:r>
-      <w:proofErr w:type="spellStart"/>
-      <w:r>
-        <w:rPr>
-          <w:rFonts w:ascii="Times New Roman" w:hAnsi="Times New Roman" w:cs="Times New Roman"/>
-          <w:sz w:val="28"/>
-          <w:szCs w:val="28"/>
-          <w:lang w:val="en-US"/>
-        </w:rPr>
-        <w:t>btn</w:t>
-      </w:r>
-      <w:proofErr w:type="spellEnd"/>
-      <w:r>
-        <w:rPr>
-          <w:rFonts w:ascii="Times New Roman" w:hAnsi="Times New Roman" w:cs="Times New Roman"/>
-          <w:sz w:val="28"/>
-          <w:szCs w:val="28"/>
-        </w:rPr>
-        <w:t xml:space="preserve"> , </w:t>
-      </w:r>
-      <w:proofErr w:type="spellStart"/>
-      <w:r>
-        <w:rPr>
-          <w:rFonts w:ascii="Times New Roman" w:hAnsi="Times New Roman" w:cs="Times New Roman"/>
-          <w:sz w:val="28"/>
-          <w:szCs w:val="28"/>
-          <w:lang w:val="en-US"/>
-        </w:rPr>
-        <w:t>showpic</w:t>
-      </w:r>
-      <w:proofErr w:type="spellEnd"/>
-      <w:r>
-        <w:rPr>
-          <w:rFonts w:ascii="Times New Roman" w:hAnsi="Times New Roman" w:cs="Times New Roman"/>
-          <w:sz w:val="28"/>
-          <w:szCs w:val="28"/>
-        </w:rPr>
-        <w:t xml:space="preserve"> , </w:t>
-      </w:r>
-      <w:proofErr w:type="spellStart"/>
-      <w:r>
-        <w:rPr>
-          <w:rFonts w:ascii="Times New Roman" w:hAnsi="Times New Roman" w:cs="Times New Roman"/>
-          <w:sz w:val="28"/>
-          <w:szCs w:val="28"/>
-          <w:lang w:val="en-US"/>
-        </w:rPr>
-        <w:t>pict</w:t>
-      </w:r>
-      <w:proofErr w:type="spellEnd"/>
-    </w:p>
-    <w:p>
-      <w:pPr>
-        <w:ind w:left="709"/>
-        <w:rPr>
-          <w:rFonts w:ascii="Times New Roman" w:hAnsi="Times New Roman" w:cs="Times New Roman"/>
-          <w:sz w:val="28"/>
-          <w:szCs w:val="28"/>
-        </w:rPr>
-      </w:pPr>
-      <w:r>
-        <w:rPr>
-          <w:rFonts w:ascii="Times New Roman" w:hAnsi="Times New Roman" w:cs="Times New Roman"/>
-          <w:sz w:val="28"/>
-          <w:szCs w:val="28"/>
-        </w:rPr>
-        <w:t xml:space="preserve">Применяется </w:t>
-      </w:r>
-      <w:r>
-        <w:rPr>
-          <w:rFonts w:ascii="Times New Roman" w:hAnsi="Times New Roman" w:cs="Times New Roman"/>
-          <w:sz w:val="28"/>
-          <w:szCs w:val="28"/>
-          <w:lang w:val="en-US"/>
-        </w:rPr>
-        <w:t>background</w:t>
-      </w:r>
-      <w:r>
-        <w:rPr>
-          <w:rFonts w:ascii="Times New Roman" w:hAnsi="Times New Roman" w:cs="Times New Roman"/>
-          <w:sz w:val="28"/>
-          <w:szCs w:val="28"/>
-        </w:rPr>
-        <w:t>-</w:t>
-      </w:r>
-      <w:r>
-        <w:rPr>
-          <w:rFonts w:ascii="Times New Roman" w:hAnsi="Times New Roman" w:cs="Times New Roman"/>
-          <w:sz w:val="28"/>
-          <w:szCs w:val="28"/>
-          <w:lang w:val="en-US"/>
-        </w:rPr>
-        <w:t>color</w:t>
-      </w:r>
-      <w:r>
-        <w:rPr>
-          <w:rFonts w:ascii="Times New Roman" w:hAnsi="Times New Roman" w:cs="Times New Roman"/>
-          <w:sz w:val="28"/>
-          <w:szCs w:val="28"/>
-        </w:rPr>
-        <w:t xml:space="preserve"> – </w:t>
-      </w:r>
-      <w:r>
-        <w:rPr>
-          <w:rFonts w:ascii="Times New Roman" w:hAnsi="Times New Roman" w:cs="Times New Roman"/>
-          <w:sz w:val="28"/>
-          <w:szCs w:val="28"/>
-        </w:rPr>
-        <w:t>цвет основной страницы</w:t>
-      </w:r>
-    </w:p>
-    <w:p>
-      <w:pPr>
-        <w:ind w:left="709"/>
-        <w:rPr>
-          <w:rFonts w:ascii="Times New Roman" w:hAnsi="Times New Roman" w:cs="Times New Roman"/>
-          <w:sz w:val="28"/>
-          <w:szCs w:val="28"/>
-        </w:rPr>
-      </w:pPr>
-      <w:r>
-        <w:rPr>
-          <w:rFonts w:ascii="Times New Roman" w:hAnsi="Times New Roman" w:cs="Times New Roman"/>
-          <w:sz w:val="28"/>
-          <w:szCs w:val="28"/>
-          <w:lang w:val="en-US"/>
-        </w:rPr>
-        <w:t>Margin</w:t>
-      </w:r>
-      <w:r>
-        <w:rPr>
-          <w:rFonts w:ascii="Times New Roman" w:hAnsi="Times New Roman" w:cs="Times New Roman"/>
-          <w:sz w:val="28"/>
-          <w:szCs w:val="28"/>
-        </w:rPr>
-        <w:t xml:space="preserve"> – </w:t>
-      </w:r>
-      <w:r>
-        <w:rPr>
-          <w:rFonts w:ascii="Times New Roman" w:hAnsi="Times New Roman" w:cs="Times New Roman"/>
-          <w:sz w:val="28"/>
-          <w:szCs w:val="28"/>
-        </w:rPr>
-        <w:t>отступы от краев страницы</w:t>
-      </w:r>
-    </w:p>
-    <w:p>
-      <w:pPr>
-        <w:ind w:left="709"/>
-        <w:rPr>
-          <w:rFonts w:ascii="Times New Roman" w:hAnsi="Times New Roman" w:cs="Times New Roman"/>
-          <w:sz w:val="28"/>
-          <w:szCs w:val="28"/>
-        </w:rPr>
-      </w:pPr>
-      <w:r>
-        <w:rPr>
-          <w:rFonts w:ascii="Times New Roman" w:hAnsi="Times New Roman" w:cs="Times New Roman"/>
-          <w:sz w:val="28"/>
-          <w:szCs w:val="28"/>
-          <w:lang w:val="en-US"/>
-        </w:rPr>
-        <w:t>Text</w:t>
-      </w:r>
-      <w:r>
-        <w:rPr>
-          <w:rFonts w:ascii="Times New Roman" w:hAnsi="Times New Roman" w:cs="Times New Roman"/>
-          <w:sz w:val="28"/>
-          <w:szCs w:val="28"/>
-        </w:rPr>
-        <w:t>-</w:t>
-      </w:r>
-      <w:r>
-        <w:rPr>
-          <w:rFonts w:ascii="Times New Roman" w:hAnsi="Times New Roman" w:cs="Times New Roman"/>
-          <w:sz w:val="28"/>
-          <w:szCs w:val="28"/>
-          <w:lang w:val="en-US"/>
-        </w:rPr>
-        <w:t>align</w:t>
-      </w:r>
-      <w:r>
-        <w:rPr>
-          <w:rFonts w:ascii="Times New Roman" w:hAnsi="Times New Roman" w:cs="Times New Roman"/>
-          <w:sz w:val="28"/>
-          <w:szCs w:val="28"/>
-        </w:rPr>
-        <w:t xml:space="preserve">: </w:t>
-      </w:r>
-      <w:r>
-        <w:rPr>
-          <w:rFonts w:ascii="Times New Roman" w:hAnsi="Times New Roman" w:cs="Times New Roman"/>
-          <w:sz w:val="28"/>
-          <w:szCs w:val="28"/>
-          <w:lang w:val="en-US"/>
-        </w:rPr>
-        <w:t>center</w:t>
-      </w:r>
-      <w:r>
-        <w:rPr>
-          <w:rFonts w:ascii="Times New Roman" w:hAnsi="Times New Roman" w:cs="Times New Roman"/>
-          <w:sz w:val="28"/>
-          <w:szCs w:val="28"/>
-        </w:rPr>
-        <w:t xml:space="preserve"> – центрирование текста</w:t>
-      </w:r>
-    </w:p>
-    <w:p>
-      <w:pPr>
-        <w:ind w:left="709"/>
-        <w:rPr>
-          <w:rFonts w:ascii="Times New Roman" w:hAnsi="Times New Roman" w:cs="Times New Roman"/>
-          <w:sz w:val="28"/>
-          <w:szCs w:val="28"/>
-        </w:rPr>
-      </w:pPr>
-      <w:r>
-        <w:rPr>
-          <w:rFonts w:ascii="Times New Roman" w:hAnsi="Times New Roman" w:cs="Times New Roman"/>
-          <w:sz w:val="28"/>
-          <w:szCs w:val="28"/>
-          <w:lang w:val="en-US"/>
-        </w:rPr>
-        <w:t xml:space="preserve">Padding – </w:t>
-      </w:r>
-      <w:r>
-        <w:rPr>
-          <w:rFonts w:ascii="Times New Roman" w:hAnsi="Times New Roman" w:cs="Times New Roman"/>
-          <w:sz w:val="28"/>
-          <w:szCs w:val="28"/>
-        </w:rPr>
-        <w:t>отступ от строки</w:t>
-      </w:r>
-    </w:p>
-    <w:p>
-      <w:pPr>
-        <w:ind w:left="709"/>
-        <w:rPr>
-          <w:rFonts w:ascii="Times New Roman" w:hAnsi="Times New Roman" w:cs="Times New Roman"/>
-          <w:sz w:val="28"/>
-          <w:szCs w:val="28"/>
-        </w:rPr>
-      </w:pPr>
-    </w:p>
-    <w:p>
-      <w:pPr>
-        <w:ind w:left="709"/>
-        <w:rPr>
-          <w:rFonts w:ascii="Times New Roman" w:hAnsi="Times New Roman" w:cs="Times New Roman"/>
-          <w:sz w:val="28"/>
-          <w:szCs w:val="28"/>
-        </w:rPr>
-      </w:pPr>
-    </w:p>
-    <w:p>
-      <w:pPr>
-        <w:ind w:left="709"/>
-        <w:rPr>
-          <w:rFonts w:ascii="Times New Roman" w:hAnsi="Times New Roman" w:cs="Times New Roman"/>
-          <w:sz w:val="28"/>
-          <w:szCs w:val="28"/>
-        </w:rPr>
-      </w:pPr>
-    </w:p>
-    <w:p>
-      <w:pPr>
-        <w:ind w:left="709"/>
-        <w:rPr>
-          <w:rFonts w:ascii="Times New Roman" w:hAnsi="Times New Roman" w:cs="Times New Roman"/>
-          <w:sz w:val="28"/>
-          <w:szCs w:val="28"/>
-        </w:rPr>
-      </w:pPr>
-    </w:p>
-    <w:p>
-      <w:pPr>
-        <w:ind w:left="709"/>
-        <w:rPr>
-          <w:rFonts w:ascii="Times New Roman" w:hAnsi="Times New Roman" w:cs="Times New Roman"/>
-          <w:sz w:val="28"/>
-          <w:szCs w:val="28"/>
-        </w:rPr>
-      </w:pPr>
-    </w:p>
-    <w:p>
-      <w:pPr>
-        <w:ind w:left="709"/>
-        <w:rPr>
-          <w:rFonts w:ascii="Times New Roman" w:hAnsi="Times New Roman" w:cs="Times New Roman"/>
-          <w:sz w:val="28"/>
-          <w:szCs w:val="28"/>
-        </w:rPr>
-      </w:pPr>
-    </w:p>
-    <w:p>
-      <w:pPr>
-        <w:ind w:left="709"/>
-        <w:rPr>
-          <w:rFonts w:ascii="Times New Roman" w:hAnsi="Times New Roman" w:cs="Times New Roman"/>
-          <w:sz w:val="28"/>
-          <w:szCs w:val="28"/>
-        </w:rPr>
-      </w:pPr>
-    </w:p>
-    <w:p>
-      <w:pPr>
-        <w:ind w:left="709"/>
-        <w:rPr>
-          <w:rFonts w:ascii="Times New Roman" w:hAnsi="Times New Roman" w:cs="Times New Roman"/>
-          <w:sz w:val="28"/>
-          <w:szCs w:val="28"/>
-        </w:rPr>
-      </w:pPr>
-    </w:p>
-    <w:p>
-      <w:pPr>
-        <w:ind w:left="709"/>
-        <w:rPr>
-          <w:rFonts w:ascii="Times New Roman" w:hAnsi="Times New Roman" w:cs="Times New Roman"/>
-          <w:sz w:val="28"/>
-          <w:szCs w:val="28"/>
-        </w:rPr>
-      </w:pPr>
-    </w:p>
-    <w:p>
-      <w:pPr>
-        <w:ind w:left="709"/>
-        <w:rPr>
-          <w:rFonts w:ascii="Times New Roman" w:hAnsi="Times New Roman" w:cs="Times New Roman"/>
-          <w:sz w:val="28"/>
-          <w:szCs w:val="28"/>
-        </w:rPr>
-      </w:pPr>
-    </w:p>
-    <w:p>
-      <w:pPr>
-        <w:jc w:val="center"/>
-        <w:rPr>
-          <w:rFonts w:ascii="Times New Roman" w:hAnsi="Times New Roman" w:cs="Times New Roman"/>
-          <w:sz w:val="28"/>
-          <w:szCs w:val="28"/>
-          <w:lang w:val="en-US"/>
-        </w:rPr>
-      </w:pPr>
-      <w:r>
-        <w:rPr>
-          <w:rFonts w:ascii="Times New Roman" w:hAnsi="Times New Roman" w:cs="Times New Roman"/>
-          <w:sz w:val="28"/>
-          <w:szCs w:val="28"/>
-        </w:rPr>
-        <w:t>5</w:t>
-      </w:r>
+          <w:color w:val="333333"/>
+          <w:sz w:val="28"/>
+          <w:szCs w:val="28"/>
+          <w:shd w:val="clear" w:color="auto" w:fill="FFFFFF"/>
+        </w:rPr>
+        <w:t xml:space="preserve"> использующие </w:t>
+      </w:r>
+      <w:r>
+        <w:rPr>
+          <w:rFonts w:ascii="Times New Roman" w:hAnsi="Times New Roman" w:cs="Times New Roman"/>
+          <w:color w:val="333333"/>
+          <w:sz w:val="28"/>
+          <w:szCs w:val="28"/>
+          <w:shd w:val="clear" w:color="auto" w:fill="FFFFFF"/>
+          <w:lang w:val="en-US"/>
+        </w:rPr>
+        <w:t>CSS:</w:t>
+      </w:r>
+    </w:p>
+    <w:p>
+      <w:pPr>
+        <w:numPr>
+          <w:ilvl w:val="0"/>
+          <w:numId w:val="5"/>
+        </w:numPr>
+        <w:shd w:val="clear" w:color="auto" w:fill="FFFFFF"/>
+        <w:spacing w:after="0" w:line="240" w:lineRule="auto"/>
+        <w:ind w:left="0" w:right="240" w:firstLine="709"/>
+        <w:rPr>
+          <w:rFonts w:ascii="Times New Roman" w:eastAsia="Times New Roman" w:hAnsi="Times New Roman" w:cs="Times New Roman"/>
+          <w:color w:val="000000"/>
+          <w:sz w:val="28"/>
+          <w:szCs w:val="28"/>
+          <w:lang w:eastAsia="ru-RU"/>
+        </w:rPr>
+      </w:pPr>
+      <w:hyperlink r:id="rId13" w:history="1">
+        <w:r>
+          <w:rPr>
+            <w:rFonts w:ascii="Times New Roman" w:eastAsia="Times New Roman" w:hAnsi="Times New Roman" w:cs="Times New Roman"/>
+            <w:color w:val="0000FF"/>
+            <w:sz w:val="28"/>
+            <w:szCs w:val="28"/>
+            <w:u w:val="single"/>
+            <w:lang w:eastAsia="ru-RU"/>
+          </w:rPr>
+          <w:t>Google.com</w:t>
+        </w:r>
+      </w:hyperlink>
+    </w:p>
+    <w:p>
+      <w:pPr>
+        <w:numPr>
+          <w:ilvl w:val="0"/>
+          <w:numId w:val="5"/>
+        </w:numPr>
+        <w:shd w:val="clear" w:color="auto" w:fill="FFFFFF"/>
+        <w:spacing w:after="0" w:line="240" w:lineRule="auto"/>
+        <w:ind w:left="0" w:right="240" w:firstLine="709"/>
+        <w:rPr>
+          <w:rFonts w:ascii="Times New Roman" w:eastAsia="Times New Roman" w:hAnsi="Times New Roman" w:cs="Times New Roman"/>
+          <w:color w:val="000000"/>
+          <w:sz w:val="28"/>
+          <w:szCs w:val="28"/>
+          <w:lang w:eastAsia="ru-RU"/>
+        </w:rPr>
+      </w:pPr>
+      <w:hyperlink r:id="rId14" w:history="1">
+        <w:r>
+          <w:rPr>
+            <w:rFonts w:ascii="Times New Roman" w:eastAsia="Times New Roman" w:hAnsi="Times New Roman" w:cs="Times New Roman"/>
+            <w:color w:val="0000FF"/>
+            <w:sz w:val="28"/>
+            <w:szCs w:val="28"/>
+            <w:u w:val="single"/>
+            <w:lang w:eastAsia="ru-RU"/>
+          </w:rPr>
+          <w:t>Microsoft.com</w:t>
+        </w:r>
+      </w:hyperlink>
+    </w:p>
+    <w:p>
+      <w:pPr>
+        <w:numPr>
+          <w:ilvl w:val="0"/>
+          <w:numId w:val="5"/>
+        </w:numPr>
+        <w:shd w:val="clear" w:color="auto" w:fill="FFFFFF"/>
+        <w:spacing w:after="0" w:line="240" w:lineRule="auto"/>
+        <w:ind w:left="0" w:right="240" w:firstLine="709"/>
+        <w:rPr>
+          <w:rFonts w:ascii="Times New Roman" w:eastAsia="Times New Roman" w:hAnsi="Times New Roman" w:cs="Times New Roman"/>
+          <w:color w:val="000000"/>
+          <w:sz w:val="28"/>
+          <w:szCs w:val="28"/>
+          <w:lang w:eastAsia="ru-RU"/>
+        </w:rPr>
+      </w:pPr>
+      <w:hyperlink r:id="rId15" w:history="1">
+        <w:r>
+          <w:rPr>
+            <w:rFonts w:ascii="Times New Roman" w:eastAsia="Times New Roman" w:hAnsi="Times New Roman" w:cs="Times New Roman"/>
+            <w:color w:val="0000FF"/>
+            <w:sz w:val="28"/>
+            <w:szCs w:val="28"/>
+            <w:u w:val="single"/>
+            <w:lang w:eastAsia="ru-RU"/>
+          </w:rPr>
+          <w:t>Facebook.com</w:t>
+        </w:r>
+      </w:hyperlink>
+    </w:p>
+    <w:p>
+      <w:pPr>
+        <w:numPr>
+          <w:ilvl w:val="0"/>
+          <w:numId w:val="5"/>
+        </w:numPr>
+        <w:shd w:val="clear" w:color="auto" w:fill="FFFFFF"/>
+        <w:spacing w:after="0" w:line="240" w:lineRule="auto"/>
+        <w:ind w:left="0" w:right="240" w:firstLine="709"/>
+        <w:rPr>
+          <w:rFonts w:ascii="Times New Roman" w:eastAsia="Times New Roman" w:hAnsi="Times New Roman" w:cs="Times New Roman"/>
+          <w:color w:val="000000"/>
+          <w:sz w:val="28"/>
+          <w:szCs w:val="28"/>
+          <w:lang w:eastAsia="ru-RU"/>
+        </w:rPr>
+      </w:pPr>
+      <w:hyperlink r:id="rId16" w:history="1">
+        <w:r>
+          <w:rPr>
+            <w:rFonts w:ascii="Times New Roman" w:eastAsia="Times New Roman" w:hAnsi="Times New Roman" w:cs="Times New Roman"/>
+            <w:color w:val="0000FF"/>
+            <w:sz w:val="28"/>
+            <w:szCs w:val="28"/>
+            <w:u w:val="single"/>
+            <w:lang w:eastAsia="ru-RU"/>
+          </w:rPr>
+          <w:t>Youtube.com</w:t>
+        </w:r>
+      </w:hyperlink>
+    </w:p>
+    <w:p>
+      <w:pPr>
+        <w:numPr>
+          <w:ilvl w:val="0"/>
+          <w:numId w:val="5"/>
+        </w:numPr>
+        <w:shd w:val="clear" w:color="auto" w:fill="FFFFFF"/>
+        <w:spacing w:after="0" w:line="240" w:lineRule="auto"/>
+        <w:ind w:left="0" w:right="240" w:firstLine="709"/>
+        <w:rPr>
+          <w:rFonts w:ascii="Times New Roman" w:eastAsia="Times New Roman" w:hAnsi="Times New Roman" w:cs="Times New Roman"/>
+          <w:color w:val="000000"/>
+          <w:sz w:val="28"/>
+          <w:szCs w:val="28"/>
+          <w:lang w:eastAsia="ru-RU"/>
+        </w:rPr>
+      </w:pPr>
+      <w:hyperlink r:id="rId17" w:history="1">
+        <w:r>
+          <w:rPr>
+            <w:rFonts w:ascii="Times New Roman" w:eastAsia="Times New Roman" w:hAnsi="Times New Roman" w:cs="Times New Roman"/>
+            <w:color w:val="0000FF"/>
+            <w:sz w:val="28"/>
+            <w:szCs w:val="28"/>
+            <w:u w:val="single"/>
+            <w:lang w:eastAsia="ru-RU"/>
+          </w:rPr>
+          <w:t>Apple.com</w:t>
+        </w:r>
+      </w:hyperlink>
+    </w:p>
+    <w:p>
+      <w:pPr>
+        <w:numPr>
+          <w:ilvl w:val="0"/>
+          <w:numId w:val="5"/>
+        </w:numPr>
+        <w:shd w:val="clear" w:color="auto" w:fill="FFFFFF"/>
+        <w:spacing w:after="0" w:line="240" w:lineRule="auto"/>
+        <w:ind w:left="0" w:right="240" w:firstLine="709"/>
+        <w:rPr>
+          <w:rFonts w:ascii="Times New Roman" w:eastAsia="Times New Roman" w:hAnsi="Times New Roman" w:cs="Times New Roman"/>
+          <w:color w:val="000000"/>
+          <w:sz w:val="28"/>
+          <w:szCs w:val="28"/>
+          <w:lang w:eastAsia="ru-RU"/>
+        </w:rPr>
+      </w:pPr>
+      <w:hyperlink r:id="rId18" w:history="1">
+        <w:r>
+          <w:rPr>
+            <w:rFonts w:ascii="Times New Roman" w:eastAsia="Times New Roman" w:hAnsi="Times New Roman" w:cs="Times New Roman"/>
+            <w:color w:val="0000FF"/>
+            <w:sz w:val="28"/>
+            <w:szCs w:val="28"/>
+            <w:u w:val="single"/>
+            <w:lang w:eastAsia="ru-RU"/>
+          </w:rPr>
+          <w:t>Instagram.com</w:t>
+        </w:r>
+      </w:hyperlink>
+    </w:p>
+    <w:p>
+      <w:pPr>
+        <w:numPr>
+          <w:ilvl w:val="0"/>
+          <w:numId w:val="5"/>
+        </w:numPr>
+        <w:shd w:val="clear" w:color="auto" w:fill="FFFFFF"/>
+        <w:spacing w:after="0" w:line="240" w:lineRule="auto"/>
+        <w:ind w:left="0" w:right="240" w:firstLine="709"/>
+        <w:rPr>
+          <w:rFonts w:ascii="Times New Roman" w:eastAsia="Times New Roman" w:hAnsi="Times New Roman" w:cs="Times New Roman"/>
+          <w:color w:val="000000"/>
+          <w:sz w:val="28"/>
+          <w:szCs w:val="28"/>
+          <w:lang w:eastAsia="ru-RU"/>
+        </w:rPr>
+      </w:pPr>
+      <w:hyperlink r:id="rId19" w:history="1">
+        <w:r>
+          <w:rPr>
+            <w:rFonts w:ascii="Times New Roman" w:eastAsia="Times New Roman" w:hAnsi="Times New Roman" w:cs="Times New Roman"/>
+            <w:color w:val="0000FF"/>
+            <w:sz w:val="28"/>
+            <w:szCs w:val="28"/>
+            <w:u w:val="single"/>
+            <w:lang w:eastAsia="ru-RU"/>
+          </w:rPr>
+          <w:t>Cloudflare.com</w:t>
+        </w:r>
+      </w:hyperlink>
+    </w:p>
+    <w:p>
+      <w:pPr>
+        <w:numPr>
+          <w:ilvl w:val="0"/>
+          <w:numId w:val="5"/>
+        </w:numPr>
+        <w:shd w:val="clear" w:color="auto" w:fill="FFFFFF"/>
+        <w:spacing w:after="0" w:line="240" w:lineRule="auto"/>
+        <w:ind w:left="0" w:right="240" w:firstLine="709"/>
+        <w:rPr>
+          <w:rFonts w:ascii="Times New Roman" w:eastAsia="Times New Roman" w:hAnsi="Times New Roman" w:cs="Times New Roman"/>
+          <w:color w:val="000000"/>
+          <w:sz w:val="28"/>
+          <w:szCs w:val="28"/>
+          <w:lang w:eastAsia="ru-RU"/>
+        </w:rPr>
+      </w:pPr>
+      <w:hyperlink r:id="rId20" w:history="1">
+        <w:r>
+          <w:rPr>
+            <w:rFonts w:ascii="Times New Roman" w:eastAsia="Times New Roman" w:hAnsi="Times New Roman" w:cs="Times New Roman"/>
+            <w:color w:val="0000FF"/>
+            <w:sz w:val="28"/>
+            <w:szCs w:val="28"/>
+            <w:u w:val="single"/>
+            <w:lang w:eastAsia="ru-RU"/>
+          </w:rPr>
+          <w:t>Office.com</w:t>
+        </w:r>
+      </w:hyperlink>
+    </w:p>
+    <w:p>
+      <w:pPr>
+        <w:numPr>
+          <w:ilvl w:val="0"/>
+          <w:numId w:val="5"/>
+        </w:numPr>
+        <w:shd w:val="clear" w:color="auto" w:fill="FFFFFF"/>
+        <w:spacing w:after="0" w:line="240" w:lineRule="auto"/>
+        <w:ind w:left="0" w:right="240" w:firstLine="709"/>
+        <w:rPr>
+          <w:rFonts w:ascii="Times New Roman" w:eastAsia="Times New Roman" w:hAnsi="Times New Roman" w:cs="Times New Roman"/>
+          <w:color w:val="000000"/>
+          <w:sz w:val="28"/>
+          <w:szCs w:val="28"/>
+          <w:lang w:eastAsia="ru-RU"/>
+        </w:rPr>
+      </w:pPr>
+      <w:hyperlink r:id="rId21" w:history="1">
+        <w:r>
+          <w:rPr>
+            <w:rFonts w:ascii="Times New Roman" w:eastAsia="Times New Roman" w:hAnsi="Times New Roman" w:cs="Times New Roman"/>
+            <w:color w:val="0000FF"/>
+            <w:sz w:val="28"/>
+            <w:szCs w:val="28"/>
+            <w:u w:val="single"/>
+            <w:lang w:eastAsia="ru-RU"/>
+          </w:rPr>
+          <w:t>Linkedin.com</w:t>
+        </w:r>
+      </w:hyperlink>
+    </w:p>
+    <w:p>
+      <w:pPr>
+        <w:numPr>
+          <w:ilvl w:val="0"/>
+          <w:numId w:val="5"/>
+        </w:numPr>
+        <w:shd w:val="clear" w:color="auto" w:fill="FFFFFF"/>
+        <w:spacing w:after="0" w:line="240" w:lineRule="auto"/>
+        <w:ind w:left="0" w:right="240" w:firstLine="709"/>
+        <w:rPr>
+          <w:rFonts w:ascii="Times New Roman" w:eastAsia="Times New Roman" w:hAnsi="Times New Roman" w:cs="Times New Roman"/>
+          <w:color w:val="000000"/>
+          <w:sz w:val="28"/>
+          <w:szCs w:val="28"/>
+          <w:lang w:eastAsia="ru-RU"/>
+        </w:rPr>
+      </w:pPr>
+      <w:hyperlink r:id="rId22" w:history="1">
+        <w:r>
+          <w:rPr>
+            <w:rFonts w:ascii="Times New Roman" w:eastAsia="Times New Roman" w:hAnsi="Times New Roman" w:cs="Times New Roman"/>
+            <w:color w:val="0000FF"/>
+            <w:sz w:val="28"/>
+            <w:szCs w:val="28"/>
+            <w:u w:val="single"/>
+            <w:lang w:eastAsia="ru-RU"/>
+          </w:rPr>
+          <w:t>Amazon.com</w:t>
+        </w:r>
+      </w:hyperlink>
+    </w:p>
+    <w:p>
+      <w:pPr>
+        <w:ind w:firstLine="709"/>
+        <w:rPr>
+          <w:rFonts w:ascii="Times New Roman" w:hAnsi="Times New Roman" w:cs="Times New Roman"/>
+          <w:color w:val="333333"/>
+          <w:sz w:val="28"/>
+          <w:szCs w:val="28"/>
+          <w:shd w:val="clear" w:color="auto" w:fill="FFFFFF"/>
+        </w:rPr>
+      </w:pPr>
+    </w:p>
+    <w:p>
+      <w:pPr>
+        <w:ind w:firstLine="709"/>
+        <w:rPr>
+          <w:rFonts w:ascii="Times New Roman" w:hAnsi="Times New Roman" w:cs="Times New Roman"/>
+          <w:color w:val="333333"/>
+          <w:sz w:val="28"/>
+          <w:szCs w:val="28"/>
+          <w:shd w:val="clear" w:color="auto" w:fill="FFFFFF"/>
+        </w:rPr>
+      </w:pPr>
+    </w:p>
+    <w:p>
+      <w:pPr>
+        <w:ind w:firstLine="709"/>
+        <w:rPr>
+          <w:rFonts w:ascii="Times New Roman" w:hAnsi="Times New Roman" w:cs="Times New Roman"/>
+          <w:color w:val="333333"/>
+          <w:sz w:val="28"/>
+          <w:szCs w:val="28"/>
+          <w:shd w:val="clear" w:color="auto" w:fill="FFFFFF"/>
+        </w:rPr>
+      </w:pPr>
+    </w:p>
+    <w:p>
+      <w:pPr>
+        <w:rPr>
+          <w:rFonts w:ascii="Times New Roman" w:eastAsia="Times New Roman" w:hAnsi="Times New Roman" w:cs="Times New Roman"/>
+          <w:color w:val="000000"/>
+          <w:sz w:val="28"/>
+          <w:szCs w:val="28"/>
+          <w:lang w:eastAsia="ru-RU"/>
+        </w:rPr>
+      </w:pPr>
     </w:p>
     <w:sectPr>
+      <w:footerReference w:type="default" r:id="rId23"/>
       <w:pgSz w:w="11906" w:h="16838"/>
       <w:pgMar w:top="1134" w:right="1133" w:bottom="1134" w:left="1134" w:header="708" w:footer="708" w:gutter="0"/>
       <w:cols w:space="708"/>
@@ -4584,12 +6515,145 @@
 </w:document>
 </file>
 
+<file path=word/endnotes.xml><?xml version="1.0" encoding="utf-8"?>
+<w:endnotes xmlns:wpc="http://schemas.microsoft.com/office/word/2010/wordprocessingCanvas" xmlns:cx="http://schemas.microsoft.com/office/drawing/2014/chartex" xmlns:mc="http://schemas.openxmlformats.org/markup-compatibility/2006" xmlns:o="urn:schemas-microsoft-com:office:office" xmlns:r="http://schemas.openxmlformats.org/officeDocument/2006/relationships" xmlns:m="http://schemas.openxmlformats.org/officeDocument/2006/math" xmlns:v="urn:schemas-microsoft-com:vml" xmlns:wp14="http://schemas.microsoft.com/office/word/2010/wordprocessingDrawing" xmlns:wp="http://schemas.openxmlformats.org/drawingml/2006/wordprocessingDrawing" xmlns:w10="urn:schemas-microsoft-com:office:word" xmlns:w="http://schemas.openxmlformats.org/wordprocessingml/2006/main" xmlns:w14="http://schemas.microsoft.com/office/word/2010/wordml" xmlns:w15="http://schemas.microsoft.com/office/word/2012/wordml" xmlns:w16se="http://schemas.microsoft.com/office/word/2015/wordml/symex" xmlns:wpg="http://schemas.microsoft.com/office/word/2010/wordprocessingGroup" xmlns:wpi="http://schemas.microsoft.com/office/word/2010/wordprocessingInk" xmlns:wne="http://schemas.microsoft.com/office/word/2006/wordml" xmlns:wps="http://schemas.microsoft.com/office/word/2010/wordprocessingShape" mc:Ignorable="w14 w15 w16se wp14">
+  <w:endnote w:type="separator" w:id="-1">
+    <w:p>
+      <w:pPr>
+        <w:spacing w:after="0" w:line="240" w:lineRule="auto"/>
+      </w:pPr>
+      <w:r>
+        <w:separator/>
+      </w:r>
+    </w:p>
+  </w:endnote>
+  <w:endnote w:type="continuationSeparator" w:id="0">
+    <w:p>
+      <w:pPr>
+        <w:spacing w:after="0" w:line="240" w:lineRule="auto"/>
+      </w:pPr>
+      <w:r>
+        <w:continuationSeparator/>
+      </w:r>
+    </w:p>
+  </w:endnote>
+</w:endnotes>
+</file>
+
+<file path=word/footer1.xml><?xml version="1.0" encoding="utf-8"?>
+<w:ftr xmlns:wpc="http://schemas.microsoft.com/office/word/2010/wordprocessingCanvas" xmlns:cx="http://schemas.microsoft.com/office/drawing/2014/chartex" xmlns:mc="http://schemas.openxmlformats.org/markup-compatibility/2006" xmlns:o="urn:schemas-microsoft-com:office:office" xmlns:r="http://schemas.openxmlformats.org/officeDocument/2006/relationships" xmlns:m="http://schemas.openxmlformats.org/officeDocument/2006/math" xmlns:v="urn:schemas-microsoft-com:vml" xmlns:wp14="http://schemas.microsoft.com/office/word/2010/wordprocessingDrawing" xmlns:wp="http://schemas.openxmlformats.org/drawingml/2006/wordprocessingDrawing" xmlns:w10="urn:schemas-microsoft-com:office:word" xmlns:w="http://schemas.openxmlformats.org/wordprocessingml/2006/main" xmlns:w14="http://schemas.microsoft.com/office/word/2010/wordml" xmlns:w15="http://schemas.microsoft.com/office/word/2012/wordml" xmlns:w16se="http://schemas.microsoft.com/office/word/2015/wordml/symex" xmlns:wpg="http://schemas.microsoft.com/office/word/2010/wordprocessingGroup" xmlns:wpi="http://schemas.microsoft.com/office/word/2010/wordprocessingInk" xmlns:wne="http://schemas.microsoft.com/office/word/2006/wordml" xmlns:wps="http://schemas.microsoft.com/office/word/2010/wordprocessingShape" mc:Ignorable="w14 w15 w16se wp14">
+  <w:sdt>
+    <w:sdtPr>
+      <w:id w:val="846532628"/>
+      <w:docPartObj>
+        <w:docPartGallery w:val="Page Numbers (Bottom of Page)"/>
+        <w:docPartUnique/>
+      </w:docPartObj>
+    </w:sdtPr>
+    <w:sdtEndPr>
+      <w:rPr>
+        <w:rFonts w:ascii="Times New Roman" w:hAnsi="Times New Roman" w:cs="Times New Roman"/>
+        <w:sz w:val="28"/>
+        <w:szCs w:val="28"/>
+      </w:rPr>
+    </w:sdtEndPr>
+    <w:sdtContent>
+      <w:p>
+        <w:pPr>
+          <w:pStyle w:val="aa"/>
+          <w:jc w:val="center"/>
+          <w:rPr>
+            <w:rFonts w:ascii="Times New Roman" w:hAnsi="Times New Roman" w:cs="Times New Roman"/>
+            <w:sz w:val="28"/>
+            <w:szCs w:val="28"/>
+          </w:rPr>
+        </w:pPr>
+        <w:r>
+          <w:t xml:space="preserve">          </w:t>
+        </w:r>
+        <w:r>
+          <w:rPr>
+            <w:rFonts w:ascii="Times New Roman" w:hAnsi="Times New Roman" w:cs="Times New Roman"/>
+            <w:sz w:val="28"/>
+            <w:szCs w:val="28"/>
+          </w:rPr>
+          <w:fldChar w:fldCharType="begin"/>
+        </w:r>
+        <w:r>
+          <w:rPr>
+            <w:rFonts w:ascii="Times New Roman" w:hAnsi="Times New Roman" w:cs="Times New Roman"/>
+            <w:sz w:val="28"/>
+            <w:szCs w:val="28"/>
+          </w:rPr>
+          <w:instrText>PAGE   \* MERGEFORMAT</w:instrText>
+        </w:r>
+        <w:r>
+          <w:rPr>
+            <w:rFonts w:ascii="Times New Roman" w:hAnsi="Times New Roman" w:cs="Times New Roman"/>
+            <w:sz w:val="28"/>
+            <w:szCs w:val="28"/>
+          </w:rPr>
+          <w:fldChar w:fldCharType="separate"/>
+        </w:r>
+        <w:r>
+          <w:rPr>
+            <w:rFonts w:ascii="Times New Roman" w:hAnsi="Times New Roman" w:cs="Times New Roman"/>
+            <w:noProof/>
+            <w:sz w:val="28"/>
+            <w:szCs w:val="28"/>
+          </w:rPr>
+          <w:t>9</w:t>
+        </w:r>
+        <w:r>
+          <w:rPr>
+            <w:rFonts w:ascii="Times New Roman" w:hAnsi="Times New Roman" w:cs="Times New Roman"/>
+            <w:sz w:val="28"/>
+            <w:szCs w:val="28"/>
+          </w:rPr>
+          <w:fldChar w:fldCharType="end"/>
+        </w:r>
+      </w:p>
+    </w:sdtContent>
+  </w:sdt>
+  <w:p>
+    <w:pPr>
+      <w:pStyle w:val="aa"/>
+    </w:pPr>
+  </w:p>
+</w:ftr>
+</file>
+
+<file path=word/footnotes.xml><?xml version="1.0" encoding="utf-8"?>
+<w:footnotes xmlns:wpc="http://schemas.microsoft.com/office/word/2010/wordprocessingCanvas" xmlns:cx="http://schemas.microsoft.com/office/drawing/2014/chartex" xmlns:mc="http://schemas.openxmlformats.org/markup-compatibility/2006" xmlns:o="urn:schemas-microsoft-com:office:office" xmlns:r="http://schemas.openxmlformats.org/officeDocument/2006/relationships" xmlns:m="http://schemas.openxmlformats.org/officeDocument/2006/math" xmlns:v="urn:schemas-microsoft-com:vml" xmlns:wp14="http://schemas.microsoft.com/office/word/2010/wordprocessingDrawing" xmlns:wp="http://schemas.openxmlformats.org/drawingml/2006/wordprocessingDrawing" xmlns:w10="urn:schemas-microsoft-com:office:word" xmlns:w="http://schemas.openxmlformats.org/wordprocessingml/2006/main" xmlns:w14="http://schemas.microsoft.com/office/word/2010/wordml" xmlns:w15="http://schemas.microsoft.com/office/word/2012/wordml" xmlns:w16se="http://schemas.microsoft.com/office/word/2015/wordml/symex" xmlns:wpg="http://schemas.microsoft.com/office/word/2010/wordprocessingGroup" xmlns:wpi="http://schemas.microsoft.com/office/word/2010/wordprocessingInk" xmlns:wne="http://schemas.microsoft.com/office/word/2006/wordml" xmlns:wps="http://schemas.microsoft.com/office/word/2010/wordprocessingShape" mc:Ignorable="w14 w15 w16se wp14">
+  <w:footnote w:type="separator" w:id="-1">
+    <w:p>
+      <w:pPr>
+        <w:spacing w:after="0" w:line="240" w:lineRule="auto"/>
+      </w:pPr>
+      <w:r>
+        <w:separator/>
+      </w:r>
+    </w:p>
+  </w:footnote>
+  <w:footnote w:type="continuationSeparator" w:id="0">
+    <w:p>
+      <w:pPr>
+        <w:spacing w:after="0" w:line="240" w:lineRule="auto"/>
+      </w:pPr>
+      <w:r>
+        <w:continuationSeparator/>
+      </w:r>
+    </w:p>
+  </w:footnote>
+</w:footnotes>
+</file>
+
 <file path=word/numbering.xml><?xml version="1.0" encoding="utf-8"?>
 <w:numbering xmlns:wpc="http://schemas.microsoft.com/office/word/2010/wordprocessingCanvas" xmlns:cx="http://schemas.microsoft.com/office/drawing/2014/chartex" xmlns:mc="http://schemas.openxmlformats.org/markup-compatibility/2006" xmlns:o="urn:schemas-microsoft-com:office:office" xmlns:r="http://schemas.openxmlformats.org/officeDocument/2006/relationships" xmlns:m="http://schemas.openxmlformats.org/officeDocument/2006/math" xmlns:v="urn:schemas-microsoft-com:vml" xmlns:wp14="http://schemas.microsoft.com/office/word/2010/wordprocessingDrawing" xmlns:wp="http://schemas.openxmlformats.org/drawingml/2006/wordprocessingDrawing" xmlns:w10="urn:schemas-microsoft-com:office:word" xmlns:w="http://schemas.openxmlformats.org/wordprocessingml/2006/main" xmlns:w14="http://schemas.microsoft.com/office/word/2010/wordml" xmlns:w15="http://schemas.microsoft.com/office/word/2012/wordml" xmlns:w16se="http://schemas.microsoft.com/office/word/2015/wordml/symex" xmlns:wpg="http://schemas.microsoft.com/office/word/2010/wordprocessingGroup" xmlns:wpi="http://schemas.microsoft.com/office/word/2010/wordprocessingInk" xmlns:wne="http://schemas.microsoft.com/office/word/2006/wordml" xmlns:wps="http://schemas.microsoft.com/office/word/2010/wordprocessingShape" mc:Ignorable="w14 w15 w16se wp14">
   <w:abstractNum w:abstractNumId="0" w15:restartNumberingAfterBreak="0">
-    <w:nsid w:val="1D9C2BE7"/>
+    <w:nsid w:val="1924312A"/>
     <w:multiLevelType w:val="multilevel"/>
-    <w:tmpl w:val="DB6EAC92"/>
+    <w:tmpl w:val="A0985DC6"/>
     <w:lvl w:ilvl="0">
       <w:start w:val="1"/>
       <w:numFmt w:val="bullet"/>
@@ -4736,122 +6800,9 @@
     </w:lvl>
   </w:abstractNum>
   <w:abstractNum w:abstractNumId="1" w15:restartNumberingAfterBreak="0">
-    <w:nsid w:val="2BD8366D"/>
-    <w:multiLevelType w:val="hybridMultilevel"/>
-    <w:tmpl w:val="3E28E32C"/>
-    <w:lvl w:ilvl="0" w:tplc="04190001">
-      <w:start w:val="1"/>
-      <w:numFmt w:val="bullet"/>
-      <w:lvlText w:val=""/>
-      <w:lvlJc w:val="left"/>
-      <w:pPr>
-        <w:ind w:left="360" w:hanging="360"/>
-      </w:pPr>
-      <w:rPr>
-        <w:rFonts w:ascii="Symbol" w:hAnsi="Symbol" w:hint="default"/>
-      </w:rPr>
-    </w:lvl>
-    <w:lvl w:ilvl="1" w:tplc="04190003" w:tentative="1">
-      <w:start w:val="1"/>
-      <w:numFmt w:val="bullet"/>
-      <w:lvlText w:val="o"/>
-      <w:lvlJc w:val="left"/>
-      <w:pPr>
-        <w:ind w:left="1080" w:hanging="360"/>
-      </w:pPr>
-      <w:rPr>
-        <w:rFonts w:ascii="Courier New" w:hAnsi="Courier New" w:cs="Courier New" w:hint="default"/>
-      </w:rPr>
-    </w:lvl>
-    <w:lvl w:ilvl="2" w:tplc="04190005" w:tentative="1">
-      <w:start w:val="1"/>
-      <w:numFmt w:val="bullet"/>
-      <w:lvlText w:val=""/>
-      <w:lvlJc w:val="left"/>
-      <w:pPr>
-        <w:ind w:left="1800" w:hanging="360"/>
-      </w:pPr>
-      <w:rPr>
-        <w:rFonts w:ascii="Wingdings" w:hAnsi="Wingdings" w:hint="default"/>
-      </w:rPr>
-    </w:lvl>
-    <w:lvl w:ilvl="3" w:tplc="04190001" w:tentative="1">
-      <w:start w:val="1"/>
-      <w:numFmt w:val="bullet"/>
-      <w:lvlText w:val=""/>
-      <w:lvlJc w:val="left"/>
-      <w:pPr>
-        <w:ind w:left="2520" w:hanging="360"/>
-      </w:pPr>
-      <w:rPr>
-        <w:rFonts w:ascii="Symbol" w:hAnsi="Symbol" w:hint="default"/>
-      </w:rPr>
-    </w:lvl>
-    <w:lvl w:ilvl="4" w:tplc="04190003" w:tentative="1">
-      <w:start w:val="1"/>
-      <w:numFmt w:val="bullet"/>
-      <w:lvlText w:val="o"/>
-      <w:lvlJc w:val="left"/>
-      <w:pPr>
-        <w:ind w:left="3240" w:hanging="360"/>
-      </w:pPr>
-      <w:rPr>
-        <w:rFonts w:ascii="Courier New" w:hAnsi="Courier New" w:cs="Courier New" w:hint="default"/>
-      </w:rPr>
-    </w:lvl>
-    <w:lvl w:ilvl="5" w:tplc="04190005" w:tentative="1">
-      <w:start w:val="1"/>
-      <w:numFmt w:val="bullet"/>
-      <w:lvlText w:val=""/>
-      <w:lvlJc w:val="left"/>
-      <w:pPr>
-        <w:ind w:left="3960" w:hanging="360"/>
-      </w:pPr>
-      <w:rPr>
-        <w:rFonts w:ascii="Wingdings" w:hAnsi="Wingdings" w:hint="default"/>
-      </w:rPr>
-    </w:lvl>
-    <w:lvl w:ilvl="6" w:tplc="04190001" w:tentative="1">
-      <w:start w:val="1"/>
-      <w:numFmt w:val="bullet"/>
-      <w:lvlText w:val=""/>
-      <w:lvlJc w:val="left"/>
-      <w:pPr>
-        <w:ind w:left="4680" w:hanging="360"/>
-      </w:pPr>
-      <w:rPr>
-        <w:rFonts w:ascii="Symbol" w:hAnsi="Symbol" w:hint="default"/>
-      </w:rPr>
-    </w:lvl>
-    <w:lvl w:ilvl="7" w:tplc="04190003" w:tentative="1">
-      <w:start w:val="1"/>
-      <w:numFmt w:val="bullet"/>
-      <w:lvlText w:val="o"/>
-      <w:lvlJc w:val="left"/>
-      <w:pPr>
-        <w:ind w:left="5400" w:hanging="360"/>
-      </w:pPr>
-      <w:rPr>
-        <w:rFonts w:ascii="Courier New" w:hAnsi="Courier New" w:cs="Courier New" w:hint="default"/>
-      </w:rPr>
-    </w:lvl>
-    <w:lvl w:ilvl="8" w:tplc="04190005" w:tentative="1">
-      <w:start w:val="1"/>
-      <w:numFmt w:val="bullet"/>
-      <w:lvlText w:val=""/>
-      <w:lvlJc w:val="left"/>
-      <w:pPr>
-        <w:ind w:left="6120" w:hanging="360"/>
-      </w:pPr>
-      <w:rPr>
-        <w:rFonts w:ascii="Wingdings" w:hAnsi="Wingdings" w:hint="default"/>
-      </w:rPr>
-    </w:lvl>
-  </w:abstractNum>
-  <w:abstractNum w:abstractNumId="2" w15:restartNumberingAfterBreak="0">
-    <w:nsid w:val="306B4757"/>
+    <w:nsid w:val="1D9C2BE7"/>
     <w:multiLevelType w:val="multilevel"/>
-    <w:tmpl w:val="2892C0C6"/>
+    <w:tmpl w:val="DB6EAC92"/>
     <w:lvl w:ilvl="0">
       <w:start w:val="1"/>
       <w:numFmt w:val="bullet"/>
@@ -4997,17 +6948,17 @@
       </w:rPr>
     </w:lvl>
   </w:abstractNum>
-  <w:abstractNum w:abstractNumId="3" w15:restartNumberingAfterBreak="0">
-    <w:nsid w:val="737C3C47"/>
+  <w:abstractNum w:abstractNumId="2" w15:restartNumberingAfterBreak="0">
+    <w:nsid w:val="2BD8366D"/>
     <w:multiLevelType w:val="hybridMultilevel"/>
-    <w:tmpl w:val="5D389D26"/>
+    <w:tmpl w:val="3E28E32C"/>
     <w:lvl w:ilvl="0" w:tplc="04190001">
       <w:start w:val="1"/>
       <w:numFmt w:val="bullet"/>
       <w:lvlText w:val=""/>
       <w:lvlJc w:val="left"/>
       <w:pPr>
-        <w:ind w:left="720" w:hanging="360"/>
+        <w:ind w:left="360" w:hanging="360"/>
       </w:pPr>
       <w:rPr>
         <w:rFonts w:ascii="Symbol" w:hAnsi="Symbol" w:hint="default"/>
@@ -5019,7 +6970,7 @@
       <w:lvlText w:val="o"/>
       <w:lvlJc w:val="left"/>
       <w:pPr>
-        <w:ind w:left="1440" w:hanging="360"/>
+        <w:ind w:left="1080" w:hanging="360"/>
       </w:pPr>
       <w:rPr>
         <w:rFonts w:ascii="Courier New" w:hAnsi="Courier New" w:cs="Courier New" w:hint="default"/>
@@ -5031,7 +6982,7 @@
       <w:lvlText w:val=""/>
       <w:lvlJc w:val="left"/>
       <w:pPr>
-        <w:ind w:left="2160" w:hanging="360"/>
+        <w:ind w:left="1800" w:hanging="360"/>
       </w:pPr>
       <w:rPr>
         <w:rFonts w:ascii="Wingdings" w:hAnsi="Wingdings" w:hint="default"/>
@@ -5043,7 +6994,7 @@
       <w:lvlText w:val=""/>
       <w:lvlJc w:val="left"/>
       <w:pPr>
-        <w:ind w:left="2880" w:hanging="360"/>
+        <w:ind w:left="2520" w:hanging="360"/>
       </w:pPr>
       <w:rPr>
         <w:rFonts w:ascii="Symbol" w:hAnsi="Symbol" w:hint="default"/>
@@ -5055,7 +7006,7 @@
       <w:lvlText w:val="o"/>
       <w:lvlJc w:val="left"/>
       <w:pPr>
-        <w:ind w:left="3600" w:hanging="360"/>
+        <w:ind w:left="3240" w:hanging="360"/>
       </w:pPr>
       <w:rPr>
         <w:rFonts w:ascii="Courier New" w:hAnsi="Courier New" w:cs="Courier New" w:hint="default"/>
@@ -5067,7 +7018,7 @@
       <w:lvlText w:val=""/>
       <w:lvlJc w:val="left"/>
       <w:pPr>
-        <w:ind w:left="4320" w:hanging="360"/>
+        <w:ind w:left="3960" w:hanging="360"/>
       </w:pPr>
       <w:rPr>
         <w:rFonts w:ascii="Wingdings" w:hAnsi="Wingdings" w:hint="default"/>
@@ -5079,7 +7030,7 @@
       <w:lvlText w:val=""/>
       <w:lvlJc w:val="left"/>
       <w:pPr>
-        <w:ind w:left="5040" w:hanging="360"/>
+        <w:ind w:left="4680" w:hanging="360"/>
       </w:pPr>
       <w:rPr>
         <w:rFonts w:ascii="Symbol" w:hAnsi="Symbol" w:hint="default"/>
@@ -5091,7 +7042,7 @@
       <w:lvlText w:val="o"/>
       <w:lvlJc w:val="left"/>
       <w:pPr>
-        <w:ind w:left="5760" w:hanging="360"/>
+        <w:ind w:left="5400" w:hanging="360"/>
       </w:pPr>
       <w:rPr>
         <w:rFonts w:ascii="Courier New" w:hAnsi="Courier New" w:cs="Courier New" w:hint="default"/>
@@ -5103,6 +7054,268 @@
       <w:lvlText w:val=""/>
       <w:lvlJc w:val="left"/>
       <w:pPr>
+        <w:ind w:left="6120" w:hanging="360"/>
+      </w:pPr>
+      <w:rPr>
+        <w:rFonts w:ascii="Wingdings" w:hAnsi="Wingdings" w:hint="default"/>
+      </w:rPr>
+    </w:lvl>
+  </w:abstractNum>
+  <w:abstractNum w:abstractNumId="3" w15:restartNumberingAfterBreak="0">
+    <w:nsid w:val="306B4757"/>
+    <w:multiLevelType w:val="multilevel"/>
+    <w:tmpl w:val="2892C0C6"/>
+    <w:lvl w:ilvl="0">
+      <w:start w:val="1"/>
+      <w:numFmt w:val="bullet"/>
+      <w:lvlText w:val=""/>
+      <w:lvlJc w:val="left"/>
+      <w:pPr>
+        <w:tabs>
+          <w:tab w:val="num" w:pos="720"/>
+        </w:tabs>
+        <w:ind w:left="720" w:hanging="360"/>
+      </w:pPr>
+      <w:rPr>
+        <w:rFonts w:ascii="Symbol" w:hAnsi="Symbol" w:hint="default"/>
+        <w:sz w:val="20"/>
+      </w:rPr>
+    </w:lvl>
+    <w:lvl w:ilvl="1" w:tentative="1">
+      <w:start w:val="1"/>
+      <w:numFmt w:val="bullet"/>
+      <w:lvlText w:val="o"/>
+      <w:lvlJc w:val="left"/>
+      <w:pPr>
+        <w:tabs>
+          <w:tab w:val="num" w:pos="1440"/>
+        </w:tabs>
+        <w:ind w:left="1440" w:hanging="360"/>
+      </w:pPr>
+      <w:rPr>
+        <w:rFonts w:ascii="Courier New" w:hAnsi="Courier New" w:hint="default"/>
+        <w:sz w:val="20"/>
+      </w:rPr>
+    </w:lvl>
+    <w:lvl w:ilvl="2" w:tentative="1">
+      <w:start w:val="1"/>
+      <w:numFmt w:val="bullet"/>
+      <w:lvlText w:val=""/>
+      <w:lvlJc w:val="left"/>
+      <w:pPr>
+        <w:tabs>
+          <w:tab w:val="num" w:pos="2160"/>
+        </w:tabs>
+        <w:ind w:left="2160" w:hanging="360"/>
+      </w:pPr>
+      <w:rPr>
+        <w:rFonts w:ascii="Wingdings" w:hAnsi="Wingdings" w:hint="default"/>
+        <w:sz w:val="20"/>
+      </w:rPr>
+    </w:lvl>
+    <w:lvl w:ilvl="3" w:tentative="1">
+      <w:start w:val="1"/>
+      <w:numFmt w:val="bullet"/>
+      <w:lvlText w:val=""/>
+      <w:lvlJc w:val="left"/>
+      <w:pPr>
+        <w:tabs>
+          <w:tab w:val="num" w:pos="2880"/>
+        </w:tabs>
+        <w:ind w:left="2880" w:hanging="360"/>
+      </w:pPr>
+      <w:rPr>
+        <w:rFonts w:ascii="Wingdings" w:hAnsi="Wingdings" w:hint="default"/>
+        <w:sz w:val="20"/>
+      </w:rPr>
+    </w:lvl>
+    <w:lvl w:ilvl="4" w:tentative="1">
+      <w:start w:val="1"/>
+      <w:numFmt w:val="bullet"/>
+      <w:lvlText w:val=""/>
+      <w:lvlJc w:val="left"/>
+      <w:pPr>
+        <w:tabs>
+          <w:tab w:val="num" w:pos="3600"/>
+        </w:tabs>
+        <w:ind w:left="3600" w:hanging="360"/>
+      </w:pPr>
+      <w:rPr>
+        <w:rFonts w:ascii="Wingdings" w:hAnsi="Wingdings" w:hint="default"/>
+        <w:sz w:val="20"/>
+      </w:rPr>
+    </w:lvl>
+    <w:lvl w:ilvl="5" w:tentative="1">
+      <w:start w:val="1"/>
+      <w:numFmt w:val="bullet"/>
+      <w:lvlText w:val=""/>
+      <w:lvlJc w:val="left"/>
+      <w:pPr>
+        <w:tabs>
+          <w:tab w:val="num" w:pos="4320"/>
+        </w:tabs>
+        <w:ind w:left="4320" w:hanging="360"/>
+      </w:pPr>
+      <w:rPr>
+        <w:rFonts w:ascii="Wingdings" w:hAnsi="Wingdings" w:hint="default"/>
+        <w:sz w:val="20"/>
+      </w:rPr>
+    </w:lvl>
+    <w:lvl w:ilvl="6" w:tentative="1">
+      <w:start w:val="1"/>
+      <w:numFmt w:val="bullet"/>
+      <w:lvlText w:val=""/>
+      <w:lvlJc w:val="left"/>
+      <w:pPr>
+        <w:tabs>
+          <w:tab w:val="num" w:pos="5040"/>
+        </w:tabs>
+        <w:ind w:left="5040" w:hanging="360"/>
+      </w:pPr>
+      <w:rPr>
+        <w:rFonts w:ascii="Wingdings" w:hAnsi="Wingdings" w:hint="default"/>
+        <w:sz w:val="20"/>
+      </w:rPr>
+    </w:lvl>
+    <w:lvl w:ilvl="7" w:tentative="1">
+      <w:start w:val="1"/>
+      <w:numFmt w:val="bullet"/>
+      <w:lvlText w:val=""/>
+      <w:lvlJc w:val="left"/>
+      <w:pPr>
+        <w:tabs>
+          <w:tab w:val="num" w:pos="5760"/>
+        </w:tabs>
+        <w:ind w:left="5760" w:hanging="360"/>
+      </w:pPr>
+      <w:rPr>
+        <w:rFonts w:ascii="Wingdings" w:hAnsi="Wingdings" w:hint="default"/>
+        <w:sz w:val="20"/>
+      </w:rPr>
+    </w:lvl>
+    <w:lvl w:ilvl="8" w:tentative="1">
+      <w:start w:val="1"/>
+      <w:numFmt w:val="bullet"/>
+      <w:lvlText w:val=""/>
+      <w:lvlJc w:val="left"/>
+      <w:pPr>
+        <w:tabs>
+          <w:tab w:val="num" w:pos="6480"/>
+        </w:tabs>
+        <w:ind w:left="6480" w:hanging="360"/>
+      </w:pPr>
+      <w:rPr>
+        <w:rFonts w:ascii="Wingdings" w:hAnsi="Wingdings" w:hint="default"/>
+        <w:sz w:val="20"/>
+      </w:rPr>
+    </w:lvl>
+  </w:abstractNum>
+  <w:abstractNum w:abstractNumId="4" w15:restartNumberingAfterBreak="0">
+    <w:nsid w:val="737C3C47"/>
+    <w:multiLevelType w:val="hybridMultilevel"/>
+    <w:tmpl w:val="5D389D26"/>
+    <w:lvl w:ilvl="0" w:tplc="04190001">
+      <w:start w:val="1"/>
+      <w:numFmt w:val="bullet"/>
+      <w:lvlText w:val=""/>
+      <w:lvlJc w:val="left"/>
+      <w:pPr>
+        <w:ind w:left="720" w:hanging="360"/>
+      </w:pPr>
+      <w:rPr>
+        <w:rFonts w:ascii="Symbol" w:hAnsi="Symbol" w:hint="default"/>
+      </w:rPr>
+    </w:lvl>
+    <w:lvl w:ilvl="1" w:tplc="04190003" w:tentative="1">
+      <w:start w:val="1"/>
+      <w:numFmt w:val="bullet"/>
+      <w:lvlText w:val="o"/>
+      <w:lvlJc w:val="left"/>
+      <w:pPr>
+        <w:ind w:left="1440" w:hanging="360"/>
+      </w:pPr>
+      <w:rPr>
+        <w:rFonts w:ascii="Courier New" w:hAnsi="Courier New" w:cs="Courier New" w:hint="default"/>
+      </w:rPr>
+    </w:lvl>
+    <w:lvl w:ilvl="2" w:tplc="04190005" w:tentative="1">
+      <w:start w:val="1"/>
+      <w:numFmt w:val="bullet"/>
+      <w:lvlText w:val=""/>
+      <w:lvlJc w:val="left"/>
+      <w:pPr>
+        <w:ind w:left="2160" w:hanging="360"/>
+      </w:pPr>
+      <w:rPr>
+        <w:rFonts w:ascii="Wingdings" w:hAnsi="Wingdings" w:hint="default"/>
+      </w:rPr>
+    </w:lvl>
+    <w:lvl w:ilvl="3" w:tplc="04190001" w:tentative="1">
+      <w:start w:val="1"/>
+      <w:numFmt w:val="bullet"/>
+      <w:lvlText w:val=""/>
+      <w:lvlJc w:val="left"/>
+      <w:pPr>
+        <w:ind w:left="2880" w:hanging="360"/>
+      </w:pPr>
+      <w:rPr>
+        <w:rFonts w:ascii="Symbol" w:hAnsi="Symbol" w:hint="default"/>
+      </w:rPr>
+    </w:lvl>
+    <w:lvl w:ilvl="4" w:tplc="04190003" w:tentative="1">
+      <w:start w:val="1"/>
+      <w:numFmt w:val="bullet"/>
+      <w:lvlText w:val="o"/>
+      <w:lvlJc w:val="left"/>
+      <w:pPr>
+        <w:ind w:left="3600" w:hanging="360"/>
+      </w:pPr>
+      <w:rPr>
+        <w:rFonts w:ascii="Courier New" w:hAnsi="Courier New" w:cs="Courier New" w:hint="default"/>
+      </w:rPr>
+    </w:lvl>
+    <w:lvl w:ilvl="5" w:tplc="04190005" w:tentative="1">
+      <w:start w:val="1"/>
+      <w:numFmt w:val="bullet"/>
+      <w:lvlText w:val=""/>
+      <w:lvlJc w:val="left"/>
+      <w:pPr>
+        <w:ind w:left="4320" w:hanging="360"/>
+      </w:pPr>
+      <w:rPr>
+        <w:rFonts w:ascii="Wingdings" w:hAnsi="Wingdings" w:hint="default"/>
+      </w:rPr>
+    </w:lvl>
+    <w:lvl w:ilvl="6" w:tplc="04190001" w:tentative="1">
+      <w:start w:val="1"/>
+      <w:numFmt w:val="bullet"/>
+      <w:lvlText w:val=""/>
+      <w:lvlJc w:val="left"/>
+      <w:pPr>
+        <w:ind w:left="5040" w:hanging="360"/>
+      </w:pPr>
+      <w:rPr>
+        <w:rFonts w:ascii="Symbol" w:hAnsi="Symbol" w:hint="default"/>
+      </w:rPr>
+    </w:lvl>
+    <w:lvl w:ilvl="7" w:tplc="04190003" w:tentative="1">
+      <w:start w:val="1"/>
+      <w:numFmt w:val="bullet"/>
+      <w:lvlText w:val="o"/>
+      <w:lvlJc w:val="left"/>
+      <w:pPr>
+        <w:ind w:left="5760" w:hanging="360"/>
+      </w:pPr>
+      <w:rPr>
+        <w:rFonts w:ascii="Courier New" w:hAnsi="Courier New" w:cs="Courier New" w:hint="default"/>
+      </w:rPr>
+    </w:lvl>
+    <w:lvl w:ilvl="8" w:tplc="04190005" w:tentative="1">
+      <w:start w:val="1"/>
+      <w:numFmt w:val="bullet"/>
+      <w:lvlText w:val=""/>
+      <w:lvlJc w:val="left"/>
+      <w:pPr>
         <w:ind w:left="6480" w:hanging="360"/>
       </w:pPr>
       <w:rPr>
@@ -5111,15 +7324,18 @@
     </w:lvl>
   </w:abstractNum>
   <w:num w:numId="1">
+    <w:abstractNumId w:val="4"/>
+  </w:num>
+  <w:num w:numId="2">
     <w:abstractNumId w:val="3"/>
   </w:num>
-  <w:num w:numId="2">
+  <w:num w:numId="3">
     <w:abstractNumId w:val="2"/>
   </w:num>
-  <w:num w:numId="3">
+  <w:num w:numId="4">
     <w:abstractNumId w:val="1"/>
   </w:num>
-  <w:num w:numId="4">
+  <w:num w:numId="5">
     <w:abstractNumId w:val="0"/>
   </w:num>
 </w:numbering>
@@ -5518,7 +7734,28 @@
   <w:style w:type="paragraph" w:default="1" w:styleId="a">
     <w:name w:val="Normal"/>
     <w:qFormat/>
-    <w:rsid w:val="00CA5179"/>
+    <w:rsid w:val="00AC3C45"/>
+  </w:style>
+  <w:style w:type="paragraph" w:styleId="1">
+    <w:name w:val="heading 1"/>
+    <w:basedOn w:val="a"/>
+    <w:next w:val="a"/>
+    <w:link w:val="10"/>
+    <w:uiPriority w:val="9"/>
+    <w:qFormat/>
+    <w:rsid w:val="00E651F9"/>
+    <w:pPr>
+      <w:keepNext/>
+      <w:keepLines/>
+      <w:spacing w:before="240" w:after="0"/>
+      <w:outlineLvl w:val="0"/>
+    </w:pPr>
+    <w:rPr>
+      <w:rFonts w:asciiTheme="majorHAnsi" w:eastAsiaTheme="majorEastAsia" w:hAnsiTheme="majorHAnsi" w:cstheme="majorBidi"/>
+      <w:color w:val="2E74B5" w:themeColor="accent1" w:themeShade="BF"/>
+      <w:sz w:val="32"/>
+      <w:szCs w:val="32"/>
+    </w:rPr>
   </w:style>
   <w:style w:type="paragraph" w:styleId="2">
     <w:name w:val="heading 2"/>
@@ -5660,7 +7897,1853 @@
     <w:unhideWhenUsed/>
     <w:rsid w:val="00133D7F"/>
   </w:style>
+  <w:style w:type="table" w:styleId="a6">
+    <w:name w:val="Table Grid"/>
+    <w:basedOn w:val="a1"/>
+    <w:uiPriority w:val="39"/>
+    <w:rsid w:val="002F1A69"/>
+    <w:pPr>
+      <w:spacing w:after="0" w:line="240" w:lineRule="auto"/>
+    </w:pPr>
+    <w:tblPr>
+      <w:tblBorders>
+        <w:top w:val="single" w:sz="4" w:space="0" w:color="auto"/>
+        <w:left w:val="single" w:sz="4" w:space="0" w:color="auto"/>
+        <w:bottom w:val="single" w:sz="4" w:space="0" w:color="auto"/>
+        <w:right w:val="single" w:sz="4" w:space="0" w:color="auto"/>
+        <w:insideH w:val="single" w:sz="4" w:space="0" w:color="auto"/>
+        <w:insideV w:val="single" w:sz="4" w:space="0" w:color="auto"/>
+      </w:tblBorders>
+    </w:tblPr>
+  </w:style>
+  <w:style w:type="character" w:styleId="a7">
+    <w:name w:val="Hyperlink"/>
+    <w:basedOn w:val="a0"/>
+    <w:uiPriority w:val="99"/>
+    <w:semiHidden/>
+    <w:unhideWhenUsed/>
+    <w:rsid w:val="00446861"/>
+    <w:rPr>
+      <w:color w:val="0000FF"/>
+      <w:u w:val="single"/>
+    </w:rPr>
+  </w:style>
+  <w:style w:type="character" w:customStyle="1" w:styleId="10">
+    <w:name w:val="Заголовок 1 Знак"/>
+    <w:basedOn w:val="a0"/>
+    <w:link w:val="1"/>
+    <w:uiPriority w:val="9"/>
+    <w:rsid w:val="00E651F9"/>
+    <w:rPr>
+      <w:rFonts w:asciiTheme="majorHAnsi" w:eastAsiaTheme="majorEastAsia" w:hAnsiTheme="majorHAnsi" w:cstheme="majorBidi"/>
+      <w:color w:val="2E74B5" w:themeColor="accent1" w:themeShade="BF"/>
+      <w:sz w:val="32"/>
+      <w:szCs w:val="32"/>
+    </w:rPr>
+  </w:style>
+  <w:style w:type="paragraph" w:styleId="a8">
+    <w:name w:val="header"/>
+    <w:basedOn w:val="a"/>
+    <w:link w:val="a9"/>
+    <w:uiPriority w:val="99"/>
+    <w:unhideWhenUsed/>
+    <w:rsid w:val="00AC3C45"/>
+    <w:pPr>
+      <w:tabs>
+        <w:tab w:val="center" w:pos="4677"/>
+        <w:tab w:val="right" w:pos="9355"/>
+      </w:tabs>
+      <w:spacing w:after="0" w:line="240" w:lineRule="auto"/>
+    </w:pPr>
+  </w:style>
+  <w:style w:type="character" w:customStyle="1" w:styleId="a9">
+    <w:name w:val="Верхний колонтитул Знак"/>
+    <w:basedOn w:val="a0"/>
+    <w:link w:val="a8"/>
+    <w:uiPriority w:val="99"/>
+    <w:rsid w:val="00AC3C45"/>
+  </w:style>
+  <w:style w:type="paragraph" w:styleId="aa">
+    <w:name w:val="footer"/>
+    <w:basedOn w:val="a"/>
+    <w:link w:val="ab"/>
+    <w:uiPriority w:val="99"/>
+    <w:unhideWhenUsed/>
+    <w:rsid w:val="00AC3C45"/>
+    <w:pPr>
+      <w:tabs>
+        <w:tab w:val="center" w:pos="4677"/>
+        <w:tab w:val="right" w:pos="9355"/>
+      </w:tabs>
+      <w:spacing w:after="0" w:line="240" w:lineRule="auto"/>
+    </w:pPr>
+  </w:style>
+  <w:style w:type="character" w:customStyle="1" w:styleId="ab">
+    <w:name w:val="Нижний колонтитул Знак"/>
+    <w:basedOn w:val="a0"/>
+    <w:link w:val="aa"/>
+    <w:uiPriority w:val="99"/>
+    <w:rsid w:val="00AC3C45"/>
+  </w:style>
 </w:styles>
+</file>
+
+<file path=word/charts/chart1.xml><?xml version="1.0" encoding="utf-8"?>
+<c:chartSpace xmlns:c="http://schemas.openxmlformats.org/drawingml/2006/chart" xmlns:a="http://schemas.openxmlformats.org/drawingml/2006/main" xmlns:r="http://schemas.openxmlformats.org/officeDocument/2006/relationships" xmlns:c16r2="http://schemas.microsoft.com/office/drawing/2015/06/chart">
+  <c:date1904 val="0"/>
+  <c:lang val="ru-RU"/>
+  <c:roundedCorners val="0"/>
+  <mc:AlternateContent xmlns:mc="http://schemas.openxmlformats.org/markup-compatibility/2006">
+    <mc:Choice xmlns:c14="http://schemas.microsoft.com/office/drawing/2007/8/2/chart" Requires="c14">
+      <c14:style val="102"/>
+    </mc:Choice>
+    <mc:Fallback>
+      <c:style val="2"/>
+    </mc:Fallback>
+  </mc:AlternateContent>
+  <c:chart>
+    <c:title>
+      <c:layout/>
+      <c:overlay val="0"/>
+      <c:spPr>
+        <a:noFill/>
+        <a:ln>
+          <a:noFill/>
+        </a:ln>
+        <a:effectLst/>
+      </c:spPr>
+      <c:txPr>
+        <a:bodyPr rot="0" spcFirstLastPara="1" vertOverflow="ellipsis" vert="horz" wrap="square" anchor="ctr" anchorCtr="1"/>
+        <a:lstStyle/>
+        <a:p>
+          <a:pPr>
+            <a:defRPr sz="1400" b="0" i="0" u="none" strike="noStrike" kern="1200" spc="0" baseline="0">
+              <a:solidFill>
+                <a:schemeClr val="tx1">
+                  <a:lumMod val="65000"/>
+                  <a:lumOff val="35000"/>
+                </a:schemeClr>
+              </a:solidFill>
+              <a:latin typeface="+mn-lt"/>
+              <a:ea typeface="+mn-ea"/>
+              <a:cs typeface="+mn-cs"/>
+            </a:defRPr>
+          </a:pPr>
+          <a:endParaRPr lang="ru-RU"/>
+        </a:p>
+      </c:txPr>
+    </c:title>
+    <c:autoTitleDeleted val="0"/>
+    <c:plotArea>
+      <c:layout/>
+      <c:pieChart>
+        <c:varyColors val="1"/>
+        <c:ser>
+          <c:idx val="0"/>
+          <c:order val="0"/>
+          <c:tx>
+            <c:strRef>
+              <c:f>Лист1!$B$1</c:f>
+              <c:strCache>
+                <c:ptCount val="1"/>
+                <c:pt idx="0">
+                  <c:v>Использование CSS</c:v>
+                </c:pt>
+              </c:strCache>
+            </c:strRef>
+          </c:tx>
+          <c:dPt>
+            <c:idx val="0"/>
+            <c:bubble3D val="0"/>
+            <c:spPr>
+              <a:solidFill>
+                <a:schemeClr val="accent1"/>
+              </a:solidFill>
+              <a:ln w="19050">
+                <a:solidFill>
+                  <a:schemeClr val="lt1"/>
+                </a:solidFill>
+              </a:ln>
+              <a:effectLst/>
+            </c:spPr>
+            <c:extLst>
+              <c:ext xmlns:c16="http://schemas.microsoft.com/office/drawing/2014/chart" uri="{C3380CC4-5D6E-409C-BE32-E72D297353CC}">
+                <c16:uniqueId val="{00000001-C185-41CC-9C38-FB0F56487ADE}"/>
+              </c:ext>
+            </c:extLst>
+          </c:dPt>
+          <c:dPt>
+            <c:idx val="1"/>
+            <c:bubble3D val="0"/>
+            <c:spPr>
+              <a:solidFill>
+                <a:schemeClr val="accent2"/>
+              </a:solidFill>
+              <a:ln w="19050">
+                <a:solidFill>
+                  <a:schemeClr val="lt1"/>
+                </a:solidFill>
+              </a:ln>
+              <a:effectLst/>
+            </c:spPr>
+            <c:extLst>
+              <c:ext xmlns:c16="http://schemas.microsoft.com/office/drawing/2014/chart" uri="{C3380CC4-5D6E-409C-BE32-E72D297353CC}">
+                <c16:uniqueId val="{00000003-C185-41CC-9C38-FB0F56487ADE}"/>
+              </c:ext>
+            </c:extLst>
+          </c:dPt>
+          <c:dLbls>
+            <c:spPr>
+              <a:noFill/>
+              <a:ln w="3175">
+                <a:solidFill>
+                  <a:schemeClr val="tx1"/>
+                </a:solidFill>
+              </a:ln>
+              <a:effectLst/>
+            </c:spPr>
+            <c:txPr>
+              <a:bodyPr rot="0" spcFirstLastPara="1" vertOverflow="ellipsis" vert="horz" wrap="square" lIns="38100" tIns="19050" rIns="38100" bIns="19050" anchor="ctr" anchorCtr="1">
+                <a:spAutoFit/>
+              </a:bodyPr>
+              <a:lstStyle/>
+              <a:p>
+                <a:pPr>
+                  <a:defRPr sz="900" b="0" i="0" u="none" strike="noStrike" kern="1200" baseline="0">
+                    <a:solidFill>
+                      <a:schemeClr val="tx1">
+                        <a:lumMod val="75000"/>
+                        <a:lumOff val="25000"/>
+                      </a:schemeClr>
+                    </a:solidFill>
+                    <a:latin typeface="+mn-lt"/>
+                    <a:ea typeface="+mn-ea"/>
+                    <a:cs typeface="+mn-cs"/>
+                  </a:defRPr>
+                </a:pPr>
+                <a:endParaRPr lang="ru-RU"/>
+              </a:p>
+            </c:txPr>
+            <c:dLblPos val="outEnd"/>
+            <c:showLegendKey val="0"/>
+            <c:showVal val="1"/>
+            <c:showCatName val="0"/>
+            <c:showSerName val="0"/>
+            <c:showPercent val="0"/>
+            <c:showBubbleSize val="0"/>
+            <c:showLeaderLines val="1"/>
+            <c:leaderLines>
+              <c:spPr>
+                <a:ln w="9525" cap="flat" cmpd="sng" algn="ctr">
+                  <a:solidFill>
+                    <a:schemeClr val="tx1">
+                      <a:lumMod val="35000"/>
+                      <a:lumOff val="65000"/>
+                    </a:schemeClr>
+                  </a:solidFill>
+                  <a:round/>
+                </a:ln>
+                <a:effectLst/>
+              </c:spPr>
+            </c:leaderLines>
+            <c:extLst>
+              <c:ext xmlns:c15="http://schemas.microsoft.com/office/drawing/2012/chart" uri="{CE6537A1-D6FC-4f65-9D91-7224C49458BB}">
+                <c15:layout/>
+              </c:ext>
+            </c:extLst>
+          </c:dLbls>
+          <c:cat>
+            <c:strRef>
+              <c:f>Лист1!$A$2:$A$3</c:f>
+              <c:strCache>
+                <c:ptCount val="2"/>
+                <c:pt idx="0">
+                  <c:v>Используют CSS</c:v>
+                </c:pt>
+                <c:pt idx="1">
+                  <c:v>Не используют CSS</c:v>
+                </c:pt>
+              </c:strCache>
+            </c:strRef>
+          </c:cat>
+          <c:val>
+            <c:numRef>
+              <c:f>Лист1!$B$2:$B$3</c:f>
+              <c:numCache>
+                <c:formatCode>General</c:formatCode>
+                <c:ptCount val="2"/>
+                <c:pt idx="0">
+                  <c:v>95.3</c:v>
+                </c:pt>
+                <c:pt idx="1">
+                  <c:v>4.5999999999999996</c:v>
+                </c:pt>
+              </c:numCache>
+            </c:numRef>
+          </c:val>
+          <c:extLst>
+            <c:ext xmlns:c16="http://schemas.microsoft.com/office/drawing/2014/chart" uri="{C3380CC4-5D6E-409C-BE32-E72D297353CC}">
+              <c16:uniqueId val="{00000004-C185-41CC-9C38-FB0F56487ADE}"/>
+            </c:ext>
+          </c:extLst>
+        </c:ser>
+        <c:dLbls>
+          <c:dLblPos val="outEnd"/>
+          <c:showLegendKey val="0"/>
+          <c:showVal val="1"/>
+          <c:showCatName val="0"/>
+          <c:showSerName val="0"/>
+          <c:showPercent val="0"/>
+          <c:showBubbleSize val="0"/>
+          <c:showLeaderLines val="1"/>
+        </c:dLbls>
+        <c:firstSliceAng val="0"/>
+      </c:pieChart>
+      <c:spPr>
+        <a:noFill/>
+        <a:ln>
+          <a:noFill/>
+        </a:ln>
+        <a:effectLst/>
+      </c:spPr>
+    </c:plotArea>
+    <c:legend>
+      <c:legendPos val="b"/>
+      <c:layout/>
+      <c:overlay val="0"/>
+      <c:spPr>
+        <a:noFill/>
+        <a:ln>
+          <a:noFill/>
+        </a:ln>
+        <a:effectLst/>
+      </c:spPr>
+      <c:txPr>
+        <a:bodyPr rot="0" spcFirstLastPara="1" vertOverflow="ellipsis" vert="horz" wrap="square" anchor="ctr" anchorCtr="1"/>
+        <a:lstStyle/>
+        <a:p>
+          <a:pPr>
+            <a:defRPr sz="900" b="0" i="0" u="none" strike="noStrike" kern="1200" baseline="0">
+              <a:solidFill>
+                <a:schemeClr val="tx1">
+                  <a:lumMod val="65000"/>
+                  <a:lumOff val="35000"/>
+                </a:schemeClr>
+              </a:solidFill>
+              <a:latin typeface="+mn-lt"/>
+              <a:ea typeface="+mn-ea"/>
+              <a:cs typeface="+mn-cs"/>
+            </a:defRPr>
+          </a:pPr>
+          <a:endParaRPr lang="ru-RU"/>
+        </a:p>
+      </c:txPr>
+    </c:legend>
+    <c:plotVisOnly val="1"/>
+    <c:dispBlanksAs val="gap"/>
+    <c:showDLblsOverMax val="0"/>
+  </c:chart>
+  <c:spPr>
+    <a:solidFill>
+      <a:schemeClr val="bg1"/>
+    </a:solidFill>
+    <a:ln w="9525" cap="flat" cmpd="sng" algn="ctr">
+      <a:solidFill>
+        <a:schemeClr val="tx1">
+          <a:lumMod val="15000"/>
+          <a:lumOff val="85000"/>
+        </a:schemeClr>
+      </a:solidFill>
+      <a:round/>
+    </a:ln>
+    <a:effectLst/>
+  </c:spPr>
+  <c:txPr>
+    <a:bodyPr/>
+    <a:lstStyle/>
+    <a:p>
+      <a:pPr>
+        <a:defRPr/>
+      </a:pPr>
+      <a:endParaRPr lang="ru-RU"/>
+    </a:p>
+  </c:txPr>
+  <c:externalData r:id="rId3">
+    <c:autoUpdate val="0"/>
+  </c:externalData>
+</c:chartSpace>
+</file>
+
+<file path=word/charts/chart2.xml><?xml version="1.0" encoding="utf-8"?>
+<c:chartSpace xmlns:c="http://schemas.openxmlformats.org/drawingml/2006/chart" xmlns:a="http://schemas.openxmlformats.org/drawingml/2006/main" xmlns:r="http://schemas.openxmlformats.org/officeDocument/2006/relationships" xmlns:c16r2="http://schemas.microsoft.com/office/drawing/2015/06/chart">
+  <c:date1904 val="0"/>
+  <c:lang val="ru-RU"/>
+  <c:roundedCorners val="0"/>
+  <mc:AlternateContent xmlns:mc="http://schemas.openxmlformats.org/markup-compatibility/2006">
+    <mc:Choice xmlns:c14="http://schemas.microsoft.com/office/drawing/2007/8/2/chart" Requires="c14">
+      <c14:style val="102"/>
+    </mc:Choice>
+    <mc:Fallback>
+      <c:style val="2"/>
+    </mc:Fallback>
+  </mc:AlternateContent>
+  <c:chart>
+    <c:title>
+      <c:layout/>
+      <c:overlay val="0"/>
+      <c:spPr>
+        <a:noFill/>
+        <a:ln>
+          <a:noFill/>
+        </a:ln>
+        <a:effectLst/>
+      </c:spPr>
+      <c:txPr>
+        <a:bodyPr rot="0" spcFirstLastPara="1" vertOverflow="ellipsis" vert="horz" wrap="square" anchor="ctr" anchorCtr="1"/>
+        <a:lstStyle/>
+        <a:p>
+          <a:pPr>
+            <a:defRPr sz="1400" b="0" i="0" u="none" strike="noStrike" kern="1200" spc="0" baseline="0">
+              <a:solidFill>
+                <a:schemeClr val="tx1">
+                  <a:lumMod val="65000"/>
+                  <a:lumOff val="35000"/>
+                </a:schemeClr>
+              </a:solidFill>
+              <a:latin typeface="+mn-lt"/>
+              <a:ea typeface="+mn-ea"/>
+              <a:cs typeface="+mn-cs"/>
+            </a:defRPr>
+          </a:pPr>
+          <a:endParaRPr lang="ru-RU"/>
+        </a:p>
+      </c:txPr>
+    </c:title>
+    <c:autoTitleDeleted val="0"/>
+    <c:plotArea>
+      <c:layout/>
+      <c:pieChart>
+        <c:varyColors val="1"/>
+        <c:ser>
+          <c:idx val="0"/>
+          <c:order val="0"/>
+          <c:tx>
+            <c:strRef>
+              <c:f>Лист1!$B$1</c:f>
+              <c:strCache>
+                <c:ptCount val="1"/>
+                <c:pt idx="0">
+                  <c:v>Подкатегорий CSS</c:v>
+                </c:pt>
+              </c:strCache>
+            </c:strRef>
+          </c:tx>
+          <c:dPt>
+            <c:idx val="0"/>
+            <c:bubble3D val="0"/>
+            <c:spPr>
+              <a:solidFill>
+                <a:schemeClr val="accent2"/>
+              </a:solidFill>
+              <a:ln w="19050">
+                <a:solidFill>
+                  <a:schemeClr val="lt1"/>
+                </a:solidFill>
+              </a:ln>
+              <a:effectLst/>
+            </c:spPr>
+            <c:extLst>
+              <c:ext xmlns:c16="http://schemas.microsoft.com/office/drawing/2014/chart" uri="{C3380CC4-5D6E-409C-BE32-E72D297353CC}">
+                <c16:uniqueId val="{00000001-CCA0-41FA-A72C-DF83706B96BB}"/>
+              </c:ext>
+            </c:extLst>
+          </c:dPt>
+          <c:dPt>
+            <c:idx val="1"/>
+            <c:bubble3D val="0"/>
+            <c:spPr>
+              <a:solidFill>
+                <a:schemeClr val="accent2">
+                  <a:lumMod val="75000"/>
+                </a:schemeClr>
+              </a:solidFill>
+              <a:ln w="19050">
+                <a:solidFill>
+                  <a:schemeClr val="lt1"/>
+                </a:solidFill>
+              </a:ln>
+              <a:effectLst/>
+            </c:spPr>
+            <c:extLst>
+              <c:ext xmlns:c16="http://schemas.microsoft.com/office/drawing/2014/chart" uri="{C3380CC4-5D6E-409C-BE32-E72D297353CC}">
+                <c16:uniqueId val="{00000003-CCA0-41FA-A72C-DF83706B96BB}"/>
+              </c:ext>
+            </c:extLst>
+          </c:dPt>
+          <c:dPt>
+            <c:idx val="2"/>
+            <c:bubble3D val="0"/>
+            <c:spPr>
+              <a:solidFill>
+                <a:schemeClr val="accent2">
+                  <a:lumMod val="40000"/>
+                  <a:lumOff val="60000"/>
+                </a:schemeClr>
+              </a:solidFill>
+              <a:ln w="19050">
+                <a:solidFill>
+                  <a:schemeClr val="lt1"/>
+                </a:solidFill>
+              </a:ln>
+              <a:effectLst/>
+            </c:spPr>
+            <c:extLst>
+              <c:ext xmlns:c16="http://schemas.microsoft.com/office/drawing/2014/chart" uri="{C3380CC4-5D6E-409C-BE32-E72D297353CC}">
+                <c16:uniqueId val="{00000005-CCA0-41FA-A72C-DF83706B96BB}"/>
+              </c:ext>
+            </c:extLst>
+          </c:dPt>
+          <c:dPt>
+            <c:idx val="3"/>
+            <c:bubble3D val="0"/>
+            <c:spPr>
+              <a:solidFill>
+                <a:schemeClr val="bg1">
+                  <a:lumMod val="50000"/>
+                </a:schemeClr>
+              </a:solidFill>
+              <a:ln w="19050">
+                <a:solidFill>
+                  <a:schemeClr val="lt1"/>
+                </a:solidFill>
+              </a:ln>
+              <a:effectLst/>
+            </c:spPr>
+            <c:extLst>
+              <c:ext xmlns:c16="http://schemas.microsoft.com/office/drawing/2014/chart" uri="{C3380CC4-5D6E-409C-BE32-E72D297353CC}">
+                <c16:uniqueId val="{00000007-CCA0-41FA-A72C-DF83706B96BB}"/>
+              </c:ext>
+            </c:extLst>
+          </c:dPt>
+          <c:dLbls>
+            <c:spPr>
+              <a:noFill/>
+              <a:ln w="3175">
+                <a:solidFill>
+                  <a:schemeClr val="tx1"/>
+                </a:solidFill>
+              </a:ln>
+              <a:effectLst/>
+            </c:spPr>
+            <c:txPr>
+              <a:bodyPr rot="0" spcFirstLastPara="1" vertOverflow="ellipsis" vert="horz" wrap="square" lIns="38100" tIns="19050" rIns="38100" bIns="19050" anchor="ctr" anchorCtr="1">
+                <a:spAutoFit/>
+              </a:bodyPr>
+              <a:lstStyle/>
+              <a:p>
+                <a:pPr>
+                  <a:defRPr sz="900" b="0" i="0" u="none" strike="noStrike" kern="1200" baseline="0">
+                    <a:solidFill>
+                      <a:schemeClr val="tx1">
+                        <a:lumMod val="75000"/>
+                        <a:lumOff val="25000"/>
+                      </a:schemeClr>
+                    </a:solidFill>
+                    <a:latin typeface="+mn-lt"/>
+                    <a:ea typeface="+mn-ea"/>
+                    <a:cs typeface="+mn-cs"/>
+                  </a:defRPr>
+                </a:pPr>
+                <a:endParaRPr lang="ru-RU"/>
+              </a:p>
+            </c:txPr>
+            <c:dLblPos val="outEnd"/>
+            <c:showLegendKey val="0"/>
+            <c:showVal val="1"/>
+            <c:showCatName val="0"/>
+            <c:showSerName val="0"/>
+            <c:showPercent val="0"/>
+            <c:showBubbleSize val="0"/>
+            <c:showLeaderLines val="1"/>
+            <c:leaderLines>
+              <c:spPr>
+                <a:ln w="9525" cap="flat" cmpd="sng" algn="ctr">
+                  <a:solidFill>
+                    <a:schemeClr val="tx1">
+                      <a:lumMod val="35000"/>
+                      <a:lumOff val="65000"/>
+                    </a:schemeClr>
+                  </a:solidFill>
+                  <a:round/>
+                </a:ln>
+                <a:effectLst/>
+              </c:spPr>
+            </c:leaderLines>
+            <c:extLst>
+              <c:ext xmlns:c15="http://schemas.microsoft.com/office/drawing/2012/chart" uri="{CE6537A1-D6FC-4f65-9D91-7224C49458BB}">
+                <c15:layout/>
+              </c:ext>
+            </c:extLst>
+          </c:dLbls>
+          <c:cat>
+            <c:strRef>
+              <c:f>Лист1!$A$2:$A$5</c:f>
+              <c:strCache>
+                <c:ptCount val="4"/>
+                <c:pt idx="0">
+                  <c:v>inline-CSS</c:v>
+                </c:pt>
+                <c:pt idx="1">
+                  <c:v>external-CSS</c:v>
+                </c:pt>
+                <c:pt idx="2">
+                  <c:v>embedded-CSS</c:v>
+                </c:pt>
+                <c:pt idx="3">
+                  <c:v>Не используют CSS</c:v>
+                </c:pt>
+              </c:strCache>
+            </c:strRef>
+          </c:cat>
+          <c:val>
+            <c:numRef>
+              <c:f>Лист1!$B$2:$B$5</c:f>
+              <c:numCache>
+                <c:formatCode>General</c:formatCode>
+                <c:ptCount val="4"/>
+                <c:pt idx="0">
+                  <c:v>95</c:v>
+                </c:pt>
+                <c:pt idx="1">
+                  <c:v>93.4</c:v>
+                </c:pt>
+                <c:pt idx="2">
+                  <c:v>85.3</c:v>
+                </c:pt>
+                <c:pt idx="3">
+                  <c:v>5</c:v>
+                </c:pt>
+              </c:numCache>
+            </c:numRef>
+          </c:val>
+          <c:extLst>
+            <c:ext xmlns:c16="http://schemas.microsoft.com/office/drawing/2014/chart" uri="{C3380CC4-5D6E-409C-BE32-E72D297353CC}">
+              <c16:uniqueId val="{00000008-CCA0-41FA-A72C-DF83706B96BB}"/>
+            </c:ext>
+          </c:extLst>
+        </c:ser>
+        <c:dLbls>
+          <c:dLblPos val="outEnd"/>
+          <c:showLegendKey val="0"/>
+          <c:showVal val="1"/>
+          <c:showCatName val="0"/>
+          <c:showSerName val="0"/>
+          <c:showPercent val="0"/>
+          <c:showBubbleSize val="0"/>
+          <c:showLeaderLines val="1"/>
+        </c:dLbls>
+        <c:firstSliceAng val="0"/>
+      </c:pieChart>
+      <c:spPr>
+        <a:noFill/>
+        <a:ln>
+          <a:noFill/>
+        </a:ln>
+        <a:effectLst/>
+      </c:spPr>
+    </c:plotArea>
+    <c:legend>
+      <c:legendPos val="b"/>
+      <c:layout>
+        <c:manualLayout>
+          <c:xMode val="edge"/>
+          <c:yMode val="edge"/>
+          <c:x val="3.1679970068991495E-2"/>
+          <c:y val="0.84084169230912265"/>
+          <c:w val="0.9399862201430943"/>
+          <c:h val="0.11474681367308429"/>
+        </c:manualLayout>
+      </c:layout>
+      <c:overlay val="0"/>
+      <c:spPr>
+        <a:noFill/>
+        <a:ln>
+          <a:noFill/>
+        </a:ln>
+        <a:effectLst/>
+      </c:spPr>
+      <c:txPr>
+        <a:bodyPr rot="0" spcFirstLastPara="1" vertOverflow="ellipsis" vert="horz" wrap="square" anchor="ctr" anchorCtr="1"/>
+        <a:lstStyle/>
+        <a:p>
+          <a:pPr>
+            <a:defRPr sz="900" b="0" i="0" u="none" strike="noStrike" kern="1200" baseline="0">
+              <a:solidFill>
+                <a:schemeClr val="tx1">
+                  <a:lumMod val="65000"/>
+                  <a:lumOff val="35000"/>
+                </a:schemeClr>
+              </a:solidFill>
+              <a:latin typeface="+mn-lt"/>
+              <a:ea typeface="+mn-ea"/>
+              <a:cs typeface="+mn-cs"/>
+            </a:defRPr>
+          </a:pPr>
+          <a:endParaRPr lang="ru-RU"/>
+        </a:p>
+      </c:txPr>
+    </c:legend>
+    <c:plotVisOnly val="1"/>
+    <c:dispBlanksAs val="gap"/>
+    <c:showDLblsOverMax val="0"/>
+  </c:chart>
+  <c:spPr>
+    <a:solidFill>
+      <a:schemeClr val="bg1"/>
+    </a:solidFill>
+    <a:ln w="9525" cap="flat" cmpd="sng" algn="ctr">
+      <a:solidFill>
+        <a:schemeClr val="tx1">
+          <a:lumMod val="15000"/>
+          <a:lumOff val="85000"/>
+        </a:schemeClr>
+      </a:solidFill>
+      <a:round/>
+    </a:ln>
+    <a:effectLst/>
+  </c:spPr>
+  <c:txPr>
+    <a:bodyPr/>
+    <a:lstStyle/>
+    <a:p>
+      <a:pPr>
+        <a:defRPr/>
+      </a:pPr>
+      <a:endParaRPr lang="ru-RU"/>
+    </a:p>
+  </c:txPr>
+  <c:externalData r:id="rId3">
+    <c:autoUpdate val="0"/>
+  </c:externalData>
+</c:chartSpace>
+</file>
+
+<file path=word/charts/colors1.xml><?xml version="1.0" encoding="utf-8"?>
+<cs:colorStyle xmlns:cs="http://schemas.microsoft.com/office/drawing/2012/chartStyle" xmlns:a="http://schemas.openxmlformats.org/drawingml/2006/main" meth="cycle" id="10">
+  <a:schemeClr val="accent1"/>
+  <a:schemeClr val="accent2"/>
+  <a:schemeClr val="accent3"/>
+  <a:schemeClr val="accent4"/>
+  <a:schemeClr val="accent5"/>
+  <a:schemeClr val="accent6"/>
+  <cs:variation/>
+  <cs:variation>
+    <a:lumMod val="60000"/>
+  </cs:variation>
+  <cs:variation>
+    <a:lumMod val="80000"/>
+    <a:lumOff val="20000"/>
+  </cs:variation>
+  <cs:variation>
+    <a:lumMod val="80000"/>
+  </cs:variation>
+  <cs:variation>
+    <a:lumMod val="60000"/>
+    <a:lumOff val="40000"/>
+  </cs:variation>
+  <cs:variation>
+    <a:lumMod val="50000"/>
+  </cs:variation>
+  <cs:variation>
+    <a:lumMod val="70000"/>
+    <a:lumOff val="30000"/>
+  </cs:variation>
+  <cs:variation>
+    <a:lumMod val="70000"/>
+  </cs:variation>
+  <cs:variation>
+    <a:lumMod val="50000"/>
+    <a:lumOff val="50000"/>
+  </cs:variation>
+</cs:colorStyle>
+</file>
+
+<file path=word/charts/colors2.xml><?xml version="1.0" encoding="utf-8"?>
+<cs:colorStyle xmlns:cs="http://schemas.microsoft.com/office/drawing/2012/chartStyle" xmlns:a="http://schemas.openxmlformats.org/drawingml/2006/main" meth="cycle" id="10">
+  <a:schemeClr val="accent1"/>
+  <a:schemeClr val="accent2"/>
+  <a:schemeClr val="accent3"/>
+  <a:schemeClr val="accent4"/>
+  <a:schemeClr val="accent5"/>
+  <a:schemeClr val="accent6"/>
+  <cs:variation/>
+  <cs:variation>
+    <a:lumMod val="60000"/>
+  </cs:variation>
+  <cs:variation>
+    <a:lumMod val="80000"/>
+    <a:lumOff val="20000"/>
+  </cs:variation>
+  <cs:variation>
+    <a:lumMod val="80000"/>
+  </cs:variation>
+  <cs:variation>
+    <a:lumMod val="60000"/>
+    <a:lumOff val="40000"/>
+  </cs:variation>
+  <cs:variation>
+    <a:lumMod val="50000"/>
+  </cs:variation>
+  <cs:variation>
+    <a:lumMod val="70000"/>
+    <a:lumOff val="30000"/>
+  </cs:variation>
+  <cs:variation>
+    <a:lumMod val="70000"/>
+  </cs:variation>
+  <cs:variation>
+    <a:lumMod val="50000"/>
+    <a:lumOff val="50000"/>
+  </cs:variation>
+</cs:colorStyle>
+</file>
+
+<file path=word/charts/style1.xml><?xml version="1.0" encoding="utf-8"?>
+<cs:chartStyle xmlns:cs="http://schemas.microsoft.com/office/drawing/2012/chartStyle" xmlns:a="http://schemas.openxmlformats.org/drawingml/2006/main" id="251">
+  <cs:axisTitle>
+    <cs:lnRef idx="0"/>
+    <cs:fillRef idx="0"/>
+    <cs:effectRef idx="0"/>
+    <cs:fontRef idx="minor">
+      <a:schemeClr val="tx1">
+        <a:lumMod val="65000"/>
+        <a:lumOff val="35000"/>
+      </a:schemeClr>
+    </cs:fontRef>
+    <cs:defRPr sz="1000" kern="1200"/>
+  </cs:axisTitle>
+  <cs:categoryAxis>
+    <cs:lnRef idx="0"/>
+    <cs:fillRef idx="0"/>
+    <cs:effectRef idx="0"/>
+    <cs:fontRef idx="minor">
+      <a:schemeClr val="tx1">
+        <a:lumMod val="65000"/>
+        <a:lumOff val="35000"/>
+      </a:schemeClr>
+    </cs:fontRef>
+    <cs:spPr>
+      <a:ln w="9525" cap="flat" cmpd="sng" algn="ctr">
+        <a:solidFill>
+          <a:schemeClr val="tx1">
+            <a:lumMod val="15000"/>
+            <a:lumOff val="85000"/>
+          </a:schemeClr>
+        </a:solidFill>
+        <a:round/>
+      </a:ln>
+    </cs:spPr>
+    <cs:defRPr sz="900" kern="1200"/>
+  </cs:categoryAxis>
+  <cs:chartArea mods="allowNoFillOverride allowNoLineOverride">
+    <cs:lnRef idx="0"/>
+    <cs:fillRef idx="0"/>
+    <cs:effectRef idx="0"/>
+    <cs:fontRef idx="minor">
+      <a:schemeClr val="tx1"/>
+    </cs:fontRef>
+    <cs:spPr>
+      <a:solidFill>
+        <a:schemeClr val="bg1"/>
+      </a:solidFill>
+      <a:ln w="9525" cap="flat" cmpd="sng" algn="ctr">
+        <a:solidFill>
+          <a:schemeClr val="tx1">
+            <a:lumMod val="15000"/>
+            <a:lumOff val="85000"/>
+          </a:schemeClr>
+        </a:solidFill>
+        <a:round/>
+      </a:ln>
+    </cs:spPr>
+    <cs:defRPr sz="900" kern="1200"/>
+  </cs:chartArea>
+  <cs:dataLabel>
+    <cs:lnRef idx="0"/>
+    <cs:fillRef idx="0"/>
+    <cs:effectRef idx="0"/>
+    <cs:fontRef idx="minor">
+      <a:schemeClr val="tx1">
+        <a:lumMod val="75000"/>
+        <a:lumOff val="25000"/>
+      </a:schemeClr>
+    </cs:fontRef>
+    <cs:defRPr sz="900" kern="1200"/>
+  </cs:dataLabel>
+  <cs:dataLabelCallout>
+    <cs:lnRef idx="0"/>
+    <cs:fillRef idx="0"/>
+    <cs:effectRef idx="0"/>
+    <cs:fontRef idx="minor">
+      <a:schemeClr val="dk1">
+        <a:lumMod val="65000"/>
+        <a:lumOff val="35000"/>
+      </a:schemeClr>
+    </cs:fontRef>
+    <cs:spPr>
+      <a:solidFill>
+        <a:schemeClr val="lt1"/>
+      </a:solidFill>
+      <a:ln>
+        <a:solidFill>
+          <a:schemeClr val="dk1">
+            <a:lumMod val="25000"/>
+            <a:lumOff val="75000"/>
+          </a:schemeClr>
+        </a:solidFill>
+      </a:ln>
+    </cs:spPr>
+    <cs:defRPr sz="900" kern="1200"/>
+    <cs:bodyPr rot="0" spcFirstLastPara="1" vertOverflow="clip" horzOverflow="clip" vert="horz" wrap="square" lIns="36576" tIns="18288" rIns="36576" bIns="18288" anchor="ctr" anchorCtr="1">
+      <a:spAutoFit/>
+    </cs:bodyPr>
+  </cs:dataLabelCallout>
+  <cs:dataPoint>
+    <cs:lnRef idx="0"/>
+    <cs:fillRef idx="1">
+      <cs:styleClr val="auto"/>
+    </cs:fillRef>
+    <cs:effectRef idx="0"/>
+    <cs:fontRef idx="minor">
+      <a:schemeClr val="tx1"/>
+    </cs:fontRef>
+    <cs:spPr>
+      <a:ln w="19050">
+        <a:solidFill>
+          <a:schemeClr val="lt1"/>
+        </a:solidFill>
+      </a:ln>
+    </cs:spPr>
+  </cs:dataPoint>
+  <cs:dataPoint3D>
+    <cs:lnRef idx="0"/>
+    <cs:fillRef idx="1">
+      <cs:styleClr val="auto"/>
+    </cs:fillRef>
+    <cs:effectRef idx="0"/>
+    <cs:fontRef idx="minor">
+      <a:schemeClr val="tx1"/>
+    </cs:fontRef>
+    <cs:spPr>
+      <a:ln w="25400">
+        <a:solidFill>
+          <a:schemeClr val="lt1"/>
+        </a:solidFill>
+      </a:ln>
+    </cs:spPr>
+  </cs:dataPoint3D>
+  <cs:dataPointLine>
+    <cs:lnRef idx="0">
+      <cs:styleClr val="auto"/>
+    </cs:lnRef>
+    <cs:fillRef idx="0"/>
+    <cs:effectRef idx="0"/>
+    <cs:fontRef idx="minor">
+      <a:schemeClr val="tx1"/>
+    </cs:fontRef>
+    <cs:spPr>
+      <a:ln w="28575" cap="rnd">
+        <a:solidFill>
+          <a:schemeClr val="phClr"/>
+        </a:solidFill>
+        <a:round/>
+      </a:ln>
+    </cs:spPr>
+  </cs:dataPointLine>
+  <cs:dataPointMarker>
+    <cs:lnRef idx="0">
+      <cs:styleClr val="auto"/>
+    </cs:lnRef>
+    <cs:fillRef idx="1">
+      <cs:styleClr val="auto"/>
+    </cs:fillRef>
+    <cs:effectRef idx="0"/>
+    <cs:fontRef idx="minor">
+      <a:schemeClr val="tx1"/>
+    </cs:fontRef>
+    <cs:spPr>
+      <a:ln w="9525">
+        <a:solidFill>
+          <a:schemeClr val="phClr"/>
+        </a:solidFill>
+      </a:ln>
+    </cs:spPr>
+  </cs:dataPointMarker>
+  <cs:dataPointMarkerLayout symbol="circle" size="5"/>
+  <cs:dataPointWireframe>
+    <cs:lnRef idx="0">
+      <cs:styleClr val="auto"/>
+    </cs:lnRef>
+    <cs:fillRef idx="0"/>
+    <cs:effectRef idx="0"/>
+    <cs:fontRef idx="minor">
+      <a:schemeClr val="tx1"/>
+    </cs:fontRef>
+    <cs:spPr>
+      <a:ln w="9525" cap="rnd">
+        <a:solidFill>
+          <a:schemeClr val="phClr"/>
+        </a:solidFill>
+        <a:round/>
+      </a:ln>
+    </cs:spPr>
+  </cs:dataPointWireframe>
+  <cs:dataTable>
+    <cs:lnRef idx="0"/>
+    <cs:fillRef idx="0"/>
+    <cs:effectRef idx="0"/>
+    <cs:fontRef idx="minor">
+      <a:schemeClr val="tx1">
+        <a:lumMod val="65000"/>
+        <a:lumOff val="35000"/>
+      </a:schemeClr>
+    </cs:fontRef>
+    <cs:spPr>
+      <a:noFill/>
+      <a:ln w="9525" cap="flat" cmpd="sng" algn="ctr">
+        <a:solidFill>
+          <a:schemeClr val="tx1">
+            <a:lumMod val="15000"/>
+            <a:lumOff val="85000"/>
+          </a:schemeClr>
+        </a:solidFill>
+        <a:round/>
+      </a:ln>
+    </cs:spPr>
+    <cs:defRPr sz="900" kern="1200"/>
+  </cs:dataTable>
+  <cs:downBar>
+    <cs:lnRef idx="0"/>
+    <cs:fillRef idx="0"/>
+    <cs:effectRef idx="0"/>
+    <cs:fontRef idx="minor">
+      <a:schemeClr val="tx1"/>
+    </cs:fontRef>
+    <cs:spPr>
+      <a:solidFill>
+        <a:schemeClr val="dk1">
+          <a:lumMod val="75000"/>
+          <a:lumOff val="25000"/>
+        </a:schemeClr>
+      </a:solidFill>
+      <a:ln w="9525" cap="flat" cmpd="sng" algn="ctr">
+        <a:solidFill>
+          <a:schemeClr val="tx1">
+            <a:lumMod val="65000"/>
+            <a:lumOff val="35000"/>
+          </a:schemeClr>
+        </a:solidFill>
+        <a:round/>
+      </a:ln>
+    </cs:spPr>
+  </cs:downBar>
+  <cs:dropLine>
+    <cs:lnRef idx="0"/>
+    <cs:fillRef idx="0"/>
+    <cs:effectRef idx="0"/>
+    <cs:fontRef idx="minor">
+      <a:schemeClr val="tx1"/>
+    </cs:fontRef>
+    <cs:spPr>
+      <a:ln w="9525" cap="flat" cmpd="sng" algn="ctr">
+        <a:solidFill>
+          <a:schemeClr val="tx1">
+            <a:lumMod val="35000"/>
+            <a:lumOff val="65000"/>
+          </a:schemeClr>
+        </a:solidFill>
+        <a:round/>
+      </a:ln>
+    </cs:spPr>
+  </cs:dropLine>
+  <cs:errorBar>
+    <cs:lnRef idx="0"/>
+    <cs:fillRef idx="0"/>
+    <cs:effectRef idx="0"/>
+    <cs:fontRef idx="minor">
+      <a:schemeClr val="tx1"/>
+    </cs:fontRef>
+    <cs:spPr>
+      <a:ln w="9525" cap="flat" cmpd="sng" algn="ctr">
+        <a:solidFill>
+          <a:schemeClr val="tx1">
+            <a:lumMod val="65000"/>
+            <a:lumOff val="35000"/>
+          </a:schemeClr>
+        </a:solidFill>
+        <a:round/>
+      </a:ln>
+    </cs:spPr>
+  </cs:errorBar>
+  <cs:floor>
+    <cs:lnRef idx="0"/>
+    <cs:fillRef idx="0"/>
+    <cs:effectRef idx="0"/>
+    <cs:fontRef idx="minor">
+      <a:schemeClr val="tx1"/>
+    </cs:fontRef>
+    <cs:spPr>
+      <a:noFill/>
+      <a:ln>
+        <a:noFill/>
+      </a:ln>
+    </cs:spPr>
+  </cs:floor>
+  <cs:gridlineMajor>
+    <cs:lnRef idx="0"/>
+    <cs:fillRef idx="0"/>
+    <cs:effectRef idx="0"/>
+    <cs:fontRef idx="minor">
+      <a:schemeClr val="tx1"/>
+    </cs:fontRef>
+    <cs:spPr>
+      <a:ln w="9525" cap="flat" cmpd="sng" algn="ctr">
+        <a:solidFill>
+          <a:schemeClr val="tx1">
+            <a:lumMod val="15000"/>
+            <a:lumOff val="85000"/>
+          </a:schemeClr>
+        </a:solidFill>
+        <a:round/>
+      </a:ln>
+    </cs:spPr>
+  </cs:gridlineMajor>
+  <cs:gridlineMinor>
+    <cs:lnRef idx="0"/>
+    <cs:fillRef idx="0"/>
+    <cs:effectRef idx="0"/>
+    <cs:fontRef idx="minor">
+      <a:schemeClr val="tx1"/>
+    </cs:fontRef>
+    <cs:spPr>
+      <a:ln w="9525" cap="flat" cmpd="sng" algn="ctr">
+        <a:solidFill>
+          <a:schemeClr val="tx1">
+            <a:lumMod val="5000"/>
+            <a:lumOff val="95000"/>
+          </a:schemeClr>
+        </a:solidFill>
+        <a:round/>
+      </a:ln>
+    </cs:spPr>
+  </cs:gridlineMinor>
+  <cs:hiLoLine>
+    <cs:lnRef idx="0"/>
+    <cs:fillRef idx="0"/>
+    <cs:effectRef idx="0"/>
+    <cs:fontRef idx="minor">
+      <a:schemeClr val="tx1"/>
+    </cs:fontRef>
+    <cs:spPr>
+      <a:ln w="9525" cap="flat" cmpd="sng" algn="ctr">
+        <a:solidFill>
+          <a:schemeClr val="tx1">
+            <a:lumMod val="50000"/>
+            <a:lumOff val="50000"/>
+          </a:schemeClr>
+        </a:solidFill>
+        <a:round/>
+      </a:ln>
+    </cs:spPr>
+  </cs:hiLoLine>
+  <cs:leaderLine>
+    <cs:lnRef idx="0"/>
+    <cs:fillRef idx="0"/>
+    <cs:effectRef idx="0"/>
+    <cs:fontRef idx="minor">
+      <a:schemeClr val="tx1"/>
+    </cs:fontRef>
+    <cs:spPr>
+      <a:ln w="9525" cap="flat" cmpd="sng" algn="ctr">
+        <a:solidFill>
+          <a:schemeClr val="tx1">
+            <a:lumMod val="35000"/>
+            <a:lumOff val="65000"/>
+          </a:schemeClr>
+        </a:solidFill>
+        <a:round/>
+      </a:ln>
+    </cs:spPr>
+  </cs:leaderLine>
+  <cs:legend>
+    <cs:lnRef idx="0"/>
+    <cs:fillRef idx="0"/>
+    <cs:effectRef idx="0"/>
+    <cs:fontRef idx="minor">
+      <a:schemeClr val="tx1">
+        <a:lumMod val="65000"/>
+        <a:lumOff val="35000"/>
+      </a:schemeClr>
+    </cs:fontRef>
+    <cs:defRPr sz="900" kern="1200"/>
+  </cs:legend>
+  <cs:plotArea mods="allowNoFillOverride allowNoLineOverride">
+    <cs:lnRef idx="0"/>
+    <cs:fillRef idx="0"/>
+    <cs:effectRef idx="0"/>
+    <cs:fontRef idx="minor">
+      <a:schemeClr val="tx1"/>
+    </cs:fontRef>
+  </cs:plotArea>
+  <cs:plotArea3D mods="allowNoFillOverride allowNoLineOverride">
+    <cs:lnRef idx="0"/>
+    <cs:fillRef idx="0"/>
+    <cs:effectRef idx="0"/>
+    <cs:fontRef idx="minor">
+      <a:schemeClr val="tx1"/>
+    </cs:fontRef>
+  </cs:plotArea3D>
+  <cs:seriesAxis>
+    <cs:lnRef idx="0"/>
+    <cs:fillRef idx="0"/>
+    <cs:effectRef idx="0"/>
+    <cs:fontRef idx="minor">
+      <a:schemeClr val="tx1">
+        <a:lumMod val="65000"/>
+        <a:lumOff val="35000"/>
+      </a:schemeClr>
+    </cs:fontRef>
+    <cs:defRPr sz="900" kern="1200"/>
+  </cs:seriesAxis>
+  <cs:seriesLine>
+    <cs:lnRef idx="0"/>
+    <cs:fillRef idx="0"/>
+    <cs:effectRef idx="0"/>
+    <cs:fontRef idx="minor">
+      <a:schemeClr val="tx1"/>
+    </cs:fontRef>
+    <cs:spPr>
+      <a:ln w="9525" cap="flat" cmpd="sng" algn="ctr">
+        <a:solidFill>
+          <a:schemeClr val="tx1">
+            <a:lumMod val="35000"/>
+            <a:lumOff val="65000"/>
+          </a:schemeClr>
+        </a:solidFill>
+        <a:round/>
+      </a:ln>
+    </cs:spPr>
+  </cs:seriesLine>
+  <cs:title>
+    <cs:lnRef idx="0"/>
+    <cs:fillRef idx="0"/>
+    <cs:effectRef idx="0"/>
+    <cs:fontRef idx="minor">
+      <a:schemeClr val="tx1">
+        <a:lumMod val="65000"/>
+        <a:lumOff val="35000"/>
+      </a:schemeClr>
+    </cs:fontRef>
+    <cs:defRPr sz="1400" b="0" kern="1200" spc="0" baseline="0"/>
+  </cs:title>
+  <cs:trendline>
+    <cs:lnRef idx="0">
+      <cs:styleClr val="auto"/>
+    </cs:lnRef>
+    <cs:fillRef idx="0"/>
+    <cs:effectRef idx="0"/>
+    <cs:fontRef idx="minor">
+      <a:schemeClr val="tx1"/>
+    </cs:fontRef>
+    <cs:spPr>
+      <a:ln w="19050" cap="rnd">
+        <a:solidFill>
+          <a:schemeClr val="phClr"/>
+        </a:solidFill>
+        <a:prstDash val="sysDot"/>
+      </a:ln>
+    </cs:spPr>
+  </cs:trendline>
+  <cs:trendlineLabel>
+    <cs:lnRef idx="0"/>
+    <cs:fillRef idx="0"/>
+    <cs:effectRef idx="0"/>
+    <cs:fontRef idx="minor">
+      <a:schemeClr val="tx1">
+        <a:lumMod val="65000"/>
+        <a:lumOff val="35000"/>
+      </a:schemeClr>
+    </cs:fontRef>
+    <cs:defRPr sz="900" kern="1200"/>
+  </cs:trendlineLabel>
+  <cs:upBar>
+    <cs:lnRef idx="0"/>
+    <cs:fillRef idx="0"/>
+    <cs:effectRef idx="0"/>
+    <cs:fontRef idx="minor">
+      <a:schemeClr val="tx1"/>
+    </cs:fontRef>
+    <cs:spPr>
+      <a:solidFill>
+        <a:schemeClr val="lt1"/>
+      </a:solidFill>
+      <a:ln w="9525" cap="flat" cmpd="sng" algn="ctr">
+        <a:solidFill>
+          <a:schemeClr val="tx1">
+            <a:lumMod val="65000"/>
+            <a:lumOff val="35000"/>
+          </a:schemeClr>
+        </a:solidFill>
+        <a:round/>
+      </a:ln>
+    </cs:spPr>
+  </cs:upBar>
+  <cs:valueAxis>
+    <cs:lnRef idx="0"/>
+    <cs:fillRef idx="0"/>
+    <cs:effectRef idx="0"/>
+    <cs:fontRef idx="minor">
+      <a:schemeClr val="tx1">
+        <a:lumMod val="65000"/>
+        <a:lumOff val="35000"/>
+      </a:schemeClr>
+    </cs:fontRef>
+    <cs:defRPr sz="900" kern="1200"/>
+  </cs:valueAxis>
+  <cs:wall>
+    <cs:lnRef idx="0"/>
+    <cs:fillRef idx="0"/>
+    <cs:effectRef idx="0"/>
+    <cs:fontRef idx="minor">
+      <a:schemeClr val="tx1"/>
+    </cs:fontRef>
+    <cs:spPr>
+      <a:noFill/>
+      <a:ln>
+        <a:noFill/>
+      </a:ln>
+    </cs:spPr>
+  </cs:wall>
+</cs:chartStyle>
+</file>
+
+<file path=word/charts/style2.xml><?xml version="1.0" encoding="utf-8"?>
+<cs:chartStyle xmlns:cs="http://schemas.microsoft.com/office/drawing/2012/chartStyle" xmlns:a="http://schemas.openxmlformats.org/drawingml/2006/main" id="251">
+  <cs:axisTitle>
+    <cs:lnRef idx="0"/>
+    <cs:fillRef idx="0"/>
+    <cs:effectRef idx="0"/>
+    <cs:fontRef idx="minor">
+      <a:schemeClr val="tx1">
+        <a:lumMod val="65000"/>
+        <a:lumOff val="35000"/>
+      </a:schemeClr>
+    </cs:fontRef>
+    <cs:defRPr sz="1000" kern="1200"/>
+  </cs:axisTitle>
+  <cs:categoryAxis>
+    <cs:lnRef idx="0"/>
+    <cs:fillRef idx="0"/>
+    <cs:effectRef idx="0"/>
+    <cs:fontRef idx="minor">
+      <a:schemeClr val="tx1">
+        <a:lumMod val="65000"/>
+        <a:lumOff val="35000"/>
+      </a:schemeClr>
+    </cs:fontRef>
+    <cs:spPr>
+      <a:ln w="9525" cap="flat" cmpd="sng" algn="ctr">
+        <a:solidFill>
+          <a:schemeClr val="tx1">
+            <a:lumMod val="15000"/>
+            <a:lumOff val="85000"/>
+          </a:schemeClr>
+        </a:solidFill>
+        <a:round/>
+      </a:ln>
+    </cs:spPr>
+    <cs:defRPr sz="900" kern="1200"/>
+  </cs:categoryAxis>
+  <cs:chartArea mods="allowNoFillOverride allowNoLineOverride">
+    <cs:lnRef idx="0"/>
+    <cs:fillRef idx="0"/>
+    <cs:effectRef idx="0"/>
+    <cs:fontRef idx="minor">
+      <a:schemeClr val="tx1"/>
+    </cs:fontRef>
+    <cs:spPr>
+      <a:solidFill>
+        <a:schemeClr val="bg1"/>
+      </a:solidFill>
+      <a:ln w="9525" cap="flat" cmpd="sng" algn="ctr">
+        <a:solidFill>
+          <a:schemeClr val="tx1">
+            <a:lumMod val="15000"/>
+            <a:lumOff val="85000"/>
+          </a:schemeClr>
+        </a:solidFill>
+        <a:round/>
+      </a:ln>
+    </cs:spPr>
+    <cs:defRPr sz="900" kern="1200"/>
+  </cs:chartArea>
+  <cs:dataLabel>
+    <cs:lnRef idx="0"/>
+    <cs:fillRef idx="0"/>
+    <cs:effectRef idx="0"/>
+    <cs:fontRef idx="minor">
+      <a:schemeClr val="tx1">
+        <a:lumMod val="75000"/>
+        <a:lumOff val="25000"/>
+      </a:schemeClr>
+    </cs:fontRef>
+    <cs:defRPr sz="900" kern="1200"/>
+  </cs:dataLabel>
+  <cs:dataLabelCallout>
+    <cs:lnRef idx="0"/>
+    <cs:fillRef idx="0"/>
+    <cs:effectRef idx="0"/>
+    <cs:fontRef idx="minor">
+      <a:schemeClr val="dk1">
+        <a:lumMod val="65000"/>
+        <a:lumOff val="35000"/>
+      </a:schemeClr>
+    </cs:fontRef>
+    <cs:spPr>
+      <a:solidFill>
+        <a:schemeClr val="lt1"/>
+      </a:solidFill>
+      <a:ln>
+        <a:solidFill>
+          <a:schemeClr val="dk1">
+            <a:lumMod val="25000"/>
+            <a:lumOff val="75000"/>
+          </a:schemeClr>
+        </a:solidFill>
+      </a:ln>
+    </cs:spPr>
+    <cs:defRPr sz="900" kern="1200"/>
+    <cs:bodyPr rot="0" spcFirstLastPara="1" vertOverflow="clip" horzOverflow="clip" vert="horz" wrap="square" lIns="36576" tIns="18288" rIns="36576" bIns="18288" anchor="ctr" anchorCtr="1">
+      <a:spAutoFit/>
+    </cs:bodyPr>
+  </cs:dataLabelCallout>
+  <cs:dataPoint>
+    <cs:lnRef idx="0"/>
+    <cs:fillRef idx="1">
+      <cs:styleClr val="auto"/>
+    </cs:fillRef>
+    <cs:effectRef idx="0"/>
+    <cs:fontRef idx="minor">
+      <a:schemeClr val="tx1"/>
+    </cs:fontRef>
+    <cs:spPr>
+      <a:ln w="19050">
+        <a:solidFill>
+          <a:schemeClr val="lt1"/>
+        </a:solidFill>
+      </a:ln>
+    </cs:spPr>
+  </cs:dataPoint>
+  <cs:dataPoint3D>
+    <cs:lnRef idx="0"/>
+    <cs:fillRef idx="1">
+      <cs:styleClr val="auto"/>
+    </cs:fillRef>
+    <cs:effectRef idx="0"/>
+    <cs:fontRef idx="minor">
+      <a:schemeClr val="tx1"/>
+    </cs:fontRef>
+    <cs:spPr>
+      <a:ln w="25400">
+        <a:solidFill>
+          <a:schemeClr val="lt1"/>
+        </a:solidFill>
+      </a:ln>
+    </cs:spPr>
+  </cs:dataPoint3D>
+  <cs:dataPointLine>
+    <cs:lnRef idx="0">
+      <cs:styleClr val="auto"/>
+    </cs:lnRef>
+    <cs:fillRef idx="0"/>
+    <cs:effectRef idx="0"/>
+    <cs:fontRef idx="minor">
+      <a:schemeClr val="tx1"/>
+    </cs:fontRef>
+    <cs:spPr>
+      <a:ln w="28575" cap="rnd">
+        <a:solidFill>
+          <a:schemeClr val="phClr"/>
+        </a:solidFill>
+        <a:round/>
+      </a:ln>
+    </cs:spPr>
+  </cs:dataPointLine>
+  <cs:dataPointMarker>
+    <cs:lnRef idx="0">
+      <cs:styleClr val="auto"/>
+    </cs:lnRef>
+    <cs:fillRef idx="1">
+      <cs:styleClr val="auto"/>
+    </cs:fillRef>
+    <cs:effectRef idx="0"/>
+    <cs:fontRef idx="minor">
+      <a:schemeClr val="tx1"/>
+    </cs:fontRef>
+    <cs:spPr>
+      <a:ln w="9525">
+        <a:solidFill>
+          <a:schemeClr val="phClr"/>
+        </a:solidFill>
+      </a:ln>
+    </cs:spPr>
+  </cs:dataPointMarker>
+  <cs:dataPointMarkerLayout symbol="circle" size="5"/>
+  <cs:dataPointWireframe>
+    <cs:lnRef idx="0">
+      <cs:styleClr val="auto"/>
+    </cs:lnRef>
+    <cs:fillRef idx="0"/>
+    <cs:effectRef idx="0"/>
+    <cs:fontRef idx="minor">
+      <a:schemeClr val="tx1"/>
+    </cs:fontRef>
+    <cs:spPr>
+      <a:ln w="9525" cap="rnd">
+        <a:solidFill>
+          <a:schemeClr val="phClr"/>
+        </a:solidFill>
+        <a:round/>
+      </a:ln>
+    </cs:spPr>
+  </cs:dataPointWireframe>
+  <cs:dataTable>
+    <cs:lnRef idx="0"/>
+    <cs:fillRef idx="0"/>
+    <cs:effectRef idx="0"/>
+    <cs:fontRef idx="minor">
+      <a:schemeClr val="tx1">
+        <a:lumMod val="65000"/>
+        <a:lumOff val="35000"/>
+      </a:schemeClr>
+    </cs:fontRef>
+    <cs:spPr>
+      <a:noFill/>
+      <a:ln w="9525" cap="flat" cmpd="sng" algn="ctr">
+        <a:solidFill>
+          <a:schemeClr val="tx1">
+            <a:lumMod val="15000"/>
+            <a:lumOff val="85000"/>
+          </a:schemeClr>
+        </a:solidFill>
+        <a:round/>
+      </a:ln>
+    </cs:spPr>
+    <cs:defRPr sz="900" kern="1200"/>
+  </cs:dataTable>
+  <cs:downBar>
+    <cs:lnRef idx="0"/>
+    <cs:fillRef idx="0"/>
+    <cs:effectRef idx="0"/>
+    <cs:fontRef idx="minor">
+      <a:schemeClr val="tx1"/>
+    </cs:fontRef>
+    <cs:spPr>
+      <a:solidFill>
+        <a:schemeClr val="dk1">
+          <a:lumMod val="75000"/>
+          <a:lumOff val="25000"/>
+        </a:schemeClr>
+      </a:solidFill>
+      <a:ln w="9525" cap="flat" cmpd="sng" algn="ctr">
+        <a:solidFill>
+          <a:schemeClr val="tx1">
+            <a:lumMod val="65000"/>
+            <a:lumOff val="35000"/>
+          </a:schemeClr>
+        </a:solidFill>
+        <a:round/>
+      </a:ln>
+    </cs:spPr>
+  </cs:downBar>
+  <cs:dropLine>
+    <cs:lnRef idx="0"/>
+    <cs:fillRef idx="0"/>
+    <cs:effectRef idx="0"/>
+    <cs:fontRef idx="minor">
+      <a:schemeClr val="tx1"/>
+    </cs:fontRef>
+    <cs:spPr>
+      <a:ln w="9525" cap="flat" cmpd="sng" algn="ctr">
+        <a:solidFill>
+          <a:schemeClr val="tx1">
+            <a:lumMod val="35000"/>
+            <a:lumOff val="65000"/>
+          </a:schemeClr>
+        </a:solidFill>
+        <a:round/>
+      </a:ln>
+    </cs:spPr>
+  </cs:dropLine>
+  <cs:errorBar>
+    <cs:lnRef idx="0"/>
+    <cs:fillRef idx="0"/>
+    <cs:effectRef idx="0"/>
+    <cs:fontRef idx="minor">
+      <a:schemeClr val="tx1"/>
+    </cs:fontRef>
+    <cs:spPr>
+      <a:ln w="9525" cap="flat" cmpd="sng" algn="ctr">
+        <a:solidFill>
+          <a:schemeClr val="tx1">
+            <a:lumMod val="65000"/>
+            <a:lumOff val="35000"/>
+          </a:schemeClr>
+        </a:solidFill>
+        <a:round/>
+      </a:ln>
+    </cs:spPr>
+  </cs:errorBar>
+  <cs:floor>
+    <cs:lnRef idx="0"/>
+    <cs:fillRef idx="0"/>
+    <cs:effectRef idx="0"/>
+    <cs:fontRef idx="minor">
+      <a:schemeClr val="tx1"/>
+    </cs:fontRef>
+    <cs:spPr>
+      <a:noFill/>
+      <a:ln>
+        <a:noFill/>
+      </a:ln>
+    </cs:spPr>
+  </cs:floor>
+  <cs:gridlineMajor>
+    <cs:lnRef idx="0"/>
+    <cs:fillRef idx="0"/>
+    <cs:effectRef idx="0"/>
+    <cs:fontRef idx="minor">
+      <a:schemeClr val="tx1"/>
+    </cs:fontRef>
+    <cs:spPr>
+      <a:ln w="9525" cap="flat" cmpd="sng" algn="ctr">
+        <a:solidFill>
+          <a:schemeClr val="tx1">
+            <a:lumMod val="15000"/>
+            <a:lumOff val="85000"/>
+          </a:schemeClr>
+        </a:solidFill>
+        <a:round/>
+      </a:ln>
+    </cs:spPr>
+  </cs:gridlineMajor>
+  <cs:gridlineMinor>
+    <cs:lnRef idx="0"/>
+    <cs:fillRef idx="0"/>
+    <cs:effectRef idx="0"/>
+    <cs:fontRef idx="minor">
+      <a:schemeClr val="tx1"/>
+    </cs:fontRef>
+    <cs:spPr>
+      <a:ln w="9525" cap="flat" cmpd="sng" algn="ctr">
+        <a:solidFill>
+          <a:schemeClr val="tx1">
+            <a:lumMod val="5000"/>
+            <a:lumOff val="95000"/>
+          </a:schemeClr>
+        </a:solidFill>
+        <a:round/>
+      </a:ln>
+    </cs:spPr>
+  </cs:gridlineMinor>
+  <cs:hiLoLine>
+    <cs:lnRef idx="0"/>
+    <cs:fillRef idx="0"/>
+    <cs:effectRef idx="0"/>
+    <cs:fontRef idx="minor">
+      <a:schemeClr val="tx1"/>
+    </cs:fontRef>
+    <cs:spPr>
+      <a:ln w="9525" cap="flat" cmpd="sng" algn="ctr">
+        <a:solidFill>
+          <a:schemeClr val="tx1">
+            <a:lumMod val="50000"/>
+            <a:lumOff val="50000"/>
+          </a:schemeClr>
+        </a:solidFill>
+        <a:round/>
+      </a:ln>
+    </cs:spPr>
+  </cs:hiLoLine>
+  <cs:leaderLine>
+    <cs:lnRef idx="0"/>
+    <cs:fillRef idx="0"/>
+    <cs:effectRef idx="0"/>
+    <cs:fontRef idx="minor">
+      <a:schemeClr val="tx1"/>
+    </cs:fontRef>
+    <cs:spPr>
+      <a:ln w="9525" cap="flat" cmpd="sng" algn="ctr">
+        <a:solidFill>
+          <a:schemeClr val="tx1">
+            <a:lumMod val="35000"/>
+            <a:lumOff val="65000"/>
+          </a:schemeClr>
+        </a:solidFill>
+        <a:round/>
+      </a:ln>
+    </cs:spPr>
+  </cs:leaderLine>
+  <cs:legend>
+    <cs:lnRef idx="0"/>
+    <cs:fillRef idx="0"/>
+    <cs:effectRef idx="0"/>
+    <cs:fontRef idx="minor">
+      <a:schemeClr val="tx1">
+        <a:lumMod val="65000"/>
+        <a:lumOff val="35000"/>
+      </a:schemeClr>
+    </cs:fontRef>
+    <cs:defRPr sz="900" kern="1200"/>
+  </cs:legend>
+  <cs:plotArea mods="allowNoFillOverride allowNoLineOverride">
+    <cs:lnRef idx="0"/>
+    <cs:fillRef idx="0"/>
+    <cs:effectRef idx="0"/>
+    <cs:fontRef idx="minor">
+      <a:schemeClr val="tx1"/>
+    </cs:fontRef>
+  </cs:plotArea>
+  <cs:plotArea3D mods="allowNoFillOverride allowNoLineOverride">
+    <cs:lnRef idx="0"/>
+    <cs:fillRef idx="0"/>
+    <cs:effectRef idx="0"/>
+    <cs:fontRef idx="minor">
+      <a:schemeClr val="tx1"/>
+    </cs:fontRef>
+  </cs:plotArea3D>
+  <cs:seriesAxis>
+    <cs:lnRef idx="0"/>
+    <cs:fillRef idx="0"/>
+    <cs:effectRef idx="0"/>
+    <cs:fontRef idx="minor">
+      <a:schemeClr val="tx1">
+        <a:lumMod val="65000"/>
+        <a:lumOff val="35000"/>
+      </a:schemeClr>
+    </cs:fontRef>
+    <cs:defRPr sz="900" kern="1200"/>
+  </cs:seriesAxis>
+  <cs:seriesLine>
+    <cs:lnRef idx="0"/>
+    <cs:fillRef idx="0"/>
+    <cs:effectRef idx="0"/>
+    <cs:fontRef idx="minor">
+      <a:schemeClr val="tx1"/>
+    </cs:fontRef>
+    <cs:spPr>
+      <a:ln w="9525" cap="flat" cmpd="sng" algn="ctr">
+        <a:solidFill>
+          <a:schemeClr val="tx1">
+            <a:lumMod val="35000"/>
+            <a:lumOff val="65000"/>
+          </a:schemeClr>
+        </a:solidFill>
+        <a:round/>
+      </a:ln>
+    </cs:spPr>
+  </cs:seriesLine>
+  <cs:title>
+    <cs:lnRef idx="0"/>
+    <cs:fillRef idx="0"/>
+    <cs:effectRef idx="0"/>
+    <cs:fontRef idx="minor">
+      <a:schemeClr val="tx1">
+        <a:lumMod val="65000"/>
+        <a:lumOff val="35000"/>
+      </a:schemeClr>
+    </cs:fontRef>
+    <cs:defRPr sz="1400" b="0" kern="1200" spc="0" baseline="0"/>
+  </cs:title>
+  <cs:trendline>
+    <cs:lnRef idx="0">
+      <cs:styleClr val="auto"/>
+    </cs:lnRef>
+    <cs:fillRef idx="0"/>
+    <cs:effectRef idx="0"/>
+    <cs:fontRef idx="minor">
+      <a:schemeClr val="tx1"/>
+    </cs:fontRef>
+    <cs:spPr>
+      <a:ln w="19050" cap="rnd">
+        <a:solidFill>
+          <a:schemeClr val="phClr"/>
+        </a:solidFill>
+        <a:prstDash val="sysDot"/>
+      </a:ln>
+    </cs:spPr>
+  </cs:trendline>
+  <cs:trendlineLabel>
+    <cs:lnRef idx="0"/>
+    <cs:fillRef idx="0"/>
+    <cs:effectRef idx="0"/>
+    <cs:fontRef idx="minor">
+      <a:schemeClr val="tx1">
+        <a:lumMod val="65000"/>
+        <a:lumOff val="35000"/>
+      </a:schemeClr>
+    </cs:fontRef>
+    <cs:defRPr sz="900" kern="1200"/>
+  </cs:trendlineLabel>
+  <cs:upBar>
+    <cs:lnRef idx="0"/>
+    <cs:fillRef idx="0"/>
+    <cs:effectRef idx="0"/>
+    <cs:fontRef idx="minor">
+      <a:schemeClr val="tx1"/>
+    </cs:fontRef>
+    <cs:spPr>
+      <a:solidFill>
+        <a:schemeClr val="lt1"/>
+      </a:solidFill>
+      <a:ln w="9525" cap="flat" cmpd="sng" algn="ctr">
+        <a:solidFill>
+          <a:schemeClr val="tx1">
+            <a:lumMod val="65000"/>
+            <a:lumOff val="35000"/>
+          </a:schemeClr>
+        </a:solidFill>
+        <a:round/>
+      </a:ln>
+    </cs:spPr>
+  </cs:upBar>
+  <cs:valueAxis>
+    <cs:lnRef idx="0"/>
+    <cs:fillRef idx="0"/>
+    <cs:effectRef idx="0"/>
+    <cs:fontRef idx="minor">
+      <a:schemeClr val="tx1">
+        <a:lumMod val="65000"/>
+        <a:lumOff val="35000"/>
+      </a:schemeClr>
+    </cs:fontRef>
+    <cs:defRPr sz="900" kern="1200"/>
+  </cs:valueAxis>
+  <cs:wall>
+    <cs:lnRef idx="0"/>
+    <cs:fillRef idx="0"/>
+    <cs:effectRef idx="0"/>
+    <cs:fontRef idx="minor">
+      <a:schemeClr val="tx1"/>
+    </cs:fontRef>
+    <cs:spPr>
+      <a:noFill/>
+      <a:ln>
+        <a:noFill/>
+      </a:ln>
+    </cs:spPr>
+  </cs:wall>
+</cs:chartStyle>
 </file>
 
 <file path=word/theme/theme1.xml><?xml version="1.0" encoding="utf-8"?>
@@ -5922,4 +10005,16 @@
     </a:ext>
   </a:extLst>
 </a:theme>
+</file>
+
+<file path=customXml/item1.xml><?xml version="1.0" encoding="utf-8"?>
+<b:Sources xmlns:b="http://schemas.openxmlformats.org/officeDocument/2006/bibliography" xmlns="http://schemas.openxmlformats.org/officeDocument/2006/bibliography" SelectedStyle="\APASixthEditionOfficeOnline.xsl" StyleName="APA" Version="6"/>
+</file>
+
+<file path=customXml/itemProps1.xml><?xml version="1.0" encoding="utf-8"?>
+<ds:datastoreItem xmlns:ds="http://schemas.openxmlformats.org/officeDocument/2006/customXml" ds:itemID="{792D1929-6DCB-4946-9426-F1E2358EE687}">
+  <ds:schemaRefs>
+    <ds:schemaRef ds:uri="http://schemas.openxmlformats.org/officeDocument/2006/bibliography"/>
+  </ds:schemaRefs>
+</ds:datastoreItem>
 </file>